--- a/02-放大电路/04-射频放大电路/中频放大电路IF/中频放大电路IF.docx
+++ b/02-放大电路/04-射频放大电路/中频放大电路IF/中频放大电路IF.docx
@@ -3108,6 +3108,20 @@
     </w:p>
     <w:bookmarkEnd w:id="26"/>
     <w:bookmarkEnd w:id="27"/>
+    <w:p>
+      <w:pPr>
+        <w:spacing w:before="360"/>
+        <w:jc w:val="center"/>
+      </w:pPr>
+      <w:r>
+        <w:rPr>
+          <w:rFonts w:ascii="Times New Roman" w:hAnsi="Times New Roman"/>
+          <w:color w:val="555555"/>
+          <w:sz w:val="21"/>
+        </w:rPr>
+        <w:t>材料收集者：杜文杰</w:t>
+      </w:r>
+    </w:p>
     <w:sectPr>
       <w:headerReference r:id="rId9" w:type="default"/>
       <w:footerReference r:id="rId10" w:type="default"/>

--- a/02-放大电路/04-射频放大电路/中频放大电路IF/中频放大电路IF.docx
+++ b/02-放大电路/04-射频放大电路/中频放大电路IF/中频放大电路IF.docx
@@ -1,6 +1,6 @@
 
 <file path=word/document.xml><?xml version="1.0" encoding="utf-8"?>
-<w:document xmlns:w="http://schemas.openxmlformats.org/wordprocessingml/2006/main" xmlns:m="http://schemas.openxmlformats.org/officeDocument/2006/math" xmlns:r="http://schemas.openxmlformats.org/officeDocument/2006/relationships" xmlns:o="urn:schemas-microsoft-com:office:office" xmlns:v="urn:schemas-microsoft-com:vml" xmlns:w10="urn:schemas-microsoft-com:office:word" xmlns:a="http://schemas.openxmlformats.org/drawingml/2006/main" xmlns:pic="http://schemas.openxmlformats.org/drawingml/2006/picture" xmlns:wp="http://schemas.openxmlformats.org/drawingml/2006/wordprocessingDrawing">
+<w:document xmlns:m="http://schemas.openxmlformats.org/officeDocument/2006/math" xmlns:r="http://schemas.openxmlformats.org/officeDocument/2006/relationships" xmlns:w="http://schemas.openxmlformats.org/wordprocessingml/2006/main" xmlns:o="urn:schemas-microsoft-com:office:office" xmlns:v="urn:schemas-microsoft-com:vml" xmlns:w10="urn:schemas-microsoft-com:office:word" xmlns:a="http://schemas.openxmlformats.org/drawingml/2006/main" xmlns:pic="http://schemas.openxmlformats.org/drawingml/2006/picture" xmlns:wp="http://schemas.openxmlformats.org/drawingml/2006/wordprocessingDrawing">
   <w:body>
     <w:bookmarkStart w:id="27" w:name="中频放大电路-if"/>
     <w:p>
@@ -9,11 +9,14 @@
       </w:pPr>
       <w:r>
         <w:rPr>
-          <w:rFonts w:hint="eastAsia"/>
+          <w:rFonts w:hint="eastAsia" w:eastAsia="黑体"/>
         </w:rPr>
         <w:t xml:space="preserve">中频放大电路</w:t>
       </w:r>
       <w:r>
+        <w:rPr>
+          <w:rFonts w:eastAsia="黑体"/>
+        </w:rPr>
         <w:t xml:space="preserve"> IF</w:t>
       </w:r>
     </w:p>
@@ -24,7 +27,7 @@
       </w:pPr>
       <w:r>
         <w:rPr>
-          <w:rFonts w:hint="eastAsia"/>
+          <w:rFonts w:hint="eastAsia" w:eastAsia="黑体"/>
         </w:rPr>
         <w:t xml:space="preserve">拓扑描述</w:t>
       </w:r>
@@ -35,13 +38,13 @@
       </w:pPr>
       <w:r>
         <w:rPr>
-          <w:rFonts w:hint="eastAsia"/>
+          <w:rFonts w:hint="eastAsia" w:eastAsia="黑体"/>
         </w:rPr>
         <w:t xml:space="preserve">以典型的</w:t>
       </w:r>
       <w:r>
         <w:rPr>
-          <w:rFonts w:hint="eastAsia"/>
+          <w:rFonts w:hint="eastAsia" w:eastAsia="黑体"/>
           <w:b/>
           <w:bCs/>
         </w:rPr>
@@ -49,6 +52,7 @@
       </w:r>
       <w:r>
         <w:rPr>
+          <w:rFonts w:eastAsia="黑体"/>
           <w:b/>
           <w:bCs/>
         </w:rPr>
@@ -56,7 +60,7 @@
       </w:r>
       <w:r>
         <w:rPr>
-          <w:rFonts w:hint="eastAsia"/>
+          <w:rFonts w:hint="eastAsia" w:eastAsia="黑体"/>
           <w:b/>
           <w:bCs/>
         </w:rPr>
@@ -64,6 +68,7 @@
       </w:r>
       <w:r>
         <w:rPr>
+          <w:rFonts w:eastAsia="黑体"/>
           <w:b/>
           <w:bCs/>
         </w:rPr>
@@ -71,7 +76,7 @@
       </w:r>
       <w:r>
         <w:rPr>
-          <w:rFonts w:hint="eastAsia"/>
+          <w:rFonts w:hint="eastAsia" w:eastAsia="黑体"/>
           <w:b/>
           <w:bCs/>
         </w:rPr>
@@ -79,13 +84,13 @@
       </w:r>
       <w:r>
         <w:rPr>
-          <w:rFonts w:hint="eastAsia"/>
+          <w:rFonts w:hint="eastAsia" w:eastAsia="黑体"/>
         </w:rPr>
         <w:t xml:space="preserve">为代表性实现，本电路由</w:t>
       </w:r>
       <w:r>
         <w:rPr>
-          <w:rFonts w:hint="eastAsia"/>
+          <w:rFonts w:hint="eastAsia" w:eastAsia="黑体"/>
           <w:b/>
           <w:bCs/>
         </w:rPr>
@@ -93,6 +98,7 @@
       </w:r>
       <w:r>
         <w:rPr>
+          <w:rFonts w:eastAsia="黑体"/>
           <w:b/>
           <w:bCs/>
         </w:rPr>
@@ -114,18 +120,21 @@
       </m:oMath>
       <w:r>
         <w:rPr>
-          <w:rFonts w:hint="eastAsia"/>
+          <w:rFonts w:hint="eastAsia" w:eastAsia="黑体"/>
           <w:b/>
           <w:bCs/>
         </w:rPr>
         <w:t xml:space="preserve">（BJT）</w:t>
       </w:r>
       <w:r>
+        <w:rPr>
+          <w:rFonts w:eastAsia="黑体"/>
+        </w:rPr>
         <w:t xml:space="preserve">、</w:t>
       </w:r>
       <w:r>
         <w:rPr>
-          <w:rFonts w:hint="eastAsia"/>
+          <w:rFonts w:hint="eastAsia" w:eastAsia="黑体"/>
           <w:b/>
           <w:bCs/>
         </w:rPr>
@@ -133,6 +142,7 @@
       </w:r>
       <w:r>
         <w:rPr>
+          <w:rFonts w:eastAsia="黑体"/>
           <w:b/>
           <w:bCs/>
         </w:rPr>
@@ -156,11 +166,14 @@
         </m:sSub>
       </m:oMath>
       <w:r>
+        <w:rPr>
+          <w:rFonts w:eastAsia="黑体"/>
+        </w:rPr>
         <w:t xml:space="preserve">、</w:t>
       </w:r>
       <w:r>
         <w:rPr>
-          <w:rFonts w:hint="eastAsia"/>
+          <w:rFonts w:hint="eastAsia" w:eastAsia="黑体"/>
           <w:b/>
           <w:bCs/>
         </w:rPr>
@@ -168,6 +181,7 @@
       </w:r>
       <w:r>
         <w:rPr>
+          <w:rFonts w:eastAsia="黑体"/>
           <w:b/>
           <w:bCs/>
         </w:rPr>
@@ -189,6 +203,7 @@
       </m:oMath>
       <w:r>
         <w:rPr>
+          <w:rFonts w:eastAsia="黑体"/>
           <w:b/>
           <w:bCs/>
         </w:rPr>
@@ -209,11 +224,14 @@
         </m:sSub>
       </m:oMath>
       <w:r>
+        <w:rPr>
+          <w:rFonts w:eastAsia="黑体"/>
+        </w:rPr>
         <w:t xml:space="preserve">、</w:t>
       </w:r>
       <w:r>
         <w:rPr>
-          <w:rFonts w:hint="eastAsia"/>
+          <w:rFonts w:hint="eastAsia" w:eastAsia="黑体"/>
           <w:b/>
           <w:bCs/>
         </w:rPr>
@@ -221,6 +239,7 @@
       </w:r>
       <w:r>
         <w:rPr>
+          <w:rFonts w:eastAsia="黑体"/>
           <w:b/>
           <w:bCs/>
         </w:rPr>
@@ -242,6 +261,7 @@
       </m:oMath>
       <w:r>
         <w:rPr>
+          <w:rFonts w:eastAsia="黑体"/>
           <w:b/>
           <w:bCs/>
         </w:rPr>
@@ -249,7 +269,7 @@
       </w:r>
       <w:r>
         <w:rPr>
-          <w:rFonts w:hint="eastAsia"/>
+          <w:rFonts w:hint="eastAsia" w:eastAsia="黑体"/>
           <w:b/>
           <w:bCs/>
         </w:rPr>
@@ -257,6 +277,7 @@
       </w:r>
       <w:r>
         <w:rPr>
+          <w:rFonts w:eastAsia="黑体"/>
           <w:b/>
           <w:bCs/>
         </w:rPr>
@@ -277,11 +298,14 @@
         </m:sSub>
       </m:oMath>
       <w:r>
+        <w:rPr>
+          <w:rFonts w:eastAsia="黑体"/>
+        </w:rPr>
         <w:t xml:space="preserve">、</w:t>
       </w:r>
       <w:r>
         <w:rPr>
-          <w:rFonts w:hint="eastAsia"/>
+          <w:rFonts w:hint="eastAsia" w:eastAsia="黑体"/>
           <w:b/>
           <w:bCs/>
         </w:rPr>
@@ -289,6 +313,7 @@
       </w:r>
       <w:r>
         <w:rPr>
+          <w:rFonts w:eastAsia="黑体"/>
           <w:b/>
           <w:bCs/>
         </w:rPr>
@@ -310,6 +335,7 @@
       </m:oMath>
       <w:r>
         <w:rPr>
+          <w:rFonts w:eastAsia="黑体"/>
           <w:b/>
           <w:bCs/>
         </w:rPr>
@@ -317,7 +343,7 @@
       </w:r>
       <w:r>
         <w:rPr>
-          <w:rFonts w:hint="eastAsia"/>
+          <w:rFonts w:hint="eastAsia" w:eastAsia="黑体"/>
           <w:b/>
           <w:bCs/>
         </w:rPr>
@@ -325,6 +351,7 @@
       </w:r>
       <w:r>
         <w:rPr>
+          <w:rFonts w:eastAsia="黑体"/>
           <w:b/>
           <w:bCs/>
         </w:rPr>
@@ -346,6 +373,7 @@
       </m:oMath>
       <w:r>
         <w:rPr>
+          <w:rFonts w:eastAsia="黑体"/>
           <w:b/>
           <w:bCs/>
         </w:rPr>
@@ -353,27 +381,33 @@
       </w:r>
       <w:r>
         <w:rPr>
-          <w:rFonts w:hint="eastAsia"/>
+          <w:rFonts w:hint="eastAsia" w:eastAsia="黑体"/>
           <w:b/>
           <w:bCs/>
         </w:rPr>
         <w:t xml:space="preserve">并联）</w:t>
       </w:r>
       <w:r>
+        <w:rPr>
+          <w:rFonts w:eastAsia="黑体"/>
+        </w:rPr>
         <w:t xml:space="preserve"> </w:t>
       </w:r>
       <w:r>
         <w:rPr>
-          <w:rFonts w:hint="eastAsia"/>
+          <w:rFonts w:hint="eastAsia" w:eastAsia="黑体"/>
         </w:rPr>
         <w:t xml:space="preserve">与</w:t>
       </w:r>
       <w:r>
+        <w:rPr>
+          <w:rFonts w:eastAsia="黑体"/>
+        </w:rPr>
         <w:t xml:space="preserve"> </w:t>
       </w:r>
       <w:r>
         <w:rPr>
-          <w:rFonts w:hint="eastAsia"/>
+          <w:rFonts w:hint="eastAsia" w:eastAsia="黑体"/>
           <w:b/>
           <w:bCs/>
         </w:rPr>
@@ -381,6 +415,7 @@
       </w:r>
       <w:r>
         <w:rPr>
+          <w:rFonts w:eastAsia="黑体"/>
           <w:b/>
           <w:bCs/>
         </w:rPr>
@@ -407,26 +442,32 @@
         </m:sSub>
       </m:oMath>
       <w:r>
+        <w:rPr>
+          <w:rFonts w:eastAsia="黑体"/>
+        </w:rPr>
         <w:t xml:space="preserve"> </w:t>
       </w:r>
       <w:r>
         <w:rPr>
-          <w:rFonts w:hint="eastAsia"/>
+          <w:rFonts w:hint="eastAsia" w:eastAsia="黑体"/>
         </w:rPr>
         <w:t xml:space="preserve">组成。电路共有</w:t>
       </w:r>
       <w:r>
+        <w:rPr>
+          <w:rFonts w:eastAsia="黑体"/>
+        </w:rPr>
         <w:t xml:space="preserve"> 7 </w:t>
       </w:r>
       <w:r>
         <w:rPr>
-          <w:rFonts w:hint="eastAsia"/>
+          <w:rFonts w:hint="eastAsia" w:eastAsia="黑体"/>
         </w:rPr>
         <w:t xml:space="preserve">个关键节点：</w:t>
       </w:r>
       <w:r>
         <w:rPr>
-          <w:rFonts w:hint="eastAsia"/>
+          <w:rFonts w:hint="eastAsia" w:eastAsia="黑体"/>
           <w:b/>
           <w:bCs/>
         </w:rPr>
@@ -434,6 +475,7 @@
       </w:r>
       <w:r>
         <w:rPr>
+          <w:rFonts w:eastAsia="黑体"/>
           <w:b/>
           <w:bCs/>
         </w:rPr>
@@ -441,7 +483,7 @@
       </w:r>
       <w:r>
         <w:rPr>
-          <w:rFonts w:hint="eastAsia"/>
+          <w:rFonts w:hint="eastAsia" w:eastAsia="黑体"/>
           <w:b/>
           <w:bCs/>
         </w:rPr>
@@ -449,11 +491,14 @@
       </w:r>
       <w:r>
         <w:rPr>
-          <w:rFonts w:hint="eastAsia"/>
+          <w:rFonts w:hint="eastAsia" w:eastAsia="黑体"/>
         </w:rPr>
         <w:t xml:space="preserve">（上一级混频输出的信号源正端与</w:t>
       </w:r>
       <w:r>
+        <w:rPr>
+          <w:rFonts w:eastAsia="黑体"/>
+        </w:rPr>
         <w:t xml:space="preserve"> </w:t>
       </w:r>
       <m:oMath>
@@ -474,17 +519,20 @@
         </m:sSub>
       </m:oMath>
       <w:r>
+        <w:rPr>
+          <w:rFonts w:eastAsia="黑体"/>
+        </w:rPr>
         <w:t xml:space="preserve"> </w:t>
       </w:r>
       <w:r>
         <w:rPr>
-          <w:rFonts w:hint="eastAsia"/>
+          <w:rFonts w:hint="eastAsia" w:eastAsia="黑体"/>
         </w:rPr>
         <w:t xml:space="preserve">上端相连）；</w:t>
       </w:r>
       <w:r>
         <w:rPr>
-          <w:rFonts w:hint="eastAsia"/>
+          <w:rFonts w:hint="eastAsia" w:eastAsia="黑体"/>
           <w:b/>
           <w:bCs/>
         </w:rPr>
@@ -492,6 +540,7 @@
       </w:r>
       <w:r>
         <w:rPr>
+          <w:rFonts w:eastAsia="黑体"/>
           <w:b/>
           <w:bCs/>
         </w:rPr>
@@ -499,7 +548,7 @@
       </w:r>
       <w:r>
         <w:rPr>
-          <w:rFonts w:hint="eastAsia"/>
+          <w:rFonts w:hint="eastAsia" w:eastAsia="黑体"/>
           <w:b/>
           <w:bCs/>
         </w:rPr>
@@ -507,7 +556,7 @@
       </w:r>
       <w:r>
         <w:rPr>
-          <w:rFonts w:hint="eastAsia"/>
+          <w:rFonts w:hint="eastAsia" w:eastAsia="黑体"/>
         </w:rPr>
         <w:t xml:space="preserve">（</w:t>
       </w:r>
@@ -529,11 +578,14 @@
         </m:sSub>
       </m:oMath>
       <w:r>
+        <w:rPr>
+          <w:rFonts w:eastAsia="黑体"/>
+        </w:rPr>
         <w:t xml:space="preserve"> </w:t>
       </w:r>
       <w:r>
         <w:rPr>
-          <w:rFonts w:hint="eastAsia"/>
+          <w:rFonts w:hint="eastAsia" w:eastAsia="黑体"/>
         </w:rPr>
         <w:t xml:space="preserve">下端、</w:t>
       </w:r>
@@ -552,11 +604,14 @@
         </m:sSub>
       </m:oMath>
       <w:r>
+        <w:rPr>
+          <w:rFonts w:eastAsia="黑体"/>
+        </w:rPr>
         <w:t xml:space="preserve"> </w:t>
       </w:r>
       <w:r>
         <w:rPr>
-          <w:rFonts w:hint="eastAsia"/>
+          <w:rFonts w:hint="eastAsia" w:eastAsia="黑体"/>
         </w:rPr>
         <w:t xml:space="preserve">下端、</w:t>
       </w:r>
@@ -575,15 +630,21 @@
         </m:sSub>
       </m:oMath>
       <w:r>
+        <w:rPr>
+          <w:rFonts w:eastAsia="黑体"/>
+        </w:rPr>
         <w:t xml:space="preserve"> </w:t>
       </w:r>
       <w:r>
         <w:rPr>
-          <w:rFonts w:hint="eastAsia"/>
+          <w:rFonts w:hint="eastAsia" w:eastAsia="黑体"/>
         </w:rPr>
         <w:t xml:space="preserve">上端与</w:t>
       </w:r>
       <w:r>
+        <w:rPr>
+          <w:rFonts w:eastAsia="黑体"/>
+        </w:rPr>
         <w:t xml:space="preserve"> </w:t>
       </w:r>
       <m:oMath>
@@ -601,26 +662,32 @@
         </m:sSub>
       </m:oMath>
       <w:r>
+        <w:rPr>
+          <w:rFonts w:eastAsia="黑体"/>
+        </w:rPr>
         <w:t xml:space="preserve"> </w:t>
       </w:r>
       <w:r>
         <w:rPr>
-          <w:rFonts w:hint="eastAsia"/>
+          <w:rFonts w:hint="eastAsia" w:eastAsia="黑体"/>
         </w:rPr>
         <w:t xml:space="preserve">的基极</w:t>
       </w:r>
       <w:r>
+        <w:rPr>
+          <w:rFonts w:eastAsia="黑体"/>
+        </w:rPr>
         <w:t xml:space="preserve"> B </w:t>
       </w:r>
       <w:r>
         <w:rPr>
-          <w:rFonts w:hint="eastAsia"/>
+          <w:rFonts w:hint="eastAsia" w:eastAsia="黑体"/>
         </w:rPr>
         <w:t xml:space="preserve">四者相连）；</w:t>
       </w:r>
       <w:r>
         <w:rPr>
-          <w:rFonts w:hint="eastAsia"/>
+          <w:rFonts w:hint="eastAsia" w:eastAsia="黑体"/>
           <w:b/>
           <w:bCs/>
         </w:rPr>
@@ -628,6 +695,7 @@
       </w:r>
       <w:r>
         <w:rPr>
+          <w:rFonts w:eastAsia="黑体"/>
           <w:b/>
           <w:bCs/>
         </w:rPr>
@@ -635,7 +703,7 @@
       </w:r>
       <w:r>
         <w:rPr>
-          <w:rFonts w:hint="eastAsia"/>
+          <w:rFonts w:hint="eastAsia" w:eastAsia="黑体"/>
           <w:b/>
           <w:bCs/>
         </w:rPr>
@@ -643,7 +711,7 @@
       </w:r>
       <w:r>
         <w:rPr>
-          <w:rFonts w:hint="eastAsia"/>
+          <w:rFonts w:hint="eastAsia" w:eastAsia="黑体"/>
         </w:rPr>
         <w:t xml:space="preserve">（</w:t>
       </w:r>
@@ -662,15 +730,21 @@
         </m:sSub>
       </m:oMath>
       <w:r>
+        <w:rPr>
+          <w:rFonts w:eastAsia="黑体"/>
+        </w:rPr>
         <w:t xml:space="preserve"> </w:t>
       </w:r>
       <w:r>
         <w:rPr>
-          <w:rFonts w:hint="eastAsia"/>
+          <w:rFonts w:hint="eastAsia" w:eastAsia="黑体"/>
         </w:rPr>
         <w:t xml:space="preserve">的发射极</w:t>
       </w:r>
       <w:r>
+        <w:rPr>
+          <w:rFonts w:eastAsia="黑体"/>
+        </w:rPr>
         <w:t xml:space="preserve"> E、</w:t>
       </w:r>
       <m:oMath>
@@ -688,11 +762,14 @@
         </m:sSub>
       </m:oMath>
       <w:r>
+        <w:rPr>
+          <w:rFonts w:eastAsia="黑体"/>
+        </w:rPr>
         <w:t xml:space="preserve"> </w:t>
       </w:r>
       <w:r>
         <w:rPr>
-          <w:rFonts w:hint="eastAsia"/>
+          <w:rFonts w:hint="eastAsia" w:eastAsia="黑体"/>
         </w:rPr>
         <w:t xml:space="preserve">上端、</w:t>
       </w:r>
@@ -711,17 +788,20 @@
         </m:sSub>
       </m:oMath>
       <w:r>
+        <w:rPr>
+          <w:rFonts w:eastAsia="黑体"/>
+        </w:rPr>
         <w:t xml:space="preserve"> </w:t>
       </w:r>
       <w:r>
         <w:rPr>
-          <w:rFonts w:hint="eastAsia"/>
+          <w:rFonts w:hint="eastAsia" w:eastAsia="黑体"/>
         </w:rPr>
         <w:t xml:space="preserve">上端三者相连）；</w:t>
       </w:r>
       <w:r>
         <w:rPr>
-          <w:rFonts w:hint="eastAsia"/>
+          <w:rFonts w:hint="eastAsia" w:eastAsia="黑体"/>
           <w:b/>
           <w:bCs/>
         </w:rPr>
@@ -729,6 +809,7 @@
       </w:r>
       <w:r>
         <w:rPr>
+          <w:rFonts w:eastAsia="黑体"/>
           <w:b/>
           <w:bCs/>
         </w:rPr>
@@ -736,7 +817,7 @@
       </w:r>
       <w:r>
         <w:rPr>
-          <w:rFonts w:hint="eastAsia"/>
+          <w:rFonts w:hint="eastAsia" w:eastAsia="黑体"/>
           <w:b/>
           <w:bCs/>
         </w:rPr>
@@ -744,7 +825,7 @@
       </w:r>
       <w:r>
         <w:rPr>
-          <w:rFonts w:hint="eastAsia"/>
+          <w:rFonts w:hint="eastAsia" w:eastAsia="黑体"/>
         </w:rPr>
         <w:t xml:space="preserve">（</w:t>
       </w:r>
@@ -763,15 +844,21 @@
         </m:sSub>
       </m:oMath>
       <w:r>
+        <w:rPr>
+          <w:rFonts w:eastAsia="黑体"/>
+        </w:rPr>
         <w:t xml:space="preserve"> </w:t>
       </w:r>
       <w:r>
         <w:rPr>
-          <w:rFonts w:hint="eastAsia"/>
+          <w:rFonts w:hint="eastAsia" w:eastAsia="黑体"/>
         </w:rPr>
         <w:t xml:space="preserve">的集电极</w:t>
       </w:r>
       <w:r>
+        <w:rPr>
+          <w:rFonts w:eastAsia="黑体"/>
+        </w:rPr>
         <w:t xml:space="preserve"> C、</w:t>
       </w:r>
       <m:oMath>
@@ -789,11 +876,14 @@
         </m:sSub>
       </m:oMath>
       <w:r>
+        <w:rPr>
+          <w:rFonts w:eastAsia="黑体"/>
+        </w:rPr>
         <w:t xml:space="preserve"> </w:t>
       </w:r>
       <w:r>
         <w:rPr>
-          <w:rFonts w:hint="eastAsia"/>
+          <w:rFonts w:hint="eastAsia" w:eastAsia="黑体"/>
         </w:rPr>
         <w:t xml:space="preserve">上端、</w:t>
       </w:r>
@@ -812,11 +902,14 @@
         </m:sSub>
       </m:oMath>
       <w:r>
+        <w:rPr>
+          <w:rFonts w:eastAsia="黑体"/>
+        </w:rPr>
         <w:t xml:space="preserve"> </w:t>
       </w:r>
       <w:r>
         <w:rPr>
-          <w:rFonts w:hint="eastAsia"/>
+          <w:rFonts w:hint="eastAsia" w:eastAsia="黑体"/>
         </w:rPr>
         <w:t xml:space="preserve">上端、</w:t>
       </w:r>
@@ -841,17 +934,20 @@
         </m:sSub>
       </m:oMath>
       <w:r>
+        <w:rPr>
+          <w:rFonts w:eastAsia="黑体"/>
+        </w:rPr>
         <w:t xml:space="preserve"> </w:t>
       </w:r>
       <w:r>
         <w:rPr>
-          <w:rFonts w:hint="eastAsia"/>
+          <w:rFonts w:hint="eastAsia" w:eastAsia="黑体"/>
         </w:rPr>
         <w:t xml:space="preserve">一端相连）；</w:t>
       </w:r>
       <w:r>
         <w:rPr>
-          <w:rFonts w:hint="eastAsia"/>
+          <w:rFonts w:hint="eastAsia" w:eastAsia="黑体"/>
           <w:b/>
           <w:bCs/>
         </w:rPr>
@@ -859,6 +955,7 @@
       </w:r>
       <w:r>
         <w:rPr>
+          <w:rFonts w:eastAsia="黑体"/>
           <w:b/>
           <w:bCs/>
         </w:rPr>
@@ -866,7 +963,7 @@
       </w:r>
       <w:r>
         <w:rPr>
-          <w:rFonts w:hint="eastAsia"/>
+          <w:rFonts w:hint="eastAsia" w:eastAsia="黑体"/>
           <w:b/>
           <w:bCs/>
         </w:rPr>
@@ -874,7 +971,7 @@
       </w:r>
       <w:r>
         <w:rPr>
-          <w:rFonts w:hint="eastAsia"/>
+          <w:rFonts w:hint="eastAsia" w:eastAsia="黑体"/>
         </w:rPr>
         <w:t xml:space="preserve">（</w:t>
       </w:r>
@@ -899,15 +996,21 @@
         </m:sSub>
       </m:oMath>
       <w:r>
+        <w:rPr>
+          <w:rFonts w:eastAsia="黑体"/>
+        </w:rPr>
         <w:t xml:space="preserve"> </w:t>
       </w:r>
       <w:r>
         <w:rPr>
-          <w:rFonts w:hint="eastAsia"/>
+          <w:rFonts w:hint="eastAsia" w:eastAsia="黑体"/>
         </w:rPr>
         <w:t xml:space="preserve">另一端，作为中频输出</w:t>
       </w:r>
       <w:r>
+        <w:rPr>
+          <w:rFonts w:eastAsia="黑体"/>
+        </w:rPr>
         <w:t xml:space="preserve"> </w:t>
       </w:r>
       <m:oMath>
@@ -931,17 +1034,20 @@
         </m:sSub>
       </m:oMath>
       <w:r>
+        <w:rPr>
+          <w:rFonts w:eastAsia="黑体"/>
+        </w:rPr>
         <w:t xml:space="preserve"> </w:t>
       </w:r>
       <w:r>
         <w:rPr>
-          <w:rFonts w:hint="eastAsia"/>
+          <w:rFonts w:hint="eastAsia" w:eastAsia="黑体"/>
         </w:rPr>
         <w:t xml:space="preserve">送往检波/解调）；</w:t>
       </w:r>
       <w:r>
         <w:rPr>
-          <w:rFonts w:hint="eastAsia"/>
+          <w:rFonts w:hint="eastAsia" w:eastAsia="黑体"/>
           <w:b/>
           <w:bCs/>
         </w:rPr>
@@ -949,6 +1055,7 @@
       </w:r>
       <w:r>
         <w:rPr>
+          <w:rFonts w:eastAsia="黑体"/>
           <w:b/>
           <w:bCs/>
         </w:rPr>
@@ -956,7 +1063,7 @@
       </w:r>
       <w:r>
         <w:rPr>
-          <w:rFonts w:hint="eastAsia"/>
+          <w:rFonts w:hint="eastAsia" w:eastAsia="黑体"/>
           <w:b/>
           <w:bCs/>
         </w:rPr>
@@ -964,6 +1071,7 @@
       </w:r>
       <w:r>
         <w:rPr>
+          <w:rFonts w:eastAsia="黑体"/>
           <w:b/>
           <w:bCs/>
         </w:rPr>
@@ -994,7 +1102,7 @@
       </m:oMath>
       <w:r>
         <w:rPr>
-          <w:rFonts w:hint="eastAsia"/>
+          <w:rFonts w:hint="eastAsia" w:eastAsia="黑体"/>
         </w:rPr>
         <w:t xml:space="preserve">（</w:t>
       </w:r>
@@ -1013,11 +1121,14 @@
         </m:sSub>
       </m:oMath>
       <w:r>
+        <w:rPr>
+          <w:rFonts w:eastAsia="黑体"/>
+        </w:rPr>
         <w:t xml:space="preserve"> </w:t>
       </w:r>
       <w:r>
         <w:rPr>
-          <w:rFonts w:hint="eastAsia"/>
+          <w:rFonts w:hint="eastAsia" w:eastAsia="黑体"/>
         </w:rPr>
         <w:t xml:space="preserve">上端、</w:t>
       </w:r>
@@ -1036,11 +1147,14 @@
         </m:sSub>
       </m:oMath>
       <w:r>
+        <w:rPr>
+          <w:rFonts w:eastAsia="黑体"/>
+        </w:rPr>
         <w:t xml:space="preserve"> </w:t>
       </w:r>
       <w:r>
         <w:rPr>
-          <w:rFonts w:hint="eastAsia"/>
+          <w:rFonts w:hint="eastAsia" w:eastAsia="黑体"/>
         </w:rPr>
         <w:t xml:space="preserve">下端、</w:t>
       </w:r>
@@ -1059,17 +1173,20 @@
         </m:sSub>
       </m:oMath>
       <w:r>
+        <w:rPr>
+          <w:rFonts w:eastAsia="黑体"/>
+        </w:rPr>
         <w:t xml:space="preserve"> </w:t>
       </w:r>
       <w:r>
         <w:rPr>
-          <w:rFonts w:hint="eastAsia"/>
+          <w:rFonts w:hint="eastAsia" w:eastAsia="黑体"/>
         </w:rPr>
         <w:t xml:space="preserve">下端相连）；</w:t>
       </w:r>
       <w:r>
         <w:rPr>
-          <w:rFonts w:hint="eastAsia"/>
+          <w:rFonts w:hint="eastAsia" w:eastAsia="黑体"/>
           <w:b/>
           <w:bCs/>
         </w:rPr>
@@ -1077,6 +1194,7 @@
       </w:r>
       <w:r>
         <w:rPr>
+          <w:rFonts w:eastAsia="黑体"/>
           <w:b/>
           <w:bCs/>
         </w:rPr>
@@ -1084,7 +1202,7 @@
       </w:r>
       <w:r>
         <w:rPr>
-          <w:rFonts w:hint="eastAsia"/>
+          <w:rFonts w:hint="eastAsia" w:eastAsia="黑体"/>
           <w:b/>
           <w:bCs/>
         </w:rPr>
@@ -1092,6 +1210,7 @@
       </w:r>
       <w:r>
         <w:rPr>
+          <w:rFonts w:eastAsia="黑体"/>
           <w:b/>
           <w:bCs/>
         </w:rPr>
@@ -1099,7 +1218,7 @@
       </w:r>
       <w:r>
         <w:rPr>
-          <w:rFonts w:hint="eastAsia"/>
+          <w:rFonts w:hint="eastAsia" w:eastAsia="黑体"/>
         </w:rPr>
         <w:t xml:space="preserve">（</w:t>
       </w:r>
@@ -1118,11 +1237,14 @@
         </m:sSub>
       </m:oMath>
       <w:r>
+        <w:rPr>
+          <w:rFonts w:eastAsia="黑体"/>
+        </w:rPr>
         <w:t xml:space="preserve"> </w:t>
       </w:r>
       <w:r>
         <w:rPr>
-          <w:rFonts w:hint="eastAsia"/>
+          <w:rFonts w:hint="eastAsia" w:eastAsia="黑体"/>
         </w:rPr>
         <w:t xml:space="preserve">下端、</w:t>
       </w:r>
@@ -1141,11 +1263,14 @@
         </m:sSub>
       </m:oMath>
       <w:r>
+        <w:rPr>
+          <w:rFonts w:eastAsia="黑体"/>
+        </w:rPr>
         <w:t xml:space="preserve"> </w:t>
       </w:r>
       <w:r>
         <w:rPr>
-          <w:rFonts w:hint="eastAsia"/>
+          <w:rFonts w:hint="eastAsia" w:eastAsia="黑体"/>
         </w:rPr>
         <w:t xml:space="preserve">下端、</w:t>
       </w:r>
@@ -1164,11 +1289,14 @@
         </m:sSub>
       </m:oMath>
       <w:r>
+        <w:rPr>
+          <w:rFonts w:eastAsia="黑体"/>
+        </w:rPr>
         <w:t xml:space="preserve"> </w:t>
       </w:r>
       <w:r>
         <w:rPr>
-          <w:rFonts w:hint="eastAsia"/>
+          <w:rFonts w:hint="eastAsia" w:eastAsia="黑体"/>
         </w:rPr>
         <w:t xml:space="preserve">下端相连）。</w:t>
       </w:r>
@@ -1177,7 +1305,7 @@
       <w:pPr/>
       <w:r>
         <w:rPr>
-          <w:rFonts w:hint="eastAsia"/>
+          <w:rFonts w:hint="eastAsia" w:eastAsia="黑体"/>
         </w:rPr>
         <w:t xml:space="preserve">各元件管脚连接：</w:t>
       </w:r>
@@ -1196,38 +1324,50 @@
         </m:sSub>
       </m:oMath>
       <w:r>
+        <w:rPr>
+          <w:rFonts w:eastAsia="黑体"/>
+        </w:rPr>
         <w:t xml:space="preserve"> </w:t>
       </w:r>
       <w:r>
         <w:rPr>
-          <w:rFonts w:hint="eastAsia"/>
+          <w:rFonts w:hint="eastAsia" w:eastAsia="黑体"/>
         </w:rPr>
         <w:t xml:space="preserve">的基极</w:t>
       </w:r>
       <w:r>
+        <w:rPr>
+          <w:rFonts w:eastAsia="黑体"/>
+        </w:rPr>
         <w:t xml:space="preserve"> B </w:t>
       </w:r>
       <w:r>
         <w:rPr>
-          <w:rFonts w:hint="eastAsia"/>
+          <w:rFonts w:hint="eastAsia" w:eastAsia="黑体"/>
         </w:rPr>
         <w:t xml:space="preserve">接基极节点②、发射极</w:t>
       </w:r>
       <w:r>
+        <w:rPr>
+          <w:rFonts w:eastAsia="黑体"/>
+        </w:rPr>
         <w:t xml:space="preserve"> E </w:t>
       </w:r>
       <w:r>
         <w:rPr>
-          <w:rFonts w:hint="eastAsia"/>
+          <w:rFonts w:hint="eastAsia" w:eastAsia="黑体"/>
         </w:rPr>
         <w:t xml:space="preserve">接发射极节点③、集电极</w:t>
       </w:r>
       <w:r>
+        <w:rPr>
+          <w:rFonts w:eastAsia="黑体"/>
+        </w:rPr>
         <w:t xml:space="preserve"> C </w:t>
       </w:r>
       <w:r>
         <w:rPr>
-          <w:rFonts w:hint="eastAsia"/>
+          <w:rFonts w:hint="eastAsia" w:eastAsia="黑体"/>
         </w:rPr>
         <w:t xml:space="preserve">接集电极节点④；</w:t>
       </w:r>
@@ -1249,11 +1389,14 @@
         </m:sSub>
       </m:oMath>
       <w:r>
+        <w:rPr>
+          <w:rFonts w:eastAsia="黑体"/>
+        </w:rPr>
         <w:t xml:space="preserve"> </w:t>
       </w:r>
       <w:r>
         <w:rPr>
-          <w:rFonts w:hint="eastAsia"/>
+          <w:rFonts w:hint="eastAsia" w:eastAsia="黑体"/>
         </w:rPr>
         <w:t xml:space="preserve">一端接输入节点①、另一端接基极节点②；</w:t>
       </w:r>
@@ -1272,11 +1415,14 @@
         </m:sSub>
       </m:oMath>
       <w:r>
+        <w:rPr>
+          <w:rFonts w:eastAsia="黑体"/>
+        </w:rPr>
         <w:t xml:space="preserve"> </w:t>
       </w:r>
       <w:r>
         <w:rPr>
-          <w:rFonts w:hint="eastAsia"/>
+          <w:rFonts w:hint="eastAsia" w:eastAsia="黑体"/>
         </w:rPr>
         <w:t xml:space="preserve">一端接电源节点⑥、另一端接基极节点②；</w:t>
       </w:r>
@@ -1295,11 +1441,14 @@
         </m:sSub>
       </m:oMath>
       <w:r>
+        <w:rPr>
+          <w:rFonts w:eastAsia="黑体"/>
+        </w:rPr>
         <w:t xml:space="preserve"> </w:t>
       </w:r>
       <w:r>
         <w:rPr>
-          <w:rFonts w:hint="eastAsia"/>
+          <w:rFonts w:hint="eastAsia" w:eastAsia="黑体"/>
         </w:rPr>
         <w:t xml:space="preserve">一端接基极节点②、另一端接地节点⑦；</w:t>
       </w:r>
@@ -1318,11 +1467,14 @@
         </m:sSub>
       </m:oMath>
       <w:r>
+        <w:rPr>
+          <w:rFonts w:eastAsia="黑体"/>
+        </w:rPr>
         <w:t xml:space="preserve"> </w:t>
       </w:r>
       <w:r>
         <w:rPr>
-          <w:rFonts w:hint="eastAsia"/>
+          <w:rFonts w:hint="eastAsia" w:eastAsia="黑体"/>
         </w:rPr>
         <w:t xml:space="preserve">一端接发射极节点③、另一端接地节点⑦；</w:t>
       </w:r>
@@ -1341,11 +1493,14 @@
         </m:sSub>
       </m:oMath>
       <w:r>
+        <w:rPr>
+          <w:rFonts w:eastAsia="黑体"/>
+        </w:rPr>
         <w:t xml:space="preserve"> </w:t>
       </w:r>
       <w:r>
         <w:rPr>
-          <w:rFonts w:hint="eastAsia"/>
+          <w:rFonts w:hint="eastAsia" w:eastAsia="黑体"/>
         </w:rPr>
         <w:t xml:space="preserve">一端接发射极节点③、另一端接地节点⑦；</w:t>
       </w:r>
@@ -1364,11 +1519,14 @@
         </m:sSub>
       </m:oMath>
       <w:r>
+        <w:rPr>
+          <w:rFonts w:eastAsia="黑体"/>
+        </w:rPr>
         <w:t xml:space="preserve"> </w:t>
       </w:r>
       <w:r>
         <w:rPr>
-          <w:rFonts w:hint="eastAsia"/>
+          <w:rFonts w:hint="eastAsia" w:eastAsia="黑体"/>
         </w:rPr>
         <w:t xml:space="preserve">一端接集电极节点④、另一端接电源节点⑥；</w:t>
       </w:r>
@@ -1387,11 +1545,14 @@
         </m:sSub>
       </m:oMath>
       <w:r>
+        <w:rPr>
+          <w:rFonts w:eastAsia="黑体"/>
+        </w:rPr>
         <w:t xml:space="preserve"> </w:t>
       </w:r>
       <w:r>
         <w:rPr>
-          <w:rFonts w:hint="eastAsia"/>
+          <w:rFonts w:hint="eastAsia" w:eastAsia="黑体"/>
         </w:rPr>
         <w:t xml:space="preserve">一端接集电极节点④、另一端接电源节点⑥；</w:t>
       </w:r>
@@ -1416,11 +1577,14 @@
         </m:sSub>
       </m:oMath>
       <w:r>
+        <w:rPr>
+          <w:rFonts w:eastAsia="黑体"/>
+        </w:rPr>
         <w:t xml:space="preserve"> </w:t>
       </w:r>
       <w:r>
         <w:rPr>
-          <w:rFonts w:hint="eastAsia"/>
+          <w:rFonts w:hint="eastAsia" w:eastAsia="黑体"/>
         </w:rPr>
         <w:t xml:space="preserve">一端接集电极节点④、另一端接输出节点⑤。</w:t>
       </w:r>
@@ -1429,11 +1593,14 @@
       <w:pPr/>
       <w:r>
         <w:rPr>
-          <w:rFonts w:hint="eastAsia"/>
+          <w:rFonts w:hint="eastAsia" w:eastAsia="黑体"/>
         </w:rPr>
         <w:t xml:space="preserve">由此构成”信号经</w:t>
       </w:r>
       <w:r>
+        <w:rPr>
+          <w:rFonts w:eastAsia="黑体"/>
+        </w:rPr>
         <w:t xml:space="preserve"> </w:t>
       </w:r>
       <m:oMath>
@@ -1454,20 +1621,26 @@
         </m:sSub>
       </m:oMath>
       <w:r>
+        <w:rPr>
+          <w:rFonts w:eastAsia="黑体"/>
+        </w:rPr>
         <w:t xml:space="preserve"> </w:t>
       </w:r>
       <w:r>
         <w:rPr>
-          <w:rFonts w:hint="eastAsia"/>
+          <w:rFonts w:hint="eastAsia" w:eastAsia="黑体"/>
         </w:rPr>
         <w:t xml:space="preserve">耦合到基极、集电极并联</w:t>
       </w:r>
       <w:r>
+        <w:rPr>
+          <w:rFonts w:eastAsia="黑体"/>
+        </w:rPr>
         <w:t xml:space="preserve"> LC </w:t>
       </w:r>
       <w:r>
         <w:rPr>
-          <w:rFonts w:hint="eastAsia"/>
+          <w:rFonts w:hint="eastAsia" w:eastAsia="黑体"/>
         </w:rPr>
         <w:t xml:space="preserve">回路在固定中频谐振选频、</w:t>
       </w:r>
@@ -1492,11 +1665,14 @@
         </m:sSub>
       </m:oMath>
       <w:r>
+        <w:rPr>
+          <w:rFonts w:eastAsia="黑体"/>
+        </w:rPr>
         <w:t xml:space="preserve"> </w:t>
       </w:r>
       <w:r>
         <w:rPr>
-          <w:rFonts w:hint="eastAsia"/>
+          <w:rFonts w:hint="eastAsia" w:eastAsia="黑体"/>
         </w:rPr>
         <w:t xml:space="preserve">耦合输出”的单管共射单调谐中频放大组态，谐振点增益最大，实现窄带高选择性中频放大；多级实现时需保持各级调谐一致并做好级间去耦与屏蔽，防止中频自激。</w:t>
       </w:r>
@@ -1509,7 +1685,7 @@
       </w:pPr>
       <w:r>
         <w:rPr>
-          <w:rFonts w:hint="eastAsia"/>
+          <w:rFonts w:hint="eastAsia" w:eastAsia="黑体"/>
         </w:rPr>
         <w:t xml:space="preserve">工作原理</w:t>
       </w:r>
@@ -1520,16 +1696,19 @@
       </w:pPr>
       <w:r>
         <w:rPr>
-          <w:rFonts w:hint="eastAsia"/>
+          <w:rFonts w:hint="eastAsia" w:eastAsia="黑体"/>
         </w:rPr>
         <w:t xml:space="preserve">混频输出的中频信号经谐振回路选频，仅让中频附近窄带信号通过并放大，抑制镜像频率与邻道干扰；回路中心频率固定，增益在谐振点最大，获得窄带高选择性放大，之后送给检波</w:t>
       </w:r>
       <w:r>
+        <w:rPr>
+          <w:rFonts w:eastAsia="黑体"/>
+        </w:rPr>
         <w:t xml:space="preserve"> / </w:t>
       </w:r>
       <w:r>
         <w:rPr>
-          <w:rFonts w:hint="eastAsia"/>
+          <w:rFonts w:hint="eastAsia" w:eastAsia="黑体"/>
         </w:rPr>
         <w:t xml:space="preserve">解调。</w:t>
       </w:r>
@@ -1542,7 +1721,7 @@
       </w:pPr>
       <w:r>
         <w:rPr>
-          <w:rFonts w:hint="eastAsia"/>
+          <w:rFonts w:hint="eastAsia" w:eastAsia="黑体"/>
         </w:rPr>
         <w:t xml:space="preserve">关键计算公式</w:t>
       </w:r>
@@ -1555,11 +1734,14 @@
         </w:numPr>
       </w:pPr>
       <w:r>
+        <w:rPr>
+          <w:rFonts w:eastAsia="黑体"/>
+        </w:rPr>
         <w:t xml:space="preserve">LC </w:t>
       </w:r>
       <w:r>
         <w:rPr>
-          <w:rFonts w:hint="eastAsia"/>
+          <w:rFonts w:hint="eastAsia" w:eastAsia="黑体"/>
         </w:rPr>
         <w:t xml:space="preserve">谐振频率：</w:t>
       </w:r>
@@ -1636,7 +1818,7 @@
       </w:pPr>
       <w:r>
         <w:rPr>
-          <w:rFonts w:hint="eastAsia"/>
+          <w:rFonts w:hint="eastAsia" w:eastAsia="黑体"/>
         </w:rPr>
         <w:t xml:space="preserve">谐振回路品质因数：</w:t>
       </w:r>
@@ -1774,7 +1956,7 @@
       </w:pPr>
       <w:r>
         <w:rPr>
-          <w:rFonts w:hint="eastAsia"/>
+          <w:rFonts w:hint="eastAsia" w:eastAsia="黑体"/>
         </w:rPr>
         <w:t xml:space="preserve">谐振增益（单管共射）：</w:t>
       </w:r>
@@ -1849,16 +2031,19 @@
       </w:pPr>
       <w:r>
         <w:rPr>
-          <w:rFonts w:hint="eastAsia"/>
+          <w:rFonts w:hint="eastAsia" w:eastAsia="黑体"/>
         </w:rPr>
         <w:t xml:space="preserve">带通带宽（-3</w:t>
       </w:r>
       <w:r>
+        <w:rPr>
+          <w:rFonts w:eastAsia="黑体"/>
+        </w:rPr>
         <w:t xml:space="preserve"> </w:t>
       </w:r>
       <w:r>
         <w:rPr>
-          <w:rFonts w:hint="eastAsia"/>
+          <w:rFonts w:hint="eastAsia" w:eastAsia="黑体"/>
         </w:rPr>
         <w:t xml:space="preserve">dB）：</w:t>
       </w:r>
@@ -1921,7 +2106,7 @@
       </w:pPr>
       <w:r>
         <w:rPr>
-          <w:rFonts w:hint="eastAsia"/>
+          <w:rFonts w:hint="eastAsia" w:eastAsia="黑体"/>
         </w:rPr>
         <w:t xml:space="preserve">多级矩形系数（选择性）：</w:t>
       </w:r>
@@ -2030,7 +2215,7 @@
             </w:pPr>
             <w:r>
               <w:rPr>
-                <w:rFonts w:hint="eastAsia"/>
+                <w:rFonts w:hint="eastAsia" w:eastAsia="黑体"/>
               </w:rPr>
               <w:t xml:space="preserve">符号</w:t>
             </w:r>
@@ -2044,7 +2229,7 @@
             </w:pPr>
             <w:r>
               <w:rPr>
-                <w:rFonts w:hint="eastAsia"/>
+                <w:rFonts w:hint="eastAsia" w:eastAsia="黑体"/>
               </w:rPr>
               <w:t xml:space="preserve">含义</w:t>
             </w:r>
@@ -2058,7 +2243,7 @@
             </w:pPr>
             <w:r>
               <w:rPr>
-                <w:rFonts w:hint="eastAsia"/>
+                <w:rFonts w:hint="eastAsia" w:eastAsia="黑体"/>
               </w:rPr>
               <w:t xml:space="preserve">单位</w:t>
             </w:r>
@@ -2087,6 +2272,9 @@
               </m:sSub>
             </m:oMath>
             <w:r>
+              <w:rPr>
+                <w:rFonts w:eastAsia="黑体"/>
+              </w:rPr>
               <w:t xml:space="preserve">​</w:t>
             </w:r>
           </w:p>
@@ -2099,7 +2287,7 @@
             </w:pPr>
             <w:r>
               <w:rPr>
-                <w:rFonts w:hint="eastAsia"/>
+                <w:rFonts w:hint="eastAsia" w:eastAsia="黑体"/>
               </w:rPr>
               <w:t xml:space="preserve">中频谐振频率</w:t>
             </w:r>
@@ -2112,6 +2300,9 @@
               <w:pStyle w:val="Compact"/>
             </w:pPr>
             <w:r>
+              <w:rPr>
+                <w:rFonts w:eastAsia="黑体"/>
+              </w:rPr>
               <w:t xml:space="preserve">Hz</w:t>
             </w:r>
           </w:p>
@@ -2130,12 +2321,21 @@
               </m:r>
             </m:oMath>
             <w:r>
+              <w:rPr>
+                <w:rFonts w:eastAsia="黑体"/>
+              </w:rPr>
               <w:t xml:space="preserve"> </w:t>
             </w:r>
             <w:r>
+              <w:rPr>
+                <w:rFonts w:eastAsia="黑体"/>
+              </w:rPr>
               <w:t xml:space="preserve">/</w:t>
             </w:r>
             <w:r>
+              <w:rPr>
+                <w:rFonts w:eastAsia="黑体"/>
+              </w:rPr>
               <w:t xml:space="preserve"> </w:t>
             </w:r>
             <m:oMath>
@@ -2153,16 +2353,19 @@
             </w:pPr>
             <w:r>
               <w:rPr>
-                <w:rFonts w:hint="eastAsia"/>
+                <w:rFonts w:hint="eastAsia" w:eastAsia="黑体"/>
               </w:rPr>
               <w:t xml:space="preserve">谐振电感</w:t>
             </w:r>
             <w:r>
+              <w:rPr>
+                <w:rFonts w:eastAsia="黑体"/>
+              </w:rPr>
               <w:t xml:space="preserve"> / </w:t>
             </w:r>
             <w:r>
               <w:rPr>
-                <w:rFonts w:hint="eastAsia"/>
+                <w:rFonts w:hint="eastAsia" w:eastAsia="黑体"/>
               </w:rPr>
               <w:t xml:space="preserve">电容</w:t>
             </w:r>
@@ -2175,6 +2378,9 @@
               <w:pStyle w:val="Compact"/>
             </w:pPr>
             <w:r>
+              <w:rPr>
+                <w:rFonts w:eastAsia="黑体"/>
+              </w:rPr>
               <w:t xml:space="preserve">H / F</w:t>
             </w:r>
           </w:p>
@@ -2193,6 +2399,9 @@
               </m:r>
             </m:oMath>
             <w:r>
+              <w:rPr>
+                <w:rFonts w:eastAsia="黑体"/>
+              </w:rPr>
               <w:t xml:space="preserve">​</w:t>
             </w:r>
           </w:p>
@@ -2205,7 +2414,7 @@
             </w:pPr>
             <w:r>
               <w:rPr>
-                <w:rFonts w:hint="eastAsia"/>
+                <w:rFonts w:hint="eastAsia" w:eastAsia="黑体"/>
               </w:rPr>
               <w:t xml:space="preserve">品质因数</w:t>
             </w:r>
@@ -2219,7 +2428,7 @@
             </w:pPr>
             <w:r>
               <w:rPr>
-                <w:rFonts w:hint="eastAsia"/>
+                <w:rFonts w:hint="eastAsia" w:eastAsia="黑体"/>
               </w:rPr>
               <w:t xml:space="preserve">（无量纲）</w:t>
             </w:r>
@@ -2248,6 +2457,9 @@
               </m:sSub>
             </m:oMath>
             <w:r>
+              <w:rPr>
+                <w:rFonts w:eastAsia="黑体"/>
+              </w:rPr>
               <w:t xml:space="preserve">​</w:t>
             </w:r>
           </w:p>
@@ -2260,7 +2472,7 @@
             </w:pPr>
             <w:r>
               <w:rPr>
-                <w:rFonts w:hint="eastAsia"/>
+                <w:rFonts w:hint="eastAsia" w:eastAsia="黑体"/>
               </w:rPr>
               <w:t xml:space="preserve">谐振回路等效并联电阻</w:t>
             </w:r>
@@ -2273,6 +2485,9 @@
               <w:pStyle w:val="Compact"/>
             </w:pPr>
             <w:r>
+              <w:rPr>
+                <w:rFonts w:eastAsia="黑体"/>
+              </w:rPr>
               <w:t xml:space="preserve">Ω</w:t>
             </w:r>
           </w:p>
@@ -2300,6 +2515,9 @@
               </m:sSub>
             </m:oMath>
             <w:r>
+              <w:rPr>
+                <w:rFonts w:eastAsia="黑体"/>
+              </w:rPr>
               <w:t xml:space="preserve">​</w:t>
             </w:r>
           </w:p>
@@ -2312,7 +2530,7 @@
             </w:pPr>
             <w:r>
               <w:rPr>
-                <w:rFonts w:hint="eastAsia"/>
+                <w:rFonts w:hint="eastAsia" w:eastAsia="黑体"/>
               </w:rPr>
               <w:t xml:space="preserve">跨导</w:t>
             </w:r>
@@ -2325,6 +2543,9 @@
               <w:pStyle w:val="Compact"/>
             </w:pPr>
             <w:r>
+              <w:rPr>
+                <w:rFonts w:eastAsia="黑体"/>
+              </w:rPr>
               <w:t xml:space="preserve">S</w:t>
             </w:r>
           </w:p>
@@ -2346,6 +2567,9 @@
               </m:r>
             </m:oMath>
             <w:r>
+              <w:rPr>
+                <w:rFonts w:eastAsia="黑体"/>
+              </w:rPr>
               <w:t xml:space="preserve">​</w:t>
             </w:r>
           </w:p>
@@ -2358,7 +2582,7 @@
             </w:pPr>
             <w:r>
               <w:rPr>
-                <w:rFonts w:hint="eastAsia"/>
+                <w:rFonts w:hint="eastAsia" w:eastAsia="黑体"/>
               </w:rPr>
               <w:t xml:space="preserve">带宽</w:t>
             </w:r>
@@ -2371,6 +2595,9 @@
               <w:pStyle w:val="Compact"/>
             </w:pPr>
             <w:r>
+              <w:rPr>
+                <w:rFonts w:eastAsia="黑体"/>
+              </w:rPr>
               <w:t xml:space="preserve">Hz</w:t>
             </w:r>
           </w:p>
@@ -2385,7 +2612,7 @@
       </w:pPr>
       <w:r>
         <w:rPr>
-          <w:rFonts w:hint="eastAsia"/>
+          <w:rFonts w:hint="eastAsia" w:eastAsia="黑体"/>
         </w:rPr>
         <w:t xml:space="preserve">元件调整影响</w:t>
       </w:r>
@@ -2405,6 +2632,7 @@
       </m:oMath>
       <w:r>
         <w:rPr>
+          <w:rFonts w:eastAsia="黑体"/>
           <w:b/>
           <w:bCs/>
         </w:rPr>
@@ -2417,6 +2645,7 @@
       </m:oMath>
       <w:r>
         <w:rPr>
+          <w:rFonts w:eastAsia="黑体"/>
           <w:b/>
           <w:bCs/>
         </w:rPr>
@@ -2424,19 +2653,28 @@
       </w:r>
       <w:r>
         <w:rPr>
-          <w:rFonts w:hint="eastAsia"/>
+          <w:rFonts w:hint="eastAsia" w:eastAsia="黑体"/>
           <w:b/>
           <w:bCs/>
         </w:rPr>
         <w:t xml:space="preserve">增大</w:t>
       </w:r>
       <w:r>
+        <w:rPr>
+          <w:rFonts w:eastAsia="黑体"/>
+        </w:rPr>
         <w:t xml:space="preserve"> </w:t>
       </w:r>
       <w:r>
+        <w:rPr>
+          <w:rFonts w:eastAsia="黑体"/>
+        </w:rPr>
         <w:t xml:space="preserve">→</w:t>
       </w:r>
       <w:r>
+        <w:rPr>
+          <w:rFonts w:eastAsia="黑体"/>
+        </w:rPr>
         <w:t xml:space="preserve"> </w:t>
       </w:r>
       <m:oMath>
@@ -2454,11 +2692,14 @@
         </m:sSub>
       </m:oMath>
       <w:r>
+        <w:rPr>
+          <w:rFonts w:eastAsia="黑体"/>
+        </w:rPr>
         <w:t xml:space="preserve"> </w:t>
       </w:r>
       <w:r>
         <w:rPr>
-          <w:rFonts w:hint="eastAsia"/>
+          <w:rFonts w:hint="eastAsia" w:eastAsia="黑体"/>
         </w:rPr>
         <w:t xml:space="preserve">下降，中频偏移。</w:t>
       </w:r>
@@ -2478,6 +2719,7 @@
       </m:oMath>
       <w:r>
         <w:rPr>
+          <w:rFonts w:eastAsia="黑体"/>
           <w:b/>
           <w:bCs/>
         </w:rPr>
@@ -2485,21 +2727,27 @@
       </w:r>
       <w:r>
         <w:rPr>
-          <w:rFonts w:hint="eastAsia"/>
+          <w:rFonts w:hint="eastAsia" w:eastAsia="黑体"/>
           <w:b/>
           <w:bCs/>
         </w:rPr>
         <w:t xml:space="preserve">增大（回路损耗减小）</w:t>
       </w:r>
       <w:r>
+        <w:rPr>
+          <w:rFonts w:eastAsia="黑体"/>
+        </w:rPr>
         <w:t xml:space="preserve"> </w:t>
       </w:r>
       <w:r>
+        <w:rPr>
+          <w:rFonts w:eastAsia="黑体"/>
+        </w:rPr>
         <w:t xml:space="preserve">→ </w:t>
       </w:r>
       <w:r>
         <w:rPr>
-          <w:rFonts w:hint="eastAsia"/>
+          <w:rFonts w:hint="eastAsia" w:eastAsia="黑体"/>
         </w:rPr>
         <w:t xml:space="preserve">带宽变窄、选择性提高、增益升高。</w:t>
       </w:r>
@@ -2528,6 +2776,7 @@
       </m:oMath>
       <w:r>
         <w:rPr>
+          <w:rFonts w:eastAsia="黑体"/>
           <w:b/>
           <w:bCs/>
         </w:rPr>
@@ -2535,19 +2784,28 @@
       </w:r>
       <w:r>
         <w:rPr>
-          <w:rFonts w:hint="eastAsia"/>
+          <w:rFonts w:hint="eastAsia" w:eastAsia="黑体"/>
           <w:b/>
           <w:bCs/>
         </w:rPr>
         <w:t xml:space="preserve">减小（负载过重）</w:t>
       </w:r>
       <w:r>
+        <w:rPr>
+          <w:rFonts w:eastAsia="黑体"/>
+        </w:rPr>
         <w:t xml:space="preserve"> </w:t>
       </w:r>
       <w:r>
+        <w:rPr>
+          <w:rFonts w:eastAsia="黑体"/>
+        </w:rPr>
         <w:t xml:space="preserve">→</w:t>
       </w:r>
       <w:r>
+        <w:rPr>
+          <w:rFonts w:eastAsia="黑体"/>
+        </w:rPr>
         <w:t xml:space="preserve"> </w:t>
       </w:r>
       <m:oMath>
@@ -2556,11 +2814,14 @@
         </m:r>
       </m:oMath>
       <w:r>
+        <w:rPr>
+          <w:rFonts w:eastAsia="黑体"/>
+        </w:rPr>
         <w:t xml:space="preserve"> </w:t>
       </w:r>
       <w:r>
         <w:rPr>
-          <w:rFonts w:hint="eastAsia"/>
+          <w:rFonts w:hint="eastAsia" w:eastAsia="黑体"/>
         </w:rPr>
         <w:t xml:space="preserve">与增益下降、带宽展宽。</w:t>
       </w:r>
@@ -2575,21 +2836,27 @@
       </w:pPr>
       <w:r>
         <w:rPr>
-          <w:rFonts w:hint="eastAsia"/>
+          <w:rFonts w:hint="eastAsia" w:eastAsia="黑体"/>
           <w:b/>
           <w:bCs/>
         </w:rPr>
         <w:t xml:space="preserve">级联级数增多</w:t>
       </w:r>
       <w:r>
+        <w:rPr>
+          <w:rFonts w:eastAsia="黑体"/>
+        </w:rPr>
         <w:t xml:space="preserve"> </w:t>
       </w:r>
       <w:r>
+        <w:rPr>
+          <w:rFonts w:eastAsia="黑体"/>
+        </w:rPr>
         <w:t xml:space="preserve">→ </w:t>
       </w:r>
       <w:r>
         <w:rPr>
-          <w:rFonts w:hint="eastAsia"/>
+          <w:rFonts w:hint="eastAsia" w:eastAsia="黑体"/>
         </w:rPr>
         <w:t xml:space="preserve">总增益与选择性上升、矩形系数接近理想，但易自激。</w:t>
       </w:r>
@@ -2602,7 +2869,7 @@
       </w:pPr>
       <w:r>
         <w:rPr>
-          <w:rFonts w:hint="eastAsia"/>
+          <w:rFonts w:hint="eastAsia" w:eastAsia="黑体"/>
         </w:rPr>
         <w:t xml:space="preserve">典型参数示例</w:t>
       </w:r>
@@ -2617,11 +2884,14 @@
       </w:pPr>
       <w:r>
         <w:rPr>
-          <w:rFonts w:hint="eastAsia"/>
+          <w:rFonts w:hint="eastAsia" w:eastAsia="黑体"/>
         </w:rPr>
         <w:t xml:space="preserve">取</w:t>
       </w:r>
       <w:r>
+        <w:rPr>
+          <w:rFonts w:eastAsia="黑体"/>
+        </w:rPr>
         <w:t xml:space="preserve"> </w:t>
       </w:r>
       <m:oMath>
@@ -2652,6 +2922,9 @@
         </m:r>
       </m:oMath>
       <w:r>
+        <w:rPr>
+          <w:rFonts w:eastAsia="黑体"/>
+        </w:rPr>
         <w:t xml:space="preserve">、</w:t>
       </w:r>
       <m:oMath>
@@ -2680,7 +2953,7 @@
       </m:oMath>
       <w:r>
         <w:rPr>
-          <w:rFonts w:hint="eastAsia"/>
+          <w:rFonts w:hint="eastAsia" w:eastAsia="黑体"/>
         </w:rPr>
         <w:t xml:space="preserve">：</w:t>
       </w:r>
@@ -2810,6 +3083,9 @@
         </m:r>
       </m:oMath>
       <w:r>
+        <w:rPr>
+          <w:rFonts w:eastAsia="黑体"/>
+        </w:rPr>
         <w:t xml:space="preserve">。</w:t>
       </w:r>
     </w:p>
@@ -2823,11 +3099,14 @@
       </w:pPr>
       <w:r>
         <w:rPr>
-          <w:rFonts w:hint="eastAsia"/>
+          <w:rFonts w:hint="eastAsia" w:eastAsia="黑体"/>
         </w:rPr>
         <w:t xml:space="preserve">若</w:t>
       </w:r>
       <w:r>
+        <w:rPr>
+          <w:rFonts w:eastAsia="黑体"/>
+        </w:rPr>
         <w:t xml:space="preserve"> </w:t>
       </w:r>
       <m:oMath>
@@ -2846,11 +3125,14 @@
       </m:oMath>
       <w:r>
         <w:rPr>
-          <w:rFonts w:hint="eastAsia"/>
+          <w:rFonts w:hint="eastAsia" w:eastAsia="黑体"/>
         </w:rPr>
         <w:t xml:space="preserve">，则</w:t>
       </w:r>
       <w:r>
+        <w:rPr>
+          <w:rFonts w:eastAsia="黑体"/>
+        </w:rPr>
         <w:t xml:space="preserve"> </w:t>
       </w:r>
       <m:oMath>
@@ -2920,6 +3202,9 @@
         </m:r>
       </m:oMath>
       <w:r>
+        <w:rPr>
+          <w:rFonts w:eastAsia="黑体"/>
+        </w:rPr>
         <w:t xml:space="preserve">。</w:t>
       </w:r>
     </w:p>
@@ -2931,7 +3216,7 @@
       </w:pPr>
       <w:r>
         <w:rPr>
-          <w:rFonts w:hint="eastAsia"/>
+          <w:rFonts w:hint="eastAsia" w:eastAsia="黑体"/>
         </w:rPr>
         <w:t xml:space="preserve">常见器件型号</w:t>
       </w:r>
@@ -2946,7 +3231,7 @@
       </w:pPr>
       <w:r>
         <w:rPr>
-          <w:rFonts w:hint="eastAsia"/>
+          <w:rFonts w:hint="eastAsia" w:eastAsia="黑体"/>
         </w:rPr>
         <w:t xml:space="preserve">中放芯片：TA7640AP、MC1350、NE592、TL026C。</w:t>
       </w:r>
@@ -2961,25 +3246,31 @@
       </w:pPr>
       <w:r>
         <w:rPr>
-          <w:rFonts w:hint="eastAsia"/>
+          <w:rFonts w:hint="eastAsia" w:eastAsia="黑体"/>
         </w:rPr>
         <w:t xml:space="preserve">陶瓷</w:t>
       </w:r>
       <w:r>
+        <w:rPr>
+          <w:rFonts w:eastAsia="黑体"/>
+        </w:rPr>
         <w:t xml:space="preserve"> / </w:t>
       </w:r>
       <w:r>
         <w:rPr>
-          <w:rFonts w:hint="eastAsia"/>
+          <w:rFonts w:hint="eastAsia" w:eastAsia="黑体"/>
         </w:rPr>
         <w:t xml:space="preserve">晶体滤波器：455</w:t>
       </w:r>
       <w:r>
+        <w:rPr>
+          <w:rFonts w:eastAsia="黑体"/>
+        </w:rPr>
         <w:t xml:space="preserve"> kHz、10.7 MHz </w:t>
       </w:r>
       <w:r>
         <w:rPr>
-          <w:rFonts w:hint="eastAsia"/>
+          <w:rFonts w:hint="eastAsia" w:eastAsia="黑体"/>
         </w:rPr>
         <w:t xml:space="preserve">标准件；晶体管：2SC1674、2N2222。</w:t>
       </w:r>
@@ -2992,7 +3283,7 @@
       </w:pPr>
       <w:r>
         <w:rPr>
-          <w:rFonts w:hint="eastAsia"/>
+          <w:rFonts w:hint="eastAsia" w:eastAsia="黑体"/>
         </w:rPr>
         <w:t xml:space="preserve">注意事项</w:t>
       </w:r>
@@ -3007,7 +3298,7 @@
       </w:pPr>
       <w:r>
         <w:rPr>
-          <w:rFonts w:hint="eastAsia"/>
+          <w:rFonts w:hint="eastAsia" w:eastAsia="黑体"/>
         </w:rPr>
         <w:t xml:space="preserve">中频滤波器带宽需匹配信号带宽，过窄削信号、过宽引入邻道干扰。</w:t>
       </w:r>
@@ -3022,7 +3313,7 @@
       </w:pPr>
       <w:r>
         <w:rPr>
-          <w:rFonts w:hint="eastAsia"/>
+          <w:rFonts w:hint="eastAsia" w:eastAsia="黑体"/>
         </w:rPr>
         <w:t xml:space="preserve">多级中放需级间去耦与屏蔽，防止中频自激。</w:t>
       </w:r>
@@ -3037,16 +3328,19 @@
       </w:pPr>
       <w:r>
         <w:rPr>
-          <w:rFonts w:hint="eastAsia"/>
+          <w:rFonts w:hint="eastAsia" w:eastAsia="黑体"/>
         </w:rPr>
         <w:t xml:space="preserve">谐振回路</w:t>
       </w:r>
       <w:r>
+        <w:rPr>
+          <w:rFonts w:eastAsia="黑体"/>
+        </w:rPr>
         <w:t xml:space="preserve"> Q </w:t>
       </w:r>
       <w:r>
         <w:rPr>
-          <w:rFonts w:hint="eastAsia"/>
+          <w:rFonts w:hint="eastAsia" w:eastAsia="黑体"/>
         </w:rPr>
         <w:t xml:space="preserve">与负载阻抗相互牵制，需统筹增益、带宽与选择性。</w:t>
       </w:r>
@@ -3059,7 +3353,7 @@
       </w:pPr>
       <w:r>
         <w:rPr>
-          <w:rFonts w:hint="eastAsia"/>
+          <w:rFonts w:hint="eastAsia" w:eastAsia="黑体"/>
         </w:rPr>
         <w:t xml:space="preserve">参考资料</w:t>
       </w:r>
@@ -3073,6 +3367,9 @@
         </w:numPr>
       </w:pPr>
       <w:r>
+        <w:rPr>
+          <w:rFonts w:eastAsia="黑体"/>
+        </w:rPr>
         <w:t xml:space="preserve">Wikipedia: Intermediate frequency。</w:t>
       </w:r>
     </w:p>
@@ -3086,7 +3383,7 @@
       </w:pPr>
       <w:r>
         <w:rPr>
-          <w:rFonts w:hint="eastAsia"/>
+          <w:rFonts w:hint="eastAsia" w:eastAsia="黑体"/>
         </w:rPr>
         <w:t xml:space="preserve">《模拟电子技术基础》（童诗白、华成英）。</w:t>
       </w:r>
@@ -3101,7 +3398,7 @@
       </w:pPr>
       <w:r>
         <w:rPr>
-          <w:rFonts w:hint="eastAsia"/>
+          <w:rFonts w:hint="eastAsia" w:eastAsia="黑体"/>
         </w:rPr>
         <w:t xml:space="preserve">《高频电子线路》（张肃文）。</w:t>
       </w:r>
@@ -3115,11 +3412,11 @@
       </w:pPr>
       <w:r>
         <w:rPr>
-          <w:rFonts w:ascii="Times New Roman" w:hAnsi="Times New Roman"/>
+          <w:rFonts w:ascii="Times New Roman" w:hAnsi="Times New Roman" w:eastAsia="黑体"/>
           <w:color w:val="555555"/>
           <w:sz w:val="21"/>
         </w:rPr>
-        <w:t>材料收集者：杜文杰</w:t>
+        <w:t>材料收集者：杜文杰，WX手机：19519196569，QQ:3478827729</w:t>
       </w:r>
     </w:p>
     <w:sectPr>
@@ -3139,7 +3436,7 @@
 </file>
 
 <file path=word/footer1.xml><?xml version="1.0" encoding="utf-8"?>
-<w:ftr xmlns:m="http://schemas.openxmlformats.org/officeDocument/2006/math" xmlns:mc="http://schemas.openxmlformats.org/markup-compatibility/2006" xmlns:mo="http://schemas.microsoft.com/office/mac/office/2008/main" xmlns:mv="urn:schemas-microsoft-com:mac:vml" xmlns:o="urn:schemas-microsoft-com:office:office" xmlns:r="http://schemas.openxmlformats.org/officeDocument/2006/relationships" xmlns:v="urn:schemas-microsoft-com:vml" xmlns:w10="urn:schemas-microsoft-com:office:word" xmlns:w14="http://schemas.microsoft.com/office/word/2010/wordml" xmlns:w="http://schemas.openxmlformats.org/wordprocessingml/2006/main" xmlns:wne="http://schemas.microsoft.com/office/word/2006/wordml" xmlns:wp14="http://schemas.microsoft.com/office/word/2010/wordprocessingDrawing" xmlns:wp="http://schemas.openxmlformats.org/drawingml/2006/wordprocessingDrawing" xmlns:wpc="http://schemas.microsoft.com/office/word/2010/wordprocessingCanvas" xmlns:wpg="http://schemas.microsoft.com/office/word/2010/wordprocessingGroup" xmlns:wpi="http://schemas.microsoft.com/office/word/2010/wordprocessingInk" xmlns:wps="http://schemas.microsoft.com/office/word/2010/wordprocessingShape" mc:Ignorable="w14 wp14">
+<w:ftr xmlns:mc="http://schemas.openxmlformats.org/markup-compatibility/2006" xmlns:w="http://schemas.openxmlformats.org/wordprocessingml/2006/main" xmlns:m="http://schemas.openxmlformats.org/officeDocument/2006/math" xmlns:mo="http://schemas.microsoft.com/office/mac/office/2008/main" xmlns:mv="urn:schemas-microsoft-com:mac:vml" xmlns:o="urn:schemas-microsoft-com:office:office" xmlns:r="http://schemas.openxmlformats.org/officeDocument/2006/relationships" xmlns:v="urn:schemas-microsoft-com:vml" xmlns:w10="urn:schemas-microsoft-com:office:word" xmlns:w14="http://schemas.microsoft.com/office/word/2010/wordml" xmlns:wne="http://schemas.microsoft.com/office/word/2006/wordml" xmlns:wp14="http://schemas.microsoft.com/office/word/2010/wordprocessingDrawing" xmlns:wp="http://schemas.openxmlformats.org/drawingml/2006/wordprocessingDrawing" xmlns:wpc="http://schemas.microsoft.com/office/word/2010/wordprocessingCanvas" xmlns:wpg="http://schemas.microsoft.com/office/word/2010/wordprocessingGroup" xmlns:wpi="http://schemas.microsoft.com/office/word/2010/wordprocessingInk" xmlns:wps="http://schemas.microsoft.com/office/word/2010/wordprocessingShape" mc:Ignorable="w14 wp14">
   <w:p>
     <w:pPr>
       <w:pStyle w:val="Footer"/>
@@ -3147,12 +3444,14 @@
     </w:pPr>
     <w:r>
       <w:rPr>
+        <w:rFonts w:eastAsia="黑体"/>
         <w:sz w:val="18"/>
       </w:rPr>
       <w:t xml:space="preserve">第 </w:t>
     </w:r>
     <w:r>
       <w:rPr>
+        <w:rFonts w:eastAsia="黑体"/>
         <w:sz w:val="18"/>
       </w:rPr>
       <w:fldChar w:fldCharType="begin"/>
@@ -3161,6 +3460,7 @@
     </w:r>
     <w:r>
       <w:rPr>
+        <w:rFonts w:eastAsia="黑体"/>
         <w:sz w:val="18"/>
       </w:rPr>
       <w:t xml:space="preserve"> 页</w:t>
@@ -3174,6 +3474,9 @@
   <w:footnote w:type="continuationSeparator" w:id="0">
     <w:p>
       <w:r>
+        <w:rPr>
+          <w:rFonts w:eastAsia="黑体"/>
+        </w:rPr>
         <w:continuationSeparator/>
       </w:r>
     </w:p>
@@ -3181,6 +3484,9 @@
   <w:footnote w:type="separator" w:id="-1">
     <w:p>
       <w:r>
+        <w:rPr>
+          <w:rFonts w:eastAsia="黑体"/>
+        </w:rPr>
         <w:separator/>
       </w:r>
     </w:p>
@@ -3189,7 +3495,7 @@
 </file>
 
 <file path=word/header1.xml><?xml version="1.0" encoding="utf-8"?>
-<w:hdr xmlns:m="http://schemas.openxmlformats.org/officeDocument/2006/math" xmlns:mc="http://schemas.openxmlformats.org/markup-compatibility/2006" xmlns:mo="http://schemas.microsoft.com/office/mac/office/2008/main" xmlns:mv="urn:schemas-microsoft-com:mac:vml" xmlns:o="urn:schemas-microsoft-com:office:office" xmlns:r="http://schemas.openxmlformats.org/officeDocument/2006/relationships" xmlns:v="urn:schemas-microsoft-com:vml" xmlns:w10="urn:schemas-microsoft-com:office:word" xmlns:w14="http://schemas.microsoft.com/office/word/2010/wordml" xmlns:w="http://schemas.openxmlformats.org/wordprocessingml/2006/main" xmlns:wne="http://schemas.microsoft.com/office/word/2006/wordml" xmlns:wp14="http://schemas.microsoft.com/office/word/2010/wordprocessingDrawing" xmlns:wp="http://schemas.openxmlformats.org/drawingml/2006/wordprocessingDrawing" xmlns:wpc="http://schemas.microsoft.com/office/word/2010/wordprocessingCanvas" xmlns:wpg="http://schemas.microsoft.com/office/word/2010/wordprocessingGroup" xmlns:wpi="http://schemas.microsoft.com/office/word/2010/wordprocessingInk" xmlns:wps="http://schemas.microsoft.com/office/word/2010/wordprocessingShape" mc:Ignorable="w14 wp14">
+<w:hdr xmlns:mc="http://schemas.openxmlformats.org/markup-compatibility/2006" xmlns:w="http://schemas.openxmlformats.org/wordprocessingml/2006/main" xmlns:m="http://schemas.openxmlformats.org/officeDocument/2006/math" xmlns:mo="http://schemas.microsoft.com/office/mac/office/2008/main" xmlns:mv="urn:schemas-microsoft-com:mac:vml" xmlns:o="urn:schemas-microsoft-com:office:office" xmlns:r="http://schemas.openxmlformats.org/officeDocument/2006/relationships" xmlns:v="urn:schemas-microsoft-com:vml" xmlns:w10="urn:schemas-microsoft-com:office:word" xmlns:w14="http://schemas.microsoft.com/office/word/2010/wordml" xmlns:wne="http://schemas.microsoft.com/office/word/2006/wordml" xmlns:wp14="http://schemas.microsoft.com/office/word/2010/wordprocessingDrawing" xmlns:wp="http://schemas.openxmlformats.org/drawingml/2006/wordprocessingDrawing" xmlns:wpc="http://schemas.microsoft.com/office/word/2010/wordprocessingCanvas" xmlns:wpg="http://schemas.microsoft.com/office/word/2010/wordprocessingGroup" xmlns:wpi="http://schemas.microsoft.com/office/word/2010/wordprocessingInk" xmlns:wps="http://schemas.microsoft.com/office/word/2010/wordprocessingShape" mc:Ignorable="w14 wp14">
   <w:p>
     <w:pPr>
       <w:pStyle w:val="Header"/>
@@ -3197,7 +3503,7 @@
     </w:pPr>
     <w:r>
       <w:rPr>
-        <w:rFonts w:ascii="Times New Roman" w:hAnsi="Times New Roman"/>
+        <w:rFonts w:ascii="Times New Roman" w:hAnsi="Times New Roman" w:eastAsia="黑体"/>
         <w:sz w:val="18"/>
         <w:rFonts w:eastAsia="黑体"/>
         <w:rFonts w:eastAsia="黑体"/>
@@ -3209,7 +3515,7 @@
 </file>
 
 <file path=word/numbering.xml><?xml version="1.0" encoding="utf-8"?>
-<w:numbering xmlns:m="http://schemas.openxmlformats.org/officeDocument/2006/math" xmlns:mc="http://schemas.openxmlformats.org/markup-compatibility/2006" xmlns:mo="http://schemas.microsoft.com/office/mac/office/2008/main" xmlns:mv="urn:schemas-microsoft-com:mac:vml" xmlns:o="urn:schemas-microsoft-com:office:office" xmlns:r="http://schemas.openxmlformats.org/officeDocument/2006/relationships" xmlns:v="urn:schemas-microsoft-com:vml" xmlns:w="http://schemas.openxmlformats.org/wordprocessingml/2006/main" xmlns:w10="urn:schemas-microsoft-com:office:word" xmlns:w14="http://schemas.microsoft.com/office/word/2010/wordml" xmlns:wne="http://schemas.microsoft.com/office/word/2006/wordml" xmlns:wp="http://schemas.openxmlformats.org/drawingml/2006/wordprocessingDrawing" xmlns:wp14="http://schemas.microsoft.com/office/word/2010/wordprocessingDrawing" xmlns:wpc="http://schemas.microsoft.com/office/word/2010/wordprocessingCanvas" xmlns:wpg="http://schemas.microsoft.com/office/word/2010/wordprocessingGroup" xmlns:wpi="http://schemas.microsoft.com/office/word/2010/wordprocessingInk" xmlns:wps="http://schemas.microsoft.com/office/word/2010/wordprocessingShape" mc:Ignorable="w14 wp14">
+<w:numbering xmlns:mc="http://schemas.openxmlformats.org/markup-compatibility/2006" xmlns:w="http://schemas.openxmlformats.org/wordprocessingml/2006/main" xmlns:m="http://schemas.openxmlformats.org/officeDocument/2006/math" xmlns:mo="http://schemas.microsoft.com/office/mac/office/2008/main" xmlns:mv="urn:schemas-microsoft-com:mac:vml" xmlns:o="urn:schemas-microsoft-com:office:office" xmlns:r="http://schemas.openxmlformats.org/officeDocument/2006/relationships" xmlns:v="urn:schemas-microsoft-com:vml" xmlns:w10="urn:schemas-microsoft-com:office:word" xmlns:w14="http://schemas.microsoft.com/office/word/2010/wordml" xmlns:wne="http://schemas.microsoft.com/office/word/2006/wordml" xmlns:wp="http://schemas.openxmlformats.org/drawingml/2006/wordprocessingDrawing" xmlns:wp14="http://schemas.microsoft.com/office/word/2010/wordprocessingDrawing" xmlns:wpc="http://schemas.microsoft.com/office/word/2010/wordprocessingCanvas" xmlns:wpg="http://schemas.microsoft.com/office/word/2010/wordprocessingGroup" xmlns:wpi="http://schemas.microsoft.com/office/word/2010/wordprocessingInk" xmlns:wps="http://schemas.microsoft.com/office/word/2010/wordprocessingShape" mc:Ignorable="w14 wp14">
   <w:abstractNum w:abstractNumId="0">
     <w:nsid w:val="FFFFFF7C"/>
     <w:multiLevelType w:val="singleLevel"/>
@@ -3296,7 +3602,7 @@
         <w:ind w:hanging="360" w:left="1440"/>
       </w:pPr>
       <w:rPr>
-        <w:rFonts w:ascii="Symbol" w:hAnsi="Symbol" w:hint="default"/>
+        <w:rFonts w:ascii="Symbol" w:hAnsi="Symbol" w:hint="default" w:eastAsia="黑体"/>
       </w:rPr>
     </w:lvl>
   </w:abstractNum>
@@ -3317,7 +3623,7 @@
         <w:ind w:hanging="360" w:left="1080"/>
       </w:pPr>
       <w:rPr>
-        <w:rFonts w:ascii="Symbol" w:hAnsi="Symbol" w:hint="default"/>
+        <w:rFonts w:ascii="Symbol" w:hAnsi="Symbol" w:hint="default" w:eastAsia="黑体"/>
       </w:rPr>
     </w:lvl>
   </w:abstractNum>
@@ -3338,7 +3644,7 @@
         <w:ind w:hanging="360" w:left="720"/>
       </w:pPr>
       <w:rPr>
-        <w:rFonts w:ascii="Symbol" w:hAnsi="Symbol" w:hint="default"/>
+        <w:rFonts w:ascii="Symbol" w:hAnsi="Symbol" w:hint="default" w:eastAsia="黑体"/>
       </w:rPr>
     </w:lvl>
   </w:abstractNum>
@@ -3377,7 +3683,7 @@
         <w:ind w:hanging="360" w:left="360"/>
       </w:pPr>
       <w:rPr>
-        <w:rFonts w:ascii="Symbol" w:hAnsi="Symbol" w:hint="default"/>
+        <w:rFonts w:ascii="Symbol" w:hAnsi="Symbol" w:hint="default" w:eastAsia="黑体"/>
       </w:rPr>
     </w:lvl>
   </w:abstractNum>
@@ -3468,7 +3774,7 @@
         <w:ind w:left="720" w:hanging="360"/>
       </w:pPr>
       <w:rPr>
-        <w:rFonts w:ascii="Symbol" w:hAnsi="Symbol" w:cs="Symbol" w:hint="default"/>
+        <w:rFonts w:ascii="Symbol" w:hAnsi="Symbol" w:cs="Symbol" w:hint="default" w:eastAsia="黑体"/>
       </w:rPr>
     </w:lvl>
     <w:lvl w:ilvl="1">
@@ -3479,7 +3785,7 @@
         <w:ind w:left="1440" w:hanging="360"/>
       </w:pPr>
       <w:rPr>
-        <w:rFonts w:ascii="Courier New" w:hAnsi="Courier New" w:cs="Courier New" w:hint="default"/>
+        <w:rFonts w:ascii="Courier New" w:hAnsi="Courier New" w:cs="Courier New" w:hint="default" w:eastAsia="黑体"/>
       </w:rPr>
     </w:lvl>
     <w:lvl w:ilvl="2">
@@ -3490,7 +3796,7 @@
         <w:ind w:left="2160" w:hanging="360"/>
       </w:pPr>
       <w:rPr>
-        <w:rFonts w:ascii="Wingdings" w:hAnsi="Wingdings" w:cs="Wingdings" w:hint="default"/>
+        <w:rFonts w:ascii="Wingdings" w:hAnsi="Wingdings" w:cs="Wingdings" w:hint="default" w:eastAsia="黑体"/>
       </w:rPr>
     </w:lvl>
     <w:lvl w:ilvl="3">
@@ -3501,7 +3807,7 @@
         <w:ind w:left="2880" w:hanging="360"/>
       </w:pPr>
       <w:rPr>
-        <w:rFonts w:ascii="Symbol" w:hAnsi="Symbol" w:cs="Symbol" w:hint="default"/>
+        <w:rFonts w:ascii="Symbol" w:hAnsi="Symbol" w:cs="Symbol" w:hint="default" w:eastAsia="黑体"/>
       </w:rPr>
     </w:lvl>
     <w:lvl w:ilvl="4">
@@ -3512,7 +3818,7 @@
         <w:ind w:left="3600" w:hanging="360"/>
       </w:pPr>
       <w:rPr>
-        <w:rFonts w:ascii="Courier New" w:hAnsi="Courier New" w:cs="Courier New" w:hint="default"/>
+        <w:rFonts w:ascii="Courier New" w:hAnsi="Courier New" w:cs="Courier New" w:hint="default" w:eastAsia="黑体"/>
       </w:rPr>
     </w:lvl>
     <w:lvl w:ilvl="5">
@@ -3523,7 +3829,7 @@
         <w:ind w:left="4320" w:hanging="360"/>
       </w:pPr>
       <w:rPr>
-        <w:rFonts w:ascii="Wingdings" w:hAnsi="Wingdings" w:cs="Wingdings" w:hint="default"/>
+        <w:rFonts w:ascii="Wingdings" w:hAnsi="Wingdings" w:cs="Wingdings" w:hint="default" w:eastAsia="黑体"/>
       </w:rPr>
     </w:lvl>
     <w:lvl w:ilvl="6">
@@ -3534,7 +3840,7 @@
         <w:ind w:left="5040" w:hanging="360"/>
       </w:pPr>
       <w:rPr>
-        <w:rFonts w:ascii="Symbol" w:hAnsi="Symbol" w:cs="Symbol" w:hint="default"/>
+        <w:rFonts w:ascii="Symbol" w:hAnsi="Symbol" w:cs="Symbol" w:hint="default" w:eastAsia="黑体"/>
       </w:rPr>
     </w:lvl>
     <w:lvl w:ilvl="7">
@@ -3545,7 +3851,7 @@
         <w:ind w:left="5760" w:hanging="360"/>
       </w:pPr>
       <w:rPr>
-        <w:rFonts w:ascii="Courier New" w:hAnsi="Courier New" w:cs="Courier New" w:hint="default"/>
+        <w:rFonts w:ascii="Courier New" w:hAnsi="Courier New" w:cs="Courier New" w:hint="default" w:eastAsia="黑体"/>
       </w:rPr>
     </w:lvl>
     <w:lvl w:ilvl="8">
@@ -3556,7 +3862,7 @@
         <w:ind w:left="6480" w:hanging="360"/>
       </w:pPr>
       <w:rPr>
-        <w:rFonts w:ascii="Wingdings" w:hAnsi="Wingdings" w:cs="Wingdings" w:hint="default"/>
+        <w:rFonts w:ascii="Wingdings" w:hAnsi="Wingdings" w:cs="Wingdings" w:hint="default" w:eastAsia="黑体"/>
       </w:rPr>
     </w:lvl>
   </w:abstractNum>
@@ -3612,11 +3918,11 @@
 </file>
 
 <file path=word/styles.xml><?xml version="1.0" encoding="utf-8"?>
-<w:styles xmlns:mc="http://schemas.openxmlformats.org/markup-compatibility/2006" xmlns:r="http://schemas.openxmlformats.org/officeDocument/2006/relationships" xmlns:w="http://schemas.openxmlformats.org/wordprocessingml/2006/main" xmlns:w14="http://schemas.microsoft.com/office/word/2010/wordml" mc:Ignorable="w14">
+<w:styles xmlns:mc="http://schemas.openxmlformats.org/markup-compatibility/2006" xmlns:w="http://schemas.openxmlformats.org/wordprocessingml/2006/main" xmlns:r="http://schemas.openxmlformats.org/officeDocument/2006/relationships" xmlns:w14="http://schemas.microsoft.com/office/word/2010/wordml" mc:Ignorable="w14">
   <w:docDefaults>
     <w:rPrDefault>
       <w:rPr>
-        <w:rFonts w:asciiTheme="minorHAnsi" w:cstheme="minorBidi" w:eastAsiaTheme="minorEastAsia" w:hAnsiTheme="minorHAnsi"/>
+        <w:rFonts w:asciiTheme="minorHAnsi" w:cstheme="minorBidi" w:hAnsiTheme="minorHAnsi" w:eastAsia="黑体"/>
         <w:sz w:val="22"/>
         <w:szCs w:val="22"/>
         <w:lang w:bidi="ar-SA" w:eastAsia="en-US" w:val="en-US"/>
@@ -3838,7 +4144,7 @@
       <w:outlineLvl w:val="0"/>
     </w:pPr>
     <w:rPr>
-      <w:rFonts w:ascii="Times New Roman" w:asciiTheme="majorHAnsi" w:cstheme="majorBidi" w:eastAsia="黑体" w:eastAsiaTheme="majorEastAsia" w:hAnsi="Times New Roman" w:hAnsiTheme="majorHAnsi"/>
+      <w:rFonts w:ascii="Times New Roman" w:asciiTheme="majorHAnsi" w:cstheme="majorBidi" w:eastAsia="黑体" w:hAnsi="Times New Roman" w:hAnsiTheme="majorHAnsi"/>
       <w:b/>
       <w:bCs/>
       <w:color w:val="1F3864"/>
@@ -3862,7 +4168,7 @@
       <w:outlineLvl w:val="1"/>
     </w:pPr>
     <w:rPr>
-      <w:rFonts w:ascii="Times New Roman" w:asciiTheme="majorHAnsi" w:cstheme="majorBidi" w:eastAsia="黑体" w:eastAsiaTheme="majorEastAsia" w:hAnsi="Times New Roman" w:hAnsiTheme="majorHAnsi"/>
+      <w:rFonts w:ascii="Times New Roman" w:asciiTheme="majorHAnsi" w:cstheme="majorBidi" w:eastAsia="黑体" w:hAnsi="Times New Roman" w:hAnsiTheme="majorHAnsi"/>
       <w:b/>
       <w:bCs/>
       <w:color w:val="2E4E7E"/>
@@ -3886,7 +4192,7 @@
       <w:outlineLvl w:val="2"/>
     </w:pPr>
     <w:rPr>
-      <w:rFonts w:ascii="Times New Roman" w:asciiTheme="majorHAnsi" w:cstheme="majorBidi" w:eastAsia="黑体" w:eastAsiaTheme="majorEastAsia" w:hAnsi="Times New Roman" w:hAnsiTheme="majorHAnsi"/>
+      <w:rFonts w:ascii="Times New Roman" w:asciiTheme="majorHAnsi" w:cstheme="majorBidi" w:eastAsia="黑体" w:hAnsi="Times New Roman" w:hAnsiTheme="majorHAnsi"/>
       <w:b/>
       <w:bCs/>
       <w:color w:val="2E4E7E"/>
@@ -3910,7 +4216,7 @@
       <w:outlineLvl w:val="3"/>
     </w:pPr>
     <w:rPr>
-      <w:rFonts w:ascii="Times New Roman" w:asciiTheme="majorHAnsi" w:cstheme="majorBidi" w:eastAsia="黑体" w:eastAsiaTheme="majorEastAsia" w:hAnsi="Times New Roman" w:hAnsiTheme="majorHAnsi"/>
+      <w:rFonts w:ascii="Times New Roman" w:asciiTheme="majorHAnsi" w:cstheme="majorBidi" w:eastAsia="黑体" w:hAnsi="Times New Roman" w:hAnsiTheme="majorHAnsi"/>
       <w:b/>
       <w:bCs/>
       <w:i/>
@@ -3936,7 +4242,7 @@
       <w:outlineLvl w:val="4"/>
     </w:pPr>
     <w:rPr>
-      <w:rFonts w:ascii="Times New Roman" w:asciiTheme="majorHAnsi" w:cstheme="majorBidi" w:eastAsia="黑体" w:eastAsiaTheme="majorEastAsia" w:hAnsi="Times New Roman" w:hAnsiTheme="majorHAnsi"/>
+      <w:rFonts w:ascii="Times New Roman" w:asciiTheme="majorHAnsi" w:cstheme="majorBidi" w:eastAsia="黑体" w:hAnsi="Times New Roman" w:hAnsiTheme="majorHAnsi"/>
       <w:b/>
       <w:color w:val="333333"/>
       <w:sz w:val="22"/>
@@ -3959,7 +4265,7 @@
       <w:outlineLvl w:val="5"/>
     </w:pPr>
     <w:rPr>
-      <w:rFonts w:asciiTheme="majorHAnsi" w:cstheme="majorBidi" w:eastAsiaTheme="majorEastAsia" w:hAnsiTheme="majorHAnsi"/>
+      <w:rFonts w:asciiTheme="majorHAnsi" w:cstheme="majorBidi" w:hAnsiTheme="majorHAnsi" w:eastAsia="黑体"/>
       <w:i/>
       <w:iCs/>
       <w:color w:themeColor="accent1" w:themeShade="7F" w:val="243F60"/>
@@ -3982,7 +4288,7 @@
       <w:outlineLvl w:val="6"/>
     </w:pPr>
     <w:rPr>
-      <w:rFonts w:asciiTheme="majorHAnsi" w:cstheme="majorBidi" w:eastAsiaTheme="majorEastAsia" w:hAnsiTheme="majorHAnsi"/>
+      <w:rFonts w:asciiTheme="majorHAnsi" w:cstheme="majorBidi" w:hAnsiTheme="majorHAnsi" w:eastAsia="黑体"/>
       <w:i/>
       <w:iCs/>
       <w:color w:themeColor="text1" w:themeTint="BF" w:val="404040"/>
@@ -4005,7 +4311,7 @@
       <w:outlineLvl w:val="7"/>
     </w:pPr>
     <w:rPr>
-      <w:rFonts w:asciiTheme="majorHAnsi" w:cstheme="majorBidi" w:eastAsiaTheme="majorEastAsia" w:hAnsiTheme="majorHAnsi"/>
+      <w:rFonts w:asciiTheme="majorHAnsi" w:cstheme="majorBidi" w:hAnsiTheme="majorHAnsi" w:eastAsia="黑体"/>
       <w:color w:themeColor="accent1" w:val="4F81BD"/>
       <w:sz w:val="20"/>
       <w:szCs w:val="20"/>
@@ -4028,7 +4334,7 @@
       <w:outlineLvl w:val="8"/>
     </w:pPr>
     <w:rPr>
-      <w:rFonts w:asciiTheme="majorHAnsi" w:cstheme="majorBidi" w:eastAsiaTheme="majorEastAsia" w:hAnsiTheme="majorHAnsi"/>
+      <w:rFonts w:asciiTheme="majorHAnsi" w:cstheme="majorBidi" w:hAnsiTheme="majorHAnsi" w:eastAsia="黑体"/>
       <w:i/>
       <w:iCs/>
       <w:color w:themeColor="text1" w:themeTint="BF" w:val="404040"/>
@@ -4079,7 +4385,7 @@
     <w:uiPriority w:val="9"/>
     <w:rsid w:val="00FC693F"/>
     <w:rPr>
-      <w:rFonts w:asciiTheme="majorHAnsi" w:cstheme="majorBidi" w:eastAsiaTheme="majorEastAsia" w:hAnsiTheme="majorHAnsi"/>
+      <w:rFonts w:asciiTheme="majorHAnsi" w:cstheme="majorBidi" w:hAnsiTheme="majorHAnsi" w:eastAsia="黑体"/>
       <w:b/>
       <w:bCs/>
       <w:color w:themeColor="accent1" w:themeShade="BF" w:val="365F91"/>
@@ -4094,7 +4400,7 @@
     <w:uiPriority w:val="9"/>
     <w:rsid w:val="00FC693F"/>
     <w:rPr>
-      <w:rFonts w:asciiTheme="majorHAnsi" w:cstheme="majorBidi" w:eastAsiaTheme="majorEastAsia" w:hAnsiTheme="majorHAnsi"/>
+      <w:rFonts w:asciiTheme="majorHAnsi" w:cstheme="majorBidi" w:hAnsiTheme="majorHAnsi" w:eastAsia="黑体"/>
       <w:b/>
       <w:bCs/>
       <w:color w:themeColor="accent1" w:val="4F81BD"/>
@@ -4109,7 +4415,7 @@
     <w:uiPriority w:val="9"/>
     <w:rsid w:val="00FC693F"/>
     <w:rPr>
-      <w:rFonts w:asciiTheme="majorHAnsi" w:cstheme="majorBidi" w:eastAsiaTheme="majorEastAsia" w:hAnsiTheme="majorHAnsi"/>
+      <w:rFonts w:asciiTheme="majorHAnsi" w:cstheme="majorBidi" w:hAnsiTheme="majorHAnsi" w:eastAsia="黑体"/>
       <w:b/>
       <w:bCs/>
       <w:color w:themeColor="accent1" w:val="4F81BD"/>
@@ -4132,7 +4438,7 @@
       <w:contextualSpacing/>
     </w:pPr>
     <w:rPr>
-      <w:rFonts w:ascii="Times New Roman" w:asciiTheme="majorHAnsi" w:cstheme="majorBidi" w:eastAsia="黑体" w:eastAsiaTheme="majorEastAsia" w:hAnsi="Times New Roman" w:hAnsiTheme="majorHAnsi"/>
+      <w:rFonts w:ascii="Times New Roman" w:asciiTheme="majorHAnsi" w:cstheme="majorBidi" w:eastAsia="黑体" w:hAnsi="Times New Roman" w:hAnsiTheme="majorHAnsi"/>
       <w:b/>
       <w:color w:val="1F3864"/>
       <w:spacing w:val="5"/>
@@ -4148,7 +4454,7 @@
     <w:uiPriority w:val="10"/>
     <w:rsid w:val="00FC693F"/>
     <w:rPr>
-      <w:rFonts w:asciiTheme="majorHAnsi" w:cstheme="majorBidi" w:eastAsiaTheme="majorEastAsia" w:hAnsiTheme="majorHAnsi"/>
+      <w:rFonts w:asciiTheme="majorHAnsi" w:cstheme="majorBidi" w:hAnsiTheme="majorHAnsi" w:eastAsia="黑体"/>
       <w:color w:themeColor="text2" w:themeShade="BF" w:val="17365D"/>
       <w:spacing w:val="5"/>
       <w:kern w:val="28"/>
@@ -4170,7 +4476,7 @@
       </w:numPr>
     </w:pPr>
     <w:rPr>
-      <w:rFonts w:asciiTheme="majorHAnsi" w:cstheme="majorBidi" w:eastAsiaTheme="majorEastAsia" w:hAnsiTheme="majorHAnsi"/>
+      <w:rFonts w:asciiTheme="majorHAnsi" w:cstheme="majorBidi" w:hAnsiTheme="majorHAnsi" w:eastAsia="黑体"/>
       <w:i/>
       <w:iCs/>
       <w:color w:themeColor="accent1" w:val="4F81BD"/>
@@ -4186,7 +4492,7 @@
     <w:uiPriority w:val="11"/>
     <w:rsid w:val="00FC693F"/>
     <w:rPr>
-      <w:rFonts w:asciiTheme="majorHAnsi" w:cstheme="majorBidi" w:eastAsiaTheme="majorEastAsia" w:hAnsiTheme="majorHAnsi"/>
+      <w:rFonts w:asciiTheme="majorHAnsi" w:cstheme="majorBidi" w:hAnsiTheme="majorHAnsi" w:eastAsia="黑体"/>
       <w:i/>
       <w:iCs/>
       <w:color w:themeColor="accent1" w:val="4F81BD"/>
@@ -4253,6 +4559,7 @@
       <w:spacing w:after="120"/>
     </w:pPr>
     <w:rPr>
+      <w:rFonts w:eastAsia="黑体"/>
       <w:sz w:val="16"/>
       <w:szCs w:val="16"/>
     </w:rPr>
@@ -4264,6 +4571,7 @@
     <w:uiPriority w:val="99"/>
     <w:rsid w:val="00AA1D8D"/>
     <w:rPr>
+      <w:rFonts w:eastAsia="黑体"/>
       <w:sz w:val="16"/>
       <w:szCs w:val="16"/>
     </w:rPr>
@@ -4433,7 +4741,7 @@
       </w:tabs>
     </w:pPr>
     <w:rPr>
-      <w:rFonts w:ascii="Courier" w:hAnsi="Courier"/>
+      <w:rFonts w:ascii="Courier" w:hAnsi="Courier" w:eastAsia="黑体"/>
       <w:sz w:val="20"/>
       <w:szCs w:val="20"/>
     </w:rPr>
@@ -4445,7 +4753,7 @@
     <w:uiPriority w:val="99"/>
     <w:rsid w:val="0029639D"/>
     <w:rPr>
-      <w:rFonts w:ascii="Courier" w:hAnsi="Courier"/>
+      <w:rFonts w:ascii="Courier" w:hAnsi="Courier" w:eastAsia="黑体"/>
       <w:sz w:val="20"/>
       <w:szCs w:val="20"/>
     </w:rPr>
@@ -4481,6 +4789,7 @@
     <w:uiPriority w:val="29"/>
     <w:rsid w:val="00FC693F"/>
     <w:rPr>
+      <w:rFonts w:eastAsia="黑体"/>
       <w:i/>
       <w:iCs/>
       <w:color w:themeColor="text1" w:val="000000"/>
@@ -4494,7 +4803,7 @@
     <w:semiHidden/>
     <w:rsid w:val="00FC693F"/>
     <w:rPr>
-      <w:rFonts w:asciiTheme="majorHAnsi" w:cstheme="majorBidi" w:eastAsiaTheme="majorEastAsia" w:hAnsiTheme="majorHAnsi"/>
+      <w:rFonts w:asciiTheme="majorHAnsi" w:cstheme="majorBidi" w:hAnsiTheme="majorHAnsi" w:eastAsia="黑体"/>
       <w:b/>
       <w:bCs/>
       <w:i/>
@@ -4510,7 +4819,7 @@
     <w:semiHidden/>
     <w:rsid w:val="00FC693F"/>
     <w:rPr>
-      <w:rFonts w:asciiTheme="majorHAnsi" w:cstheme="majorBidi" w:eastAsiaTheme="majorEastAsia" w:hAnsiTheme="majorHAnsi"/>
+      <w:rFonts w:asciiTheme="majorHAnsi" w:cstheme="majorBidi" w:hAnsiTheme="majorHAnsi" w:eastAsia="黑体"/>
       <w:color w:themeColor="accent1" w:themeShade="7F" w:val="243F60"/>
     </w:rPr>
   </w:style>
@@ -4522,7 +4831,7 @@
     <w:semiHidden/>
     <w:rsid w:val="00FC693F"/>
     <w:rPr>
-      <w:rFonts w:asciiTheme="majorHAnsi" w:cstheme="majorBidi" w:eastAsiaTheme="majorEastAsia" w:hAnsiTheme="majorHAnsi"/>
+      <w:rFonts w:asciiTheme="majorHAnsi" w:cstheme="majorBidi" w:hAnsiTheme="majorHAnsi" w:eastAsia="黑体"/>
       <w:i/>
       <w:iCs/>
       <w:color w:themeColor="accent1" w:themeShade="7F" w:val="243F60"/>
@@ -4536,7 +4845,7 @@
     <w:semiHidden/>
     <w:rsid w:val="00FC693F"/>
     <w:rPr>
-      <w:rFonts w:asciiTheme="majorHAnsi" w:cstheme="majorBidi" w:eastAsiaTheme="majorEastAsia" w:hAnsiTheme="majorHAnsi"/>
+      <w:rFonts w:asciiTheme="majorHAnsi" w:cstheme="majorBidi" w:hAnsiTheme="majorHAnsi" w:eastAsia="黑体"/>
       <w:i/>
       <w:iCs/>
       <w:color w:themeColor="text1" w:themeTint="BF" w:val="404040"/>
@@ -4550,7 +4859,7 @@
     <w:semiHidden/>
     <w:rsid w:val="00FC693F"/>
     <w:rPr>
-      <w:rFonts w:asciiTheme="majorHAnsi" w:cstheme="majorBidi" w:eastAsiaTheme="majorEastAsia" w:hAnsiTheme="majorHAnsi"/>
+      <w:rFonts w:asciiTheme="majorHAnsi" w:cstheme="majorBidi" w:hAnsiTheme="majorHAnsi" w:eastAsia="黑体"/>
       <w:color w:themeColor="accent1" w:val="4F81BD"/>
       <w:sz w:val="20"/>
       <w:szCs w:val="20"/>
@@ -4564,7 +4873,7 @@
     <w:semiHidden/>
     <w:rsid w:val="00FC693F"/>
     <w:rPr>
-      <w:rFonts w:asciiTheme="majorHAnsi" w:cstheme="majorBidi" w:eastAsiaTheme="majorEastAsia" w:hAnsiTheme="majorHAnsi"/>
+      <w:rFonts w:asciiTheme="majorHAnsi" w:cstheme="majorBidi" w:hAnsiTheme="majorHAnsi" w:eastAsia="黑体"/>
       <w:i/>
       <w:iCs/>
       <w:color w:themeColor="text1" w:themeTint="BF" w:val="404040"/>
@@ -4585,6 +4894,7 @@
       <w:spacing w:line="240" w:lineRule="auto"/>
     </w:pPr>
     <w:rPr>
+      <w:rFonts w:eastAsia="黑体"/>
       <w:b/>
       <w:bCs/>
       <w:color w:themeColor="accent1" w:val="4F81BD"/>
@@ -4599,6 +4909,7 @@
     <w:qFormat/>
     <w:rsid w:val="00FC693F"/>
     <w:rPr>
+      <w:rFonts w:eastAsia="黑体"/>
       <w:b/>
       <w:bCs/>
     </w:rPr>
@@ -4610,6 +4921,7 @@
     <w:qFormat/>
     <w:rsid w:val="00FC693F"/>
     <w:rPr>
+      <w:rFonts w:eastAsia="黑体"/>
       <w:i/>
       <w:iCs/>
     </w:rPr>
@@ -4630,6 +4942,7 @@
       <w:ind w:left="936" w:right="936"/>
     </w:pPr>
     <w:rPr>
+      <w:rFonts w:eastAsia="黑体"/>
       <w:b/>
       <w:bCs/>
       <w:i/>
@@ -4644,6 +4957,7 @@
     <w:uiPriority w:val="30"/>
     <w:rsid w:val="00FC693F"/>
     <w:rPr>
+      <w:rFonts w:eastAsia="黑体"/>
       <w:b/>
       <w:bCs/>
       <w:i/>
@@ -4658,6 +4972,7 @@
     <w:qFormat/>
     <w:rsid w:val="00FC693F"/>
     <w:rPr>
+      <w:rFonts w:eastAsia="黑体"/>
       <w:i/>
       <w:iCs/>
       <w:color w:themeColor="text1" w:themeTint="7F" w:val="808080"/>
@@ -4670,6 +4985,7 @@
     <w:qFormat/>
     <w:rsid w:val="00FC693F"/>
     <w:rPr>
+      <w:rFonts w:eastAsia="黑体"/>
       <w:b/>
       <w:bCs/>
       <w:i/>
@@ -4684,6 +5000,7 @@
     <w:qFormat/>
     <w:rsid w:val="00FC693F"/>
     <w:rPr>
+      <w:rFonts w:eastAsia="黑体"/>
       <w:smallCaps/>
       <w:color w:themeColor="accent2" w:val="C0504D"/>
       <w:u w:val="single"/>
@@ -4696,6 +5013,7 @@
     <w:qFormat/>
     <w:rsid w:val="00FC693F"/>
     <w:rPr>
+      <w:rFonts w:eastAsia="黑体"/>
       <w:b/>
       <w:bCs/>
       <w:smallCaps/>
@@ -4711,6 +5029,7 @@
     <w:qFormat/>
     <w:rsid w:val="00FC693F"/>
     <w:rPr>
+      <w:rFonts w:eastAsia="黑体"/>
       <w:b/>
       <w:bCs/>
       <w:smallCaps/>
@@ -4765,6 +5084,7 @@
       <w:spacing w:after="0" w:line="240" w:lineRule="auto"/>
     </w:pPr>
     <w:rPr>
+      <w:rFonts w:eastAsia="黑体"/>
       <w:color w:themeColor="text1" w:themeShade="BF" w:val="000000"/>
     </w:rPr>
     <w:tblPr>
@@ -4787,6 +5107,7 @@
         <w:spacing w:after="0" w:before="0" w:line="240" w:lineRule="auto"/>
       </w:pPr>
       <w:rPr>
+        <w:rFonts w:eastAsia="黑体"/>
         <w:b/>
         <w:bCs/>
       </w:rPr>
@@ -4807,6 +5128,7 @@
         <w:spacing w:after="0" w:before="0" w:line="240" w:lineRule="auto"/>
       </w:pPr>
       <w:rPr>
+        <w:rFonts w:eastAsia="黑体"/>
         <w:b/>
         <w:bCs/>
       </w:rPr>
@@ -4824,12 +5146,14 @@
     </w:tblStylePr>
     <w:tblStylePr w:type="firstCol">
       <w:rPr>
+        <w:rFonts w:eastAsia="黑体"/>
         <w:b/>
         <w:bCs/>
       </w:rPr>
     </w:tblStylePr>
     <w:tblStylePr w:type="lastCol">
       <w:rPr>
+        <w:rFonts w:eastAsia="黑体"/>
         <w:b/>
         <w:bCs/>
       </w:rPr>
@@ -4868,6 +5192,7 @@
       <w:spacing w:after="0" w:line="240" w:lineRule="auto"/>
     </w:pPr>
     <w:rPr>
+      <w:rFonts w:eastAsia="黑体"/>
       <w:color w:themeColor="accent1" w:themeShade="BF" w:val="365F91"/>
     </w:rPr>
     <w:tblPr>
@@ -4890,6 +5215,7 @@
         <w:spacing w:after="0" w:before="0" w:line="240" w:lineRule="auto"/>
       </w:pPr>
       <w:rPr>
+        <w:rFonts w:eastAsia="黑体"/>
         <w:b/>
         <w:bCs/>
       </w:rPr>
@@ -4910,6 +5236,7 @@
         <w:spacing w:after="0" w:before="0" w:line="240" w:lineRule="auto"/>
       </w:pPr>
       <w:rPr>
+        <w:rFonts w:eastAsia="黑体"/>
         <w:b/>
         <w:bCs/>
       </w:rPr>
@@ -4927,12 +5254,14 @@
     </w:tblStylePr>
     <w:tblStylePr w:type="firstCol">
       <w:rPr>
+        <w:rFonts w:eastAsia="黑体"/>
         <w:b/>
         <w:bCs/>
       </w:rPr>
     </w:tblStylePr>
     <w:tblStylePr w:type="lastCol">
       <w:rPr>
+        <w:rFonts w:eastAsia="黑体"/>
         <w:b/>
         <w:bCs/>
       </w:rPr>
@@ -4971,6 +5300,7 @@
       <w:spacing w:after="0" w:line="240" w:lineRule="auto"/>
     </w:pPr>
     <w:rPr>
+      <w:rFonts w:eastAsia="黑体"/>
       <w:color w:themeColor="accent2" w:themeShade="BF" w:val="943634"/>
     </w:rPr>
     <w:tblPr>
@@ -4993,6 +5323,7 @@
         <w:spacing w:after="0" w:before="0" w:line="240" w:lineRule="auto"/>
       </w:pPr>
       <w:rPr>
+        <w:rFonts w:eastAsia="黑体"/>
         <w:b/>
         <w:bCs/>
       </w:rPr>
@@ -5013,6 +5344,7 @@
         <w:spacing w:after="0" w:before="0" w:line="240" w:lineRule="auto"/>
       </w:pPr>
       <w:rPr>
+        <w:rFonts w:eastAsia="黑体"/>
         <w:b/>
         <w:bCs/>
       </w:rPr>
@@ -5030,12 +5362,14 @@
     </w:tblStylePr>
     <w:tblStylePr w:type="firstCol">
       <w:rPr>
+        <w:rFonts w:eastAsia="黑体"/>
         <w:b/>
         <w:bCs/>
       </w:rPr>
     </w:tblStylePr>
     <w:tblStylePr w:type="lastCol">
       <w:rPr>
+        <w:rFonts w:eastAsia="黑体"/>
         <w:b/>
         <w:bCs/>
       </w:rPr>
@@ -5074,6 +5408,7 @@
       <w:spacing w:after="0" w:line="240" w:lineRule="auto"/>
     </w:pPr>
     <w:rPr>
+      <w:rFonts w:eastAsia="黑体"/>
       <w:color w:themeColor="accent3" w:themeShade="BF" w:val="76923C"/>
     </w:rPr>
     <w:tblPr>
@@ -5096,6 +5431,7 @@
         <w:spacing w:after="0" w:before="0" w:line="240" w:lineRule="auto"/>
       </w:pPr>
       <w:rPr>
+        <w:rFonts w:eastAsia="黑体"/>
         <w:b/>
         <w:bCs/>
       </w:rPr>
@@ -5116,6 +5452,7 @@
         <w:spacing w:after="0" w:before="0" w:line="240" w:lineRule="auto"/>
       </w:pPr>
       <w:rPr>
+        <w:rFonts w:eastAsia="黑体"/>
         <w:b/>
         <w:bCs/>
       </w:rPr>
@@ -5133,12 +5470,14 @@
     </w:tblStylePr>
     <w:tblStylePr w:type="firstCol">
       <w:rPr>
+        <w:rFonts w:eastAsia="黑体"/>
         <w:b/>
         <w:bCs/>
       </w:rPr>
     </w:tblStylePr>
     <w:tblStylePr w:type="lastCol">
       <w:rPr>
+        <w:rFonts w:eastAsia="黑体"/>
         <w:b/>
         <w:bCs/>
       </w:rPr>
@@ -5177,6 +5516,7 @@
       <w:spacing w:after="0" w:line="240" w:lineRule="auto"/>
     </w:pPr>
     <w:rPr>
+      <w:rFonts w:eastAsia="黑体"/>
       <w:color w:themeColor="accent4" w:themeShade="BF" w:val="5F497A"/>
     </w:rPr>
     <w:tblPr>
@@ -5199,6 +5539,7 @@
         <w:spacing w:after="0" w:before="0" w:line="240" w:lineRule="auto"/>
       </w:pPr>
       <w:rPr>
+        <w:rFonts w:eastAsia="黑体"/>
         <w:b/>
         <w:bCs/>
       </w:rPr>
@@ -5219,6 +5560,7 @@
         <w:spacing w:after="0" w:before="0" w:line="240" w:lineRule="auto"/>
       </w:pPr>
       <w:rPr>
+        <w:rFonts w:eastAsia="黑体"/>
         <w:b/>
         <w:bCs/>
       </w:rPr>
@@ -5236,12 +5578,14 @@
     </w:tblStylePr>
     <w:tblStylePr w:type="firstCol">
       <w:rPr>
+        <w:rFonts w:eastAsia="黑体"/>
         <w:b/>
         <w:bCs/>
       </w:rPr>
     </w:tblStylePr>
     <w:tblStylePr w:type="lastCol">
       <w:rPr>
+        <w:rFonts w:eastAsia="黑体"/>
         <w:b/>
         <w:bCs/>
       </w:rPr>
@@ -5280,6 +5624,7 @@
       <w:spacing w:after="0" w:line="240" w:lineRule="auto"/>
     </w:pPr>
     <w:rPr>
+      <w:rFonts w:eastAsia="黑体"/>
       <w:color w:themeColor="accent5" w:themeShade="BF" w:val="31849B"/>
     </w:rPr>
     <w:tblPr>
@@ -5302,6 +5647,7 @@
         <w:spacing w:after="0" w:before="0" w:line="240" w:lineRule="auto"/>
       </w:pPr>
       <w:rPr>
+        <w:rFonts w:eastAsia="黑体"/>
         <w:b/>
         <w:bCs/>
       </w:rPr>
@@ -5322,6 +5668,7 @@
         <w:spacing w:after="0" w:before="0" w:line="240" w:lineRule="auto"/>
       </w:pPr>
       <w:rPr>
+        <w:rFonts w:eastAsia="黑体"/>
         <w:b/>
         <w:bCs/>
       </w:rPr>
@@ -5339,12 +5686,14 @@
     </w:tblStylePr>
     <w:tblStylePr w:type="firstCol">
       <w:rPr>
+        <w:rFonts w:eastAsia="黑体"/>
         <w:b/>
         <w:bCs/>
       </w:rPr>
     </w:tblStylePr>
     <w:tblStylePr w:type="lastCol">
       <w:rPr>
+        <w:rFonts w:eastAsia="黑体"/>
         <w:b/>
         <w:bCs/>
       </w:rPr>
@@ -5383,6 +5732,7 @@
       <w:spacing w:after="0" w:line="240" w:lineRule="auto"/>
     </w:pPr>
     <w:rPr>
+      <w:rFonts w:eastAsia="黑体"/>
       <w:color w:themeColor="accent6" w:themeShade="BF" w:val="E36C0A"/>
     </w:rPr>
     <w:tblPr>
@@ -5405,6 +5755,7 @@
         <w:spacing w:after="0" w:before="0" w:line="240" w:lineRule="auto"/>
       </w:pPr>
       <w:rPr>
+        <w:rFonts w:eastAsia="黑体"/>
         <w:b/>
         <w:bCs/>
       </w:rPr>
@@ -5425,6 +5776,7 @@
         <w:spacing w:after="0" w:before="0" w:line="240" w:lineRule="auto"/>
       </w:pPr>
       <w:rPr>
+        <w:rFonts w:eastAsia="黑体"/>
         <w:b/>
         <w:bCs/>
       </w:rPr>
@@ -5442,12 +5794,14 @@
     </w:tblStylePr>
     <w:tblStylePr w:type="firstCol">
       <w:rPr>
+        <w:rFonts w:eastAsia="黑体"/>
         <w:b/>
         <w:bCs/>
       </w:rPr>
     </w:tblStylePr>
     <w:tblStylePr w:type="lastCol">
       <w:rPr>
+        <w:rFonts w:eastAsia="黑体"/>
         <w:b/>
         <w:bCs/>
       </w:rPr>
@@ -5507,6 +5861,7 @@
         <w:spacing w:after="0" w:before="0" w:line="240" w:lineRule="auto"/>
       </w:pPr>
       <w:rPr>
+        <w:rFonts w:eastAsia="黑体"/>
         <w:b/>
         <w:bCs/>
         <w:color w:themeColor="background1" w:val="FFFFFF"/>
@@ -5521,6 +5876,7 @@
         <w:spacing w:after="0" w:before="0" w:line="240" w:lineRule="auto"/>
       </w:pPr>
       <w:rPr>
+        <w:rFonts w:eastAsia="黑体"/>
         <w:b/>
         <w:bCs/>
       </w:rPr>
@@ -5536,12 +5892,14 @@
     </w:tblStylePr>
     <w:tblStylePr w:type="firstCol">
       <w:rPr>
+        <w:rFonts w:eastAsia="黑体"/>
         <w:b/>
         <w:bCs/>
       </w:rPr>
     </w:tblStylePr>
     <w:tblStylePr w:type="lastCol">
       <w:rPr>
+        <w:rFonts w:eastAsia="黑体"/>
         <w:b/>
         <w:bCs/>
       </w:rPr>
@@ -5599,6 +5957,7 @@
         <w:spacing w:after="0" w:before="0" w:line="240" w:lineRule="auto"/>
       </w:pPr>
       <w:rPr>
+        <w:rFonts w:eastAsia="黑体"/>
         <w:b/>
         <w:bCs/>
         <w:color w:themeColor="background1" w:val="FFFFFF"/>
@@ -5613,6 +5972,7 @@
         <w:spacing w:after="0" w:before="0" w:line="240" w:lineRule="auto"/>
       </w:pPr>
       <w:rPr>
+        <w:rFonts w:eastAsia="黑体"/>
         <w:b/>
         <w:bCs/>
       </w:rPr>
@@ -5628,12 +5988,14 @@
     </w:tblStylePr>
     <w:tblStylePr w:type="firstCol">
       <w:rPr>
+        <w:rFonts w:eastAsia="黑体"/>
         <w:b/>
         <w:bCs/>
       </w:rPr>
     </w:tblStylePr>
     <w:tblStylePr w:type="lastCol">
       <w:rPr>
+        <w:rFonts w:eastAsia="黑体"/>
         <w:b/>
         <w:bCs/>
       </w:rPr>
@@ -5691,6 +6053,7 @@
         <w:spacing w:after="0" w:before="0" w:line="240" w:lineRule="auto"/>
       </w:pPr>
       <w:rPr>
+        <w:rFonts w:eastAsia="黑体"/>
         <w:b/>
         <w:bCs/>
         <w:color w:themeColor="background1" w:val="FFFFFF"/>
@@ -5705,6 +6068,7 @@
         <w:spacing w:after="0" w:before="0" w:line="240" w:lineRule="auto"/>
       </w:pPr>
       <w:rPr>
+        <w:rFonts w:eastAsia="黑体"/>
         <w:b/>
         <w:bCs/>
       </w:rPr>
@@ -5720,12 +6084,14 @@
     </w:tblStylePr>
     <w:tblStylePr w:type="firstCol">
       <w:rPr>
+        <w:rFonts w:eastAsia="黑体"/>
         <w:b/>
         <w:bCs/>
       </w:rPr>
     </w:tblStylePr>
     <w:tblStylePr w:type="lastCol">
       <w:rPr>
+        <w:rFonts w:eastAsia="黑体"/>
         <w:b/>
         <w:bCs/>
       </w:rPr>
@@ -5783,6 +6149,7 @@
         <w:spacing w:after="0" w:before="0" w:line="240" w:lineRule="auto"/>
       </w:pPr>
       <w:rPr>
+        <w:rFonts w:eastAsia="黑体"/>
         <w:b/>
         <w:bCs/>
         <w:color w:themeColor="background1" w:val="FFFFFF"/>
@@ -5797,6 +6164,7 @@
         <w:spacing w:after="0" w:before="0" w:line="240" w:lineRule="auto"/>
       </w:pPr>
       <w:rPr>
+        <w:rFonts w:eastAsia="黑体"/>
         <w:b/>
         <w:bCs/>
       </w:rPr>
@@ -5812,12 +6180,14 @@
     </w:tblStylePr>
     <w:tblStylePr w:type="firstCol">
       <w:rPr>
+        <w:rFonts w:eastAsia="黑体"/>
         <w:b/>
         <w:bCs/>
       </w:rPr>
     </w:tblStylePr>
     <w:tblStylePr w:type="lastCol">
       <w:rPr>
+        <w:rFonts w:eastAsia="黑体"/>
         <w:b/>
         <w:bCs/>
       </w:rPr>
@@ -5875,6 +6245,7 @@
         <w:spacing w:after="0" w:before="0" w:line="240" w:lineRule="auto"/>
       </w:pPr>
       <w:rPr>
+        <w:rFonts w:eastAsia="黑体"/>
         <w:b/>
         <w:bCs/>
         <w:color w:themeColor="background1" w:val="FFFFFF"/>
@@ -5889,6 +6260,7 @@
         <w:spacing w:after="0" w:before="0" w:line="240" w:lineRule="auto"/>
       </w:pPr>
       <w:rPr>
+        <w:rFonts w:eastAsia="黑体"/>
         <w:b/>
         <w:bCs/>
       </w:rPr>
@@ -5904,12 +6276,14 @@
     </w:tblStylePr>
     <w:tblStylePr w:type="firstCol">
       <w:rPr>
+        <w:rFonts w:eastAsia="黑体"/>
         <w:b/>
         <w:bCs/>
       </w:rPr>
     </w:tblStylePr>
     <w:tblStylePr w:type="lastCol">
       <w:rPr>
+        <w:rFonts w:eastAsia="黑体"/>
         <w:b/>
         <w:bCs/>
       </w:rPr>
@@ -5967,6 +6341,7 @@
         <w:spacing w:after="0" w:before="0" w:line="240" w:lineRule="auto"/>
       </w:pPr>
       <w:rPr>
+        <w:rFonts w:eastAsia="黑体"/>
         <w:b/>
         <w:bCs/>
         <w:color w:themeColor="background1" w:val="FFFFFF"/>
@@ -5981,6 +6356,7 @@
         <w:spacing w:after="0" w:before="0" w:line="240" w:lineRule="auto"/>
       </w:pPr>
       <w:rPr>
+        <w:rFonts w:eastAsia="黑体"/>
         <w:b/>
         <w:bCs/>
       </w:rPr>
@@ -5996,12 +6372,14 @@
     </w:tblStylePr>
     <w:tblStylePr w:type="firstCol">
       <w:rPr>
+        <w:rFonts w:eastAsia="黑体"/>
         <w:b/>
         <w:bCs/>
       </w:rPr>
     </w:tblStylePr>
     <w:tblStylePr w:type="lastCol">
       <w:rPr>
+        <w:rFonts w:eastAsia="黑体"/>
         <w:b/>
         <w:bCs/>
       </w:rPr>
@@ -6059,6 +6437,7 @@
         <w:spacing w:after="0" w:before="0" w:line="240" w:lineRule="auto"/>
       </w:pPr>
       <w:rPr>
+        <w:rFonts w:eastAsia="黑体"/>
         <w:b/>
         <w:bCs/>
         <w:color w:themeColor="background1" w:val="FFFFFF"/>
@@ -6073,6 +6452,7 @@
         <w:spacing w:after="0" w:before="0" w:line="240" w:lineRule="auto"/>
       </w:pPr>
       <w:rPr>
+        <w:rFonts w:eastAsia="黑体"/>
         <w:b/>
         <w:bCs/>
       </w:rPr>
@@ -6088,12 +6468,14 @@
     </w:tblStylePr>
     <w:tblStylePr w:type="firstCol">
       <w:rPr>
+        <w:rFonts w:eastAsia="黑体"/>
         <w:b/>
         <w:bCs/>
       </w:rPr>
     </w:tblStylePr>
     <w:tblStylePr w:type="lastCol">
       <w:rPr>
+        <w:rFonts w:eastAsia="黑体"/>
         <w:b/>
         <w:bCs/>
       </w:rPr>
@@ -6153,7 +6535,7 @@
         <w:spacing w:after="0" w:before="0" w:line="240" w:lineRule="auto"/>
       </w:pPr>
       <w:rPr>
-        <w:rFonts w:asciiTheme="majorHAnsi" w:cstheme="majorBidi" w:eastAsiaTheme="majorEastAsia" w:hAnsiTheme="majorHAnsi"/>
+        <w:rFonts w:asciiTheme="majorHAnsi" w:cstheme="majorBidi" w:hAnsiTheme="majorHAnsi" w:eastAsia="黑体"/>
         <w:b/>
         <w:bCs/>
       </w:rPr>
@@ -6174,7 +6556,7 @@
         <w:spacing w:after="0" w:before="0" w:line="240" w:lineRule="auto"/>
       </w:pPr>
       <w:rPr>
-        <w:rFonts w:asciiTheme="majorHAnsi" w:cstheme="majorBidi" w:eastAsiaTheme="majorEastAsia" w:hAnsiTheme="majorHAnsi"/>
+        <w:rFonts w:asciiTheme="majorHAnsi" w:cstheme="majorBidi" w:hAnsiTheme="majorHAnsi" w:eastAsia="黑体"/>
         <w:b/>
         <w:bCs/>
       </w:rPr>
@@ -6192,14 +6574,14 @@
     </w:tblStylePr>
     <w:tblStylePr w:type="firstCol">
       <w:rPr>
-        <w:rFonts w:asciiTheme="majorHAnsi" w:cstheme="majorBidi" w:eastAsiaTheme="majorEastAsia" w:hAnsiTheme="majorHAnsi"/>
+        <w:rFonts w:asciiTheme="majorHAnsi" w:cstheme="majorBidi" w:hAnsiTheme="majorHAnsi" w:eastAsia="黑体"/>
         <w:b/>
         <w:bCs/>
       </w:rPr>
     </w:tblStylePr>
     <w:tblStylePr w:type="lastCol">
       <w:rPr>
-        <w:rFonts w:asciiTheme="majorHAnsi" w:cstheme="majorBidi" w:eastAsiaTheme="majorEastAsia" w:hAnsiTheme="majorHAnsi"/>
+        <w:rFonts w:asciiTheme="majorHAnsi" w:cstheme="majorBidi" w:hAnsiTheme="majorHAnsi" w:eastAsia="黑体"/>
         <w:b/>
         <w:bCs/>
       </w:rPr>
@@ -6283,7 +6665,7 @@
         <w:spacing w:after="0" w:before="0" w:line="240" w:lineRule="auto"/>
       </w:pPr>
       <w:rPr>
-        <w:rFonts w:asciiTheme="majorHAnsi" w:cstheme="majorBidi" w:eastAsiaTheme="majorEastAsia" w:hAnsiTheme="majorHAnsi"/>
+        <w:rFonts w:asciiTheme="majorHAnsi" w:cstheme="majorBidi" w:hAnsiTheme="majorHAnsi" w:eastAsia="黑体"/>
         <w:b/>
         <w:bCs/>
       </w:rPr>
@@ -6304,7 +6686,7 @@
         <w:spacing w:after="0" w:before="0" w:line="240" w:lineRule="auto"/>
       </w:pPr>
       <w:rPr>
-        <w:rFonts w:asciiTheme="majorHAnsi" w:cstheme="majorBidi" w:eastAsiaTheme="majorEastAsia" w:hAnsiTheme="majorHAnsi"/>
+        <w:rFonts w:asciiTheme="majorHAnsi" w:cstheme="majorBidi" w:hAnsiTheme="majorHAnsi" w:eastAsia="黑体"/>
         <w:b/>
         <w:bCs/>
       </w:rPr>
@@ -6322,14 +6704,14 @@
     </w:tblStylePr>
     <w:tblStylePr w:type="firstCol">
       <w:rPr>
-        <w:rFonts w:asciiTheme="majorHAnsi" w:cstheme="majorBidi" w:eastAsiaTheme="majorEastAsia" w:hAnsiTheme="majorHAnsi"/>
+        <w:rFonts w:asciiTheme="majorHAnsi" w:cstheme="majorBidi" w:hAnsiTheme="majorHAnsi" w:eastAsia="黑体"/>
         <w:b/>
         <w:bCs/>
       </w:rPr>
     </w:tblStylePr>
     <w:tblStylePr w:type="lastCol">
       <w:rPr>
-        <w:rFonts w:asciiTheme="majorHAnsi" w:cstheme="majorBidi" w:eastAsiaTheme="majorEastAsia" w:hAnsiTheme="majorHAnsi"/>
+        <w:rFonts w:asciiTheme="majorHAnsi" w:cstheme="majorBidi" w:hAnsiTheme="majorHAnsi" w:eastAsia="黑体"/>
         <w:b/>
         <w:bCs/>
       </w:rPr>
@@ -6413,7 +6795,7 @@
         <w:spacing w:after="0" w:before="0" w:line="240" w:lineRule="auto"/>
       </w:pPr>
       <w:rPr>
-        <w:rFonts w:asciiTheme="majorHAnsi" w:cstheme="majorBidi" w:eastAsiaTheme="majorEastAsia" w:hAnsiTheme="majorHAnsi"/>
+        <w:rFonts w:asciiTheme="majorHAnsi" w:cstheme="majorBidi" w:hAnsiTheme="majorHAnsi" w:eastAsia="黑体"/>
         <w:b/>
         <w:bCs/>
       </w:rPr>
@@ -6434,7 +6816,7 @@
         <w:spacing w:after="0" w:before="0" w:line="240" w:lineRule="auto"/>
       </w:pPr>
       <w:rPr>
-        <w:rFonts w:asciiTheme="majorHAnsi" w:cstheme="majorBidi" w:eastAsiaTheme="majorEastAsia" w:hAnsiTheme="majorHAnsi"/>
+        <w:rFonts w:asciiTheme="majorHAnsi" w:cstheme="majorBidi" w:hAnsiTheme="majorHAnsi" w:eastAsia="黑体"/>
         <w:b/>
         <w:bCs/>
       </w:rPr>
@@ -6452,14 +6834,14 @@
     </w:tblStylePr>
     <w:tblStylePr w:type="firstCol">
       <w:rPr>
-        <w:rFonts w:asciiTheme="majorHAnsi" w:cstheme="majorBidi" w:eastAsiaTheme="majorEastAsia" w:hAnsiTheme="majorHAnsi"/>
+        <w:rFonts w:asciiTheme="majorHAnsi" w:cstheme="majorBidi" w:hAnsiTheme="majorHAnsi" w:eastAsia="黑体"/>
         <w:b/>
         <w:bCs/>
       </w:rPr>
     </w:tblStylePr>
     <w:tblStylePr w:type="lastCol">
       <w:rPr>
-        <w:rFonts w:asciiTheme="majorHAnsi" w:cstheme="majorBidi" w:eastAsiaTheme="majorEastAsia" w:hAnsiTheme="majorHAnsi"/>
+        <w:rFonts w:asciiTheme="majorHAnsi" w:cstheme="majorBidi" w:hAnsiTheme="majorHAnsi" w:eastAsia="黑体"/>
         <w:b/>
         <w:bCs/>
       </w:rPr>
@@ -6543,7 +6925,7 @@
         <w:spacing w:after="0" w:before="0" w:line="240" w:lineRule="auto"/>
       </w:pPr>
       <w:rPr>
-        <w:rFonts w:asciiTheme="majorHAnsi" w:cstheme="majorBidi" w:eastAsiaTheme="majorEastAsia" w:hAnsiTheme="majorHAnsi"/>
+        <w:rFonts w:asciiTheme="majorHAnsi" w:cstheme="majorBidi" w:hAnsiTheme="majorHAnsi" w:eastAsia="黑体"/>
         <w:b/>
         <w:bCs/>
       </w:rPr>
@@ -6564,7 +6946,7 @@
         <w:spacing w:after="0" w:before="0" w:line="240" w:lineRule="auto"/>
       </w:pPr>
       <w:rPr>
-        <w:rFonts w:asciiTheme="majorHAnsi" w:cstheme="majorBidi" w:eastAsiaTheme="majorEastAsia" w:hAnsiTheme="majorHAnsi"/>
+        <w:rFonts w:asciiTheme="majorHAnsi" w:cstheme="majorBidi" w:hAnsiTheme="majorHAnsi" w:eastAsia="黑体"/>
         <w:b/>
         <w:bCs/>
       </w:rPr>
@@ -6582,14 +6964,14 @@
     </w:tblStylePr>
     <w:tblStylePr w:type="firstCol">
       <w:rPr>
-        <w:rFonts w:asciiTheme="majorHAnsi" w:cstheme="majorBidi" w:eastAsiaTheme="majorEastAsia" w:hAnsiTheme="majorHAnsi"/>
+        <w:rFonts w:asciiTheme="majorHAnsi" w:cstheme="majorBidi" w:hAnsiTheme="majorHAnsi" w:eastAsia="黑体"/>
         <w:b/>
         <w:bCs/>
       </w:rPr>
     </w:tblStylePr>
     <w:tblStylePr w:type="lastCol">
       <w:rPr>
-        <w:rFonts w:asciiTheme="majorHAnsi" w:cstheme="majorBidi" w:eastAsiaTheme="majorEastAsia" w:hAnsiTheme="majorHAnsi"/>
+        <w:rFonts w:asciiTheme="majorHAnsi" w:cstheme="majorBidi" w:hAnsiTheme="majorHAnsi" w:eastAsia="黑体"/>
         <w:b/>
         <w:bCs/>
       </w:rPr>
@@ -6673,7 +7055,7 @@
         <w:spacing w:after="0" w:before="0" w:line="240" w:lineRule="auto"/>
       </w:pPr>
       <w:rPr>
-        <w:rFonts w:asciiTheme="majorHAnsi" w:cstheme="majorBidi" w:eastAsiaTheme="majorEastAsia" w:hAnsiTheme="majorHAnsi"/>
+        <w:rFonts w:asciiTheme="majorHAnsi" w:cstheme="majorBidi" w:hAnsiTheme="majorHAnsi" w:eastAsia="黑体"/>
         <w:b/>
         <w:bCs/>
       </w:rPr>
@@ -6694,7 +7076,7 @@
         <w:spacing w:after="0" w:before="0" w:line="240" w:lineRule="auto"/>
       </w:pPr>
       <w:rPr>
-        <w:rFonts w:asciiTheme="majorHAnsi" w:cstheme="majorBidi" w:eastAsiaTheme="majorEastAsia" w:hAnsiTheme="majorHAnsi"/>
+        <w:rFonts w:asciiTheme="majorHAnsi" w:cstheme="majorBidi" w:hAnsiTheme="majorHAnsi" w:eastAsia="黑体"/>
         <w:b/>
         <w:bCs/>
       </w:rPr>
@@ -6712,14 +7094,14 @@
     </w:tblStylePr>
     <w:tblStylePr w:type="firstCol">
       <w:rPr>
-        <w:rFonts w:asciiTheme="majorHAnsi" w:cstheme="majorBidi" w:eastAsiaTheme="majorEastAsia" w:hAnsiTheme="majorHAnsi"/>
+        <w:rFonts w:asciiTheme="majorHAnsi" w:cstheme="majorBidi" w:hAnsiTheme="majorHAnsi" w:eastAsia="黑体"/>
         <w:b/>
         <w:bCs/>
       </w:rPr>
     </w:tblStylePr>
     <w:tblStylePr w:type="lastCol">
       <w:rPr>
-        <w:rFonts w:asciiTheme="majorHAnsi" w:cstheme="majorBidi" w:eastAsiaTheme="majorEastAsia" w:hAnsiTheme="majorHAnsi"/>
+        <w:rFonts w:asciiTheme="majorHAnsi" w:cstheme="majorBidi" w:hAnsiTheme="majorHAnsi" w:eastAsia="黑体"/>
         <w:b/>
         <w:bCs/>
       </w:rPr>
@@ -6803,7 +7185,7 @@
         <w:spacing w:after="0" w:before="0" w:line="240" w:lineRule="auto"/>
       </w:pPr>
       <w:rPr>
-        <w:rFonts w:asciiTheme="majorHAnsi" w:cstheme="majorBidi" w:eastAsiaTheme="majorEastAsia" w:hAnsiTheme="majorHAnsi"/>
+        <w:rFonts w:asciiTheme="majorHAnsi" w:cstheme="majorBidi" w:hAnsiTheme="majorHAnsi" w:eastAsia="黑体"/>
         <w:b/>
         <w:bCs/>
       </w:rPr>
@@ -6824,7 +7206,7 @@
         <w:spacing w:after="0" w:before="0" w:line="240" w:lineRule="auto"/>
       </w:pPr>
       <w:rPr>
-        <w:rFonts w:asciiTheme="majorHAnsi" w:cstheme="majorBidi" w:eastAsiaTheme="majorEastAsia" w:hAnsiTheme="majorHAnsi"/>
+        <w:rFonts w:asciiTheme="majorHAnsi" w:cstheme="majorBidi" w:hAnsiTheme="majorHAnsi" w:eastAsia="黑体"/>
         <w:b/>
         <w:bCs/>
       </w:rPr>
@@ -6842,14 +7224,14 @@
     </w:tblStylePr>
     <w:tblStylePr w:type="firstCol">
       <w:rPr>
-        <w:rFonts w:asciiTheme="majorHAnsi" w:cstheme="majorBidi" w:eastAsiaTheme="majorEastAsia" w:hAnsiTheme="majorHAnsi"/>
+        <w:rFonts w:asciiTheme="majorHAnsi" w:cstheme="majorBidi" w:hAnsiTheme="majorHAnsi" w:eastAsia="黑体"/>
         <w:b/>
         <w:bCs/>
       </w:rPr>
     </w:tblStylePr>
     <w:tblStylePr w:type="lastCol">
       <w:rPr>
-        <w:rFonts w:asciiTheme="majorHAnsi" w:cstheme="majorBidi" w:eastAsiaTheme="majorEastAsia" w:hAnsiTheme="majorHAnsi"/>
+        <w:rFonts w:asciiTheme="majorHAnsi" w:cstheme="majorBidi" w:hAnsiTheme="majorHAnsi" w:eastAsia="黑体"/>
         <w:b/>
         <w:bCs/>
       </w:rPr>
@@ -6933,7 +7315,7 @@
         <w:spacing w:after="0" w:before="0" w:line="240" w:lineRule="auto"/>
       </w:pPr>
       <w:rPr>
-        <w:rFonts w:asciiTheme="majorHAnsi" w:cstheme="majorBidi" w:eastAsiaTheme="majorEastAsia" w:hAnsiTheme="majorHAnsi"/>
+        <w:rFonts w:asciiTheme="majorHAnsi" w:cstheme="majorBidi" w:hAnsiTheme="majorHAnsi" w:eastAsia="黑体"/>
         <w:b/>
         <w:bCs/>
       </w:rPr>
@@ -6954,7 +7336,7 @@
         <w:spacing w:after="0" w:before="0" w:line="240" w:lineRule="auto"/>
       </w:pPr>
       <w:rPr>
-        <w:rFonts w:asciiTheme="majorHAnsi" w:cstheme="majorBidi" w:eastAsiaTheme="majorEastAsia" w:hAnsiTheme="majorHAnsi"/>
+        <w:rFonts w:asciiTheme="majorHAnsi" w:cstheme="majorBidi" w:hAnsiTheme="majorHAnsi" w:eastAsia="黑体"/>
         <w:b/>
         <w:bCs/>
       </w:rPr>
@@ -6972,14 +7354,14 @@
     </w:tblStylePr>
     <w:tblStylePr w:type="firstCol">
       <w:rPr>
-        <w:rFonts w:asciiTheme="majorHAnsi" w:cstheme="majorBidi" w:eastAsiaTheme="majorEastAsia" w:hAnsiTheme="majorHAnsi"/>
+        <w:rFonts w:asciiTheme="majorHAnsi" w:cstheme="majorBidi" w:hAnsiTheme="majorHAnsi" w:eastAsia="黑体"/>
         <w:b/>
         <w:bCs/>
       </w:rPr>
     </w:tblStylePr>
     <w:tblStylePr w:type="lastCol">
       <w:rPr>
-        <w:rFonts w:asciiTheme="majorHAnsi" w:cstheme="majorBidi" w:eastAsiaTheme="majorEastAsia" w:hAnsiTheme="majorHAnsi"/>
+        <w:rFonts w:asciiTheme="majorHAnsi" w:cstheme="majorBidi" w:hAnsiTheme="majorHAnsi" w:eastAsia="黑体"/>
         <w:b/>
         <w:bCs/>
       </w:rPr>
@@ -7062,6 +7444,7 @@
         <w:spacing w:after="0" w:before="0" w:line="240" w:lineRule="auto"/>
       </w:pPr>
       <w:rPr>
+        <w:rFonts w:eastAsia="黑体"/>
         <w:b/>
         <w:bCs/>
         <w:color w:themeColor="background1" w:val="FFFFFF"/>
@@ -7084,6 +7467,7 @@
         <w:spacing w:after="0" w:before="0" w:line="240" w:lineRule="auto"/>
       </w:pPr>
       <w:rPr>
+        <w:rFonts w:eastAsia="黑体"/>
         <w:b/>
         <w:bCs/>
       </w:rPr>
@@ -7101,12 +7485,14 @@
     </w:tblStylePr>
     <w:tblStylePr w:type="firstCol">
       <w:rPr>
+        <w:rFonts w:eastAsia="黑体"/>
         <w:b/>
         <w:bCs/>
       </w:rPr>
     </w:tblStylePr>
     <w:tblStylePr w:type="lastCol">
       <w:rPr>
+        <w:rFonts w:eastAsia="黑体"/>
         <w:b/>
         <w:bCs/>
       </w:rPr>
@@ -7168,6 +7554,7 @@
         <w:spacing w:after="0" w:before="0" w:line="240" w:lineRule="auto"/>
       </w:pPr>
       <w:rPr>
+        <w:rFonts w:eastAsia="黑体"/>
         <w:b/>
         <w:bCs/>
         <w:color w:themeColor="background1" w:val="FFFFFF"/>
@@ -7190,6 +7577,7 @@
         <w:spacing w:after="0" w:before="0" w:line="240" w:lineRule="auto"/>
       </w:pPr>
       <w:rPr>
+        <w:rFonts w:eastAsia="黑体"/>
         <w:b/>
         <w:bCs/>
       </w:rPr>
@@ -7207,12 +7595,14 @@
     </w:tblStylePr>
     <w:tblStylePr w:type="firstCol">
       <w:rPr>
+        <w:rFonts w:eastAsia="黑体"/>
         <w:b/>
         <w:bCs/>
       </w:rPr>
     </w:tblStylePr>
     <w:tblStylePr w:type="lastCol">
       <w:rPr>
+        <w:rFonts w:eastAsia="黑体"/>
         <w:b/>
         <w:bCs/>
       </w:rPr>
@@ -7274,6 +7664,7 @@
         <w:spacing w:after="0" w:before="0" w:line="240" w:lineRule="auto"/>
       </w:pPr>
       <w:rPr>
+        <w:rFonts w:eastAsia="黑体"/>
         <w:b/>
         <w:bCs/>
         <w:color w:themeColor="background1" w:val="FFFFFF"/>
@@ -7296,6 +7687,7 @@
         <w:spacing w:after="0" w:before="0" w:line="240" w:lineRule="auto"/>
       </w:pPr>
       <w:rPr>
+        <w:rFonts w:eastAsia="黑体"/>
         <w:b/>
         <w:bCs/>
       </w:rPr>
@@ -7313,12 +7705,14 @@
     </w:tblStylePr>
     <w:tblStylePr w:type="firstCol">
       <w:rPr>
+        <w:rFonts w:eastAsia="黑体"/>
         <w:b/>
         <w:bCs/>
       </w:rPr>
     </w:tblStylePr>
     <w:tblStylePr w:type="lastCol">
       <w:rPr>
+        <w:rFonts w:eastAsia="黑体"/>
         <w:b/>
         <w:bCs/>
       </w:rPr>
@@ -7380,6 +7774,7 @@
         <w:spacing w:after="0" w:before="0" w:line="240" w:lineRule="auto"/>
       </w:pPr>
       <w:rPr>
+        <w:rFonts w:eastAsia="黑体"/>
         <w:b/>
         <w:bCs/>
         <w:color w:themeColor="background1" w:val="FFFFFF"/>
@@ -7402,6 +7797,7 @@
         <w:spacing w:after="0" w:before="0" w:line="240" w:lineRule="auto"/>
       </w:pPr>
       <w:rPr>
+        <w:rFonts w:eastAsia="黑体"/>
         <w:b/>
         <w:bCs/>
       </w:rPr>
@@ -7419,12 +7815,14 @@
     </w:tblStylePr>
     <w:tblStylePr w:type="firstCol">
       <w:rPr>
+        <w:rFonts w:eastAsia="黑体"/>
         <w:b/>
         <w:bCs/>
       </w:rPr>
     </w:tblStylePr>
     <w:tblStylePr w:type="lastCol">
       <w:rPr>
+        <w:rFonts w:eastAsia="黑体"/>
         <w:b/>
         <w:bCs/>
       </w:rPr>
@@ -7486,6 +7884,7 @@
         <w:spacing w:after="0" w:before="0" w:line="240" w:lineRule="auto"/>
       </w:pPr>
       <w:rPr>
+        <w:rFonts w:eastAsia="黑体"/>
         <w:b/>
         <w:bCs/>
         <w:color w:themeColor="background1" w:val="FFFFFF"/>
@@ -7508,6 +7907,7 @@
         <w:spacing w:after="0" w:before="0" w:line="240" w:lineRule="auto"/>
       </w:pPr>
       <w:rPr>
+        <w:rFonts w:eastAsia="黑体"/>
         <w:b/>
         <w:bCs/>
       </w:rPr>
@@ -7525,12 +7925,14 @@
     </w:tblStylePr>
     <w:tblStylePr w:type="firstCol">
       <w:rPr>
+        <w:rFonts w:eastAsia="黑体"/>
         <w:b/>
         <w:bCs/>
       </w:rPr>
     </w:tblStylePr>
     <w:tblStylePr w:type="lastCol">
       <w:rPr>
+        <w:rFonts w:eastAsia="黑体"/>
         <w:b/>
         <w:bCs/>
       </w:rPr>
@@ -7592,6 +7994,7 @@
         <w:spacing w:after="0" w:before="0" w:line="240" w:lineRule="auto"/>
       </w:pPr>
       <w:rPr>
+        <w:rFonts w:eastAsia="黑体"/>
         <w:b/>
         <w:bCs/>
         <w:color w:themeColor="background1" w:val="FFFFFF"/>
@@ -7614,6 +8017,7 @@
         <w:spacing w:after="0" w:before="0" w:line="240" w:lineRule="auto"/>
       </w:pPr>
       <w:rPr>
+        <w:rFonts w:eastAsia="黑体"/>
         <w:b/>
         <w:bCs/>
       </w:rPr>
@@ -7631,12 +8035,14 @@
     </w:tblStylePr>
     <w:tblStylePr w:type="firstCol">
       <w:rPr>
+        <w:rFonts w:eastAsia="黑体"/>
         <w:b/>
         <w:bCs/>
       </w:rPr>
     </w:tblStylePr>
     <w:tblStylePr w:type="lastCol">
       <w:rPr>
+        <w:rFonts w:eastAsia="黑体"/>
         <w:b/>
         <w:bCs/>
       </w:rPr>
@@ -7698,6 +8104,7 @@
         <w:spacing w:after="0" w:before="0" w:line="240" w:lineRule="auto"/>
       </w:pPr>
       <w:rPr>
+        <w:rFonts w:eastAsia="黑体"/>
         <w:b/>
         <w:bCs/>
         <w:color w:themeColor="background1" w:val="FFFFFF"/>
@@ -7720,6 +8127,7 @@
         <w:spacing w:after="0" w:before="0" w:line="240" w:lineRule="auto"/>
       </w:pPr>
       <w:rPr>
+        <w:rFonts w:eastAsia="黑体"/>
         <w:b/>
         <w:bCs/>
       </w:rPr>
@@ -7737,12 +8145,14 @@
     </w:tblStylePr>
     <w:tblStylePr w:type="firstCol">
       <w:rPr>
+        <w:rFonts w:eastAsia="黑体"/>
         <w:b/>
         <w:bCs/>
       </w:rPr>
     </w:tblStylePr>
     <w:tblStylePr w:type="lastCol">
       <w:rPr>
+        <w:rFonts w:eastAsia="黑体"/>
         <w:b/>
         <w:bCs/>
       </w:rPr>
@@ -7801,6 +8211,7 @@
         <w:spacing w:after="0" w:before="0" w:line="240" w:lineRule="auto"/>
       </w:pPr>
       <w:rPr>
+        <w:rFonts w:eastAsia="黑体"/>
         <w:b/>
         <w:bCs/>
         <w:color w:themeColor="background1" w:val="FFFFFF"/>
@@ -7823,6 +8234,7 @@
         <w:spacing w:after="0" w:before="0" w:line="240" w:lineRule="auto"/>
       </w:pPr>
       <w:rPr>
+        <w:rFonts w:eastAsia="黑体"/>
         <w:color w:val="auto"/>
       </w:rPr>
       <w:tblPr/>
@@ -7840,6 +8252,7 @@
     </w:tblStylePr>
     <w:tblStylePr w:type="firstCol">
       <w:rPr>
+        <w:rFonts w:eastAsia="黑体"/>
         <w:b/>
         <w:bCs/>
         <w:color w:themeColor="background1" w:val="FFFFFF"/>
@@ -7859,6 +8272,7 @@
     </w:tblStylePr>
     <w:tblStylePr w:type="lastCol">
       <w:rPr>
+        <w:rFonts w:eastAsia="黑体"/>
         <w:b/>
         <w:bCs/>
         <w:color w:themeColor="background1" w:val="FFFFFF"/>
@@ -7907,6 +8321,7 @@
     </w:tblStylePr>
     <w:tblStylePr w:type="nwCell">
       <w:rPr>
+        <w:rFonts w:eastAsia="黑体"/>
         <w:color w:themeColor="background1" w:val="FFFFFF"/>
       </w:rPr>
       <w:tblPr/>
@@ -7950,6 +8365,7 @@
         <w:spacing w:after="0" w:before="0" w:line="240" w:lineRule="auto"/>
       </w:pPr>
       <w:rPr>
+        <w:rFonts w:eastAsia="黑体"/>
         <w:b/>
         <w:bCs/>
         <w:color w:themeColor="background1" w:val="FFFFFF"/>
@@ -7972,6 +8388,7 @@
         <w:spacing w:after="0" w:before="0" w:line="240" w:lineRule="auto"/>
       </w:pPr>
       <w:rPr>
+        <w:rFonts w:eastAsia="黑体"/>
         <w:color w:val="auto"/>
       </w:rPr>
       <w:tblPr/>
@@ -7989,6 +8406,7 @@
     </w:tblStylePr>
     <w:tblStylePr w:type="firstCol">
       <w:rPr>
+        <w:rFonts w:eastAsia="黑体"/>
         <w:b/>
         <w:bCs/>
         <w:color w:themeColor="background1" w:val="FFFFFF"/>
@@ -8008,6 +8426,7 @@
     </w:tblStylePr>
     <w:tblStylePr w:type="lastCol">
       <w:rPr>
+        <w:rFonts w:eastAsia="黑体"/>
         <w:b/>
         <w:bCs/>
         <w:color w:themeColor="background1" w:val="FFFFFF"/>
@@ -8056,6 +8475,7 @@
     </w:tblStylePr>
     <w:tblStylePr w:type="nwCell">
       <w:rPr>
+        <w:rFonts w:eastAsia="黑体"/>
         <w:color w:themeColor="background1" w:val="FFFFFF"/>
       </w:rPr>
       <w:tblPr/>
@@ -8099,6 +8519,7 @@
         <w:spacing w:after="0" w:before="0" w:line="240" w:lineRule="auto"/>
       </w:pPr>
       <w:rPr>
+        <w:rFonts w:eastAsia="黑体"/>
         <w:b/>
         <w:bCs/>
         <w:color w:themeColor="background1" w:val="FFFFFF"/>
@@ -8121,6 +8542,7 @@
         <w:spacing w:after="0" w:before="0" w:line="240" w:lineRule="auto"/>
       </w:pPr>
       <w:rPr>
+        <w:rFonts w:eastAsia="黑体"/>
         <w:color w:val="auto"/>
       </w:rPr>
       <w:tblPr/>
@@ -8138,6 +8560,7 @@
     </w:tblStylePr>
     <w:tblStylePr w:type="firstCol">
       <w:rPr>
+        <w:rFonts w:eastAsia="黑体"/>
         <w:b/>
         <w:bCs/>
         <w:color w:themeColor="background1" w:val="FFFFFF"/>
@@ -8157,6 +8580,7 @@
     </w:tblStylePr>
     <w:tblStylePr w:type="lastCol">
       <w:rPr>
+        <w:rFonts w:eastAsia="黑体"/>
         <w:b/>
         <w:bCs/>
         <w:color w:themeColor="background1" w:val="FFFFFF"/>
@@ -8205,6 +8629,7 @@
     </w:tblStylePr>
     <w:tblStylePr w:type="nwCell">
       <w:rPr>
+        <w:rFonts w:eastAsia="黑体"/>
         <w:color w:themeColor="background1" w:val="FFFFFF"/>
       </w:rPr>
       <w:tblPr/>
@@ -8248,6 +8673,7 @@
         <w:spacing w:after="0" w:before="0" w:line="240" w:lineRule="auto"/>
       </w:pPr>
       <w:rPr>
+        <w:rFonts w:eastAsia="黑体"/>
         <w:b/>
         <w:bCs/>
         <w:color w:themeColor="background1" w:val="FFFFFF"/>
@@ -8270,6 +8696,7 @@
         <w:spacing w:after="0" w:before="0" w:line="240" w:lineRule="auto"/>
       </w:pPr>
       <w:rPr>
+        <w:rFonts w:eastAsia="黑体"/>
         <w:color w:val="auto"/>
       </w:rPr>
       <w:tblPr/>
@@ -8287,6 +8714,7 @@
     </w:tblStylePr>
     <w:tblStylePr w:type="firstCol">
       <w:rPr>
+        <w:rFonts w:eastAsia="黑体"/>
         <w:b/>
         <w:bCs/>
         <w:color w:themeColor="background1" w:val="FFFFFF"/>
@@ -8306,6 +8734,7 @@
     </w:tblStylePr>
     <w:tblStylePr w:type="lastCol">
       <w:rPr>
+        <w:rFonts w:eastAsia="黑体"/>
         <w:b/>
         <w:bCs/>
         <w:color w:themeColor="background1" w:val="FFFFFF"/>
@@ -8354,6 +8783,7 @@
     </w:tblStylePr>
     <w:tblStylePr w:type="nwCell">
       <w:rPr>
+        <w:rFonts w:eastAsia="黑体"/>
         <w:color w:themeColor="background1" w:val="FFFFFF"/>
       </w:rPr>
       <w:tblPr/>
@@ -8397,6 +8827,7 @@
         <w:spacing w:after="0" w:before="0" w:line="240" w:lineRule="auto"/>
       </w:pPr>
       <w:rPr>
+        <w:rFonts w:eastAsia="黑体"/>
         <w:b/>
         <w:bCs/>
         <w:color w:themeColor="background1" w:val="FFFFFF"/>
@@ -8419,6 +8850,7 @@
         <w:spacing w:after="0" w:before="0" w:line="240" w:lineRule="auto"/>
       </w:pPr>
       <w:rPr>
+        <w:rFonts w:eastAsia="黑体"/>
         <w:color w:val="auto"/>
       </w:rPr>
       <w:tblPr/>
@@ -8436,6 +8868,7 @@
     </w:tblStylePr>
     <w:tblStylePr w:type="firstCol">
       <w:rPr>
+        <w:rFonts w:eastAsia="黑体"/>
         <w:b/>
         <w:bCs/>
         <w:color w:themeColor="background1" w:val="FFFFFF"/>
@@ -8455,6 +8888,7 @@
     </w:tblStylePr>
     <w:tblStylePr w:type="lastCol">
       <w:rPr>
+        <w:rFonts w:eastAsia="黑体"/>
         <w:b/>
         <w:bCs/>
         <w:color w:themeColor="background1" w:val="FFFFFF"/>
@@ -8503,6 +8937,7 @@
     </w:tblStylePr>
     <w:tblStylePr w:type="nwCell">
       <w:rPr>
+        <w:rFonts w:eastAsia="黑体"/>
         <w:color w:themeColor="background1" w:val="FFFFFF"/>
       </w:rPr>
       <w:tblPr/>
@@ -8546,6 +8981,7 @@
         <w:spacing w:after="0" w:before="0" w:line="240" w:lineRule="auto"/>
       </w:pPr>
       <w:rPr>
+        <w:rFonts w:eastAsia="黑体"/>
         <w:b/>
         <w:bCs/>
         <w:color w:themeColor="background1" w:val="FFFFFF"/>
@@ -8568,6 +9004,7 @@
         <w:spacing w:after="0" w:before="0" w:line="240" w:lineRule="auto"/>
       </w:pPr>
       <w:rPr>
+        <w:rFonts w:eastAsia="黑体"/>
         <w:color w:val="auto"/>
       </w:rPr>
       <w:tblPr/>
@@ -8585,6 +9022,7 @@
     </w:tblStylePr>
     <w:tblStylePr w:type="firstCol">
       <w:rPr>
+        <w:rFonts w:eastAsia="黑体"/>
         <w:b/>
         <w:bCs/>
         <w:color w:themeColor="background1" w:val="FFFFFF"/>
@@ -8604,6 +9042,7 @@
     </w:tblStylePr>
     <w:tblStylePr w:type="lastCol">
       <w:rPr>
+        <w:rFonts w:eastAsia="黑体"/>
         <w:b/>
         <w:bCs/>
         <w:color w:themeColor="background1" w:val="FFFFFF"/>
@@ -8652,6 +9091,7 @@
     </w:tblStylePr>
     <w:tblStylePr w:type="nwCell">
       <w:rPr>
+        <w:rFonts w:eastAsia="黑体"/>
         <w:color w:themeColor="background1" w:val="FFFFFF"/>
       </w:rPr>
       <w:tblPr/>
@@ -8695,6 +9135,7 @@
         <w:spacing w:after="0" w:before="0" w:line="240" w:lineRule="auto"/>
       </w:pPr>
       <w:rPr>
+        <w:rFonts w:eastAsia="黑体"/>
         <w:b/>
         <w:bCs/>
         <w:color w:themeColor="background1" w:val="FFFFFF"/>
@@ -8717,6 +9158,7 @@
         <w:spacing w:after="0" w:before="0" w:line="240" w:lineRule="auto"/>
       </w:pPr>
       <w:rPr>
+        <w:rFonts w:eastAsia="黑体"/>
         <w:color w:val="auto"/>
       </w:rPr>
       <w:tblPr/>
@@ -8734,6 +9176,7 @@
     </w:tblStylePr>
     <w:tblStylePr w:type="firstCol">
       <w:rPr>
+        <w:rFonts w:eastAsia="黑体"/>
         <w:b/>
         <w:bCs/>
         <w:color w:themeColor="background1" w:val="FFFFFF"/>
@@ -8753,6 +9196,7 @@
     </w:tblStylePr>
     <w:tblStylePr w:type="lastCol">
       <w:rPr>
+        <w:rFonts w:eastAsia="黑体"/>
         <w:b/>
         <w:bCs/>
         <w:color w:themeColor="background1" w:val="FFFFFF"/>
@@ -8801,6 +9245,7 @@
     </w:tblStylePr>
     <w:tblStylePr w:type="nwCell">
       <w:rPr>
+        <w:rFonts w:eastAsia="黑体"/>
         <w:color w:themeColor="background1" w:val="FFFFFF"/>
       </w:rPr>
       <w:tblPr/>
@@ -8825,6 +9270,7 @@
       <w:spacing w:after="0" w:line="240" w:lineRule="auto"/>
     </w:pPr>
     <w:rPr>
+      <w:rFonts w:eastAsia="黑体"/>
       <w:color w:themeColor="text1" w:val="000000"/>
     </w:rPr>
     <w:tblPr>
@@ -8844,7 +9290,7 @@
     </w:tblPr>
     <w:tblStylePr w:type="firstRow">
       <w:rPr>
-        <w:rFonts w:asciiTheme="majorHAnsi" w:cstheme="majorBidi" w:eastAsiaTheme="majorEastAsia" w:hAnsiTheme="majorHAnsi"/>
+        <w:rFonts w:asciiTheme="majorHAnsi" w:cstheme="majorBidi" w:hAnsiTheme="majorHAnsi" w:eastAsia="黑体"/>
       </w:rPr>
       <w:tblPr/>
       <w:tcPr>
@@ -8856,6 +9302,7 @@
     </w:tblStylePr>
     <w:tblStylePr w:type="lastRow">
       <w:rPr>
+        <w:rFonts w:eastAsia="黑体"/>
         <w:b/>
         <w:bCs/>
         <w:color w:themeColor="text2" w:val="1F497D"/>
@@ -8870,12 +9317,14 @@
     </w:tblStylePr>
     <w:tblStylePr w:type="firstCol">
       <w:rPr>
+        <w:rFonts w:eastAsia="黑体"/>
         <w:b/>
         <w:bCs/>
       </w:rPr>
     </w:tblStylePr>
     <w:tblStylePr w:type="lastCol">
       <w:rPr>
+        <w:rFonts w:eastAsia="黑体"/>
         <w:b/>
         <w:bCs/>
       </w:rPr>
@@ -8909,6 +9358,7 @@
       <w:spacing w:after="0" w:line="240" w:lineRule="auto"/>
     </w:pPr>
     <w:rPr>
+      <w:rFonts w:eastAsia="黑体"/>
       <w:color w:themeColor="text1" w:val="000000"/>
     </w:rPr>
     <w:tblPr>
@@ -8928,7 +9378,7 @@
     </w:tblPr>
     <w:tblStylePr w:type="firstRow">
       <w:rPr>
-        <w:rFonts w:asciiTheme="majorHAnsi" w:cstheme="majorBidi" w:eastAsiaTheme="majorEastAsia" w:hAnsiTheme="majorHAnsi"/>
+        <w:rFonts w:asciiTheme="majorHAnsi" w:cstheme="majorBidi" w:hAnsiTheme="majorHAnsi" w:eastAsia="黑体"/>
       </w:rPr>
       <w:tblPr/>
       <w:tcPr>
@@ -8940,6 +9390,7 @@
     </w:tblStylePr>
     <w:tblStylePr w:type="lastRow">
       <w:rPr>
+        <w:rFonts w:eastAsia="黑体"/>
         <w:b/>
         <w:bCs/>
         <w:color w:themeColor="text2" w:val="1F497D"/>
@@ -8954,12 +9405,14 @@
     </w:tblStylePr>
     <w:tblStylePr w:type="firstCol">
       <w:rPr>
+        <w:rFonts w:eastAsia="黑体"/>
         <w:b/>
         <w:bCs/>
       </w:rPr>
     </w:tblStylePr>
     <w:tblStylePr w:type="lastCol">
       <w:rPr>
+        <w:rFonts w:eastAsia="黑体"/>
         <w:b/>
         <w:bCs/>
       </w:rPr>
@@ -8993,6 +9446,7 @@
       <w:spacing w:after="0" w:line="240" w:lineRule="auto"/>
     </w:pPr>
     <w:rPr>
+      <w:rFonts w:eastAsia="黑体"/>
       <w:color w:themeColor="text1" w:val="000000"/>
     </w:rPr>
     <w:tblPr>
@@ -9012,7 +9466,7 @@
     </w:tblPr>
     <w:tblStylePr w:type="firstRow">
       <w:rPr>
-        <w:rFonts w:asciiTheme="majorHAnsi" w:cstheme="majorBidi" w:eastAsiaTheme="majorEastAsia" w:hAnsiTheme="majorHAnsi"/>
+        <w:rFonts w:asciiTheme="majorHAnsi" w:cstheme="majorBidi" w:hAnsiTheme="majorHAnsi" w:eastAsia="黑体"/>
       </w:rPr>
       <w:tblPr/>
       <w:tcPr>
@@ -9024,6 +9478,7 @@
     </w:tblStylePr>
     <w:tblStylePr w:type="lastRow">
       <w:rPr>
+        <w:rFonts w:eastAsia="黑体"/>
         <w:b/>
         <w:bCs/>
         <w:color w:themeColor="text2" w:val="1F497D"/>
@@ -9038,12 +9493,14 @@
     </w:tblStylePr>
     <w:tblStylePr w:type="firstCol">
       <w:rPr>
+        <w:rFonts w:eastAsia="黑体"/>
         <w:b/>
         <w:bCs/>
       </w:rPr>
     </w:tblStylePr>
     <w:tblStylePr w:type="lastCol">
       <w:rPr>
+        <w:rFonts w:eastAsia="黑体"/>
         <w:b/>
         <w:bCs/>
       </w:rPr>
@@ -9077,6 +9534,7 @@
       <w:spacing w:after="0" w:line="240" w:lineRule="auto"/>
     </w:pPr>
     <w:rPr>
+      <w:rFonts w:eastAsia="黑体"/>
       <w:color w:themeColor="text1" w:val="000000"/>
     </w:rPr>
     <w:tblPr>
@@ -9096,7 +9554,7 @@
     </w:tblPr>
     <w:tblStylePr w:type="firstRow">
       <w:rPr>
-        <w:rFonts w:asciiTheme="majorHAnsi" w:cstheme="majorBidi" w:eastAsiaTheme="majorEastAsia" w:hAnsiTheme="majorHAnsi"/>
+        <w:rFonts w:asciiTheme="majorHAnsi" w:cstheme="majorBidi" w:hAnsiTheme="majorHAnsi" w:eastAsia="黑体"/>
       </w:rPr>
       <w:tblPr/>
       <w:tcPr>
@@ -9108,6 +9566,7 @@
     </w:tblStylePr>
     <w:tblStylePr w:type="lastRow">
       <w:rPr>
+        <w:rFonts w:eastAsia="黑体"/>
         <w:b/>
         <w:bCs/>
         <w:color w:themeColor="text2" w:val="1F497D"/>
@@ -9122,12 +9581,14 @@
     </w:tblStylePr>
     <w:tblStylePr w:type="firstCol">
       <w:rPr>
+        <w:rFonts w:eastAsia="黑体"/>
         <w:b/>
         <w:bCs/>
       </w:rPr>
     </w:tblStylePr>
     <w:tblStylePr w:type="lastCol">
       <w:rPr>
+        <w:rFonts w:eastAsia="黑体"/>
         <w:b/>
         <w:bCs/>
       </w:rPr>
@@ -9161,6 +9622,7 @@
       <w:spacing w:after="0" w:line="240" w:lineRule="auto"/>
     </w:pPr>
     <w:rPr>
+      <w:rFonts w:eastAsia="黑体"/>
       <w:color w:themeColor="text1" w:val="000000"/>
     </w:rPr>
     <w:tblPr>
@@ -9180,7 +9642,7 @@
     </w:tblPr>
     <w:tblStylePr w:type="firstRow">
       <w:rPr>
-        <w:rFonts w:asciiTheme="majorHAnsi" w:cstheme="majorBidi" w:eastAsiaTheme="majorEastAsia" w:hAnsiTheme="majorHAnsi"/>
+        <w:rFonts w:asciiTheme="majorHAnsi" w:cstheme="majorBidi" w:hAnsiTheme="majorHAnsi" w:eastAsia="黑体"/>
       </w:rPr>
       <w:tblPr/>
       <w:tcPr>
@@ -9192,6 +9654,7 @@
     </w:tblStylePr>
     <w:tblStylePr w:type="lastRow">
       <w:rPr>
+        <w:rFonts w:eastAsia="黑体"/>
         <w:b/>
         <w:bCs/>
         <w:color w:themeColor="text2" w:val="1F497D"/>
@@ -9206,12 +9669,14 @@
     </w:tblStylePr>
     <w:tblStylePr w:type="firstCol">
       <w:rPr>
+        <w:rFonts w:eastAsia="黑体"/>
         <w:b/>
         <w:bCs/>
       </w:rPr>
     </w:tblStylePr>
     <w:tblStylePr w:type="lastCol">
       <w:rPr>
+        <w:rFonts w:eastAsia="黑体"/>
         <w:b/>
         <w:bCs/>
       </w:rPr>
@@ -9245,6 +9710,7 @@
       <w:spacing w:after="0" w:line="240" w:lineRule="auto"/>
     </w:pPr>
     <w:rPr>
+      <w:rFonts w:eastAsia="黑体"/>
       <w:color w:themeColor="text1" w:val="000000"/>
     </w:rPr>
     <w:tblPr>
@@ -9264,7 +9730,7 @@
     </w:tblPr>
     <w:tblStylePr w:type="firstRow">
       <w:rPr>
-        <w:rFonts w:asciiTheme="majorHAnsi" w:cstheme="majorBidi" w:eastAsiaTheme="majorEastAsia" w:hAnsiTheme="majorHAnsi"/>
+        <w:rFonts w:asciiTheme="majorHAnsi" w:cstheme="majorBidi" w:hAnsiTheme="majorHAnsi" w:eastAsia="黑体"/>
       </w:rPr>
       <w:tblPr/>
       <w:tcPr>
@@ -9276,6 +9742,7 @@
     </w:tblStylePr>
     <w:tblStylePr w:type="lastRow">
       <w:rPr>
+        <w:rFonts w:eastAsia="黑体"/>
         <w:b/>
         <w:bCs/>
         <w:color w:themeColor="text2" w:val="1F497D"/>
@@ -9290,12 +9757,14 @@
     </w:tblStylePr>
     <w:tblStylePr w:type="firstCol">
       <w:rPr>
+        <w:rFonts w:eastAsia="黑体"/>
         <w:b/>
         <w:bCs/>
       </w:rPr>
     </w:tblStylePr>
     <w:tblStylePr w:type="lastCol">
       <w:rPr>
+        <w:rFonts w:eastAsia="黑体"/>
         <w:b/>
         <w:bCs/>
       </w:rPr>
@@ -9329,6 +9798,7 @@
       <w:spacing w:after="0" w:line="240" w:lineRule="auto"/>
     </w:pPr>
     <w:rPr>
+      <w:rFonts w:eastAsia="黑体"/>
       <w:color w:themeColor="text1" w:val="000000"/>
     </w:rPr>
     <w:tblPr>
@@ -9348,7 +9818,7 @@
     </w:tblPr>
     <w:tblStylePr w:type="firstRow">
       <w:rPr>
-        <w:rFonts w:asciiTheme="majorHAnsi" w:cstheme="majorBidi" w:eastAsiaTheme="majorEastAsia" w:hAnsiTheme="majorHAnsi"/>
+        <w:rFonts w:asciiTheme="majorHAnsi" w:cstheme="majorBidi" w:hAnsiTheme="majorHAnsi" w:eastAsia="黑体"/>
       </w:rPr>
       <w:tblPr/>
       <w:tcPr>
@@ -9360,6 +9830,7 @@
     </w:tblStylePr>
     <w:tblStylePr w:type="lastRow">
       <w:rPr>
+        <w:rFonts w:eastAsia="黑体"/>
         <w:b/>
         <w:bCs/>
         <w:color w:themeColor="text2" w:val="1F497D"/>
@@ -9374,12 +9845,14 @@
     </w:tblStylePr>
     <w:tblStylePr w:type="firstCol">
       <w:rPr>
+        <w:rFonts w:eastAsia="黑体"/>
         <w:b/>
         <w:bCs/>
       </w:rPr>
     </w:tblStylePr>
     <w:tblStylePr w:type="lastCol">
       <w:rPr>
+        <w:rFonts w:eastAsia="黑体"/>
         <w:b/>
         <w:bCs/>
       </w:rPr>
@@ -9413,7 +9886,7 @@
       <w:spacing w:after="0" w:line="240" w:lineRule="auto"/>
     </w:pPr>
     <w:rPr>
-      <w:rFonts w:asciiTheme="majorHAnsi" w:cstheme="majorBidi" w:eastAsiaTheme="majorEastAsia" w:hAnsiTheme="majorHAnsi"/>
+      <w:rFonts w:asciiTheme="majorHAnsi" w:cstheme="majorBidi" w:hAnsiTheme="majorHAnsi" w:eastAsia="黑体"/>
       <w:color w:themeColor="text1" w:val="000000"/>
     </w:rPr>
     <w:tblPr>
@@ -9435,6 +9908,7 @@
     </w:tblPr>
     <w:tblStylePr w:type="firstRow">
       <w:rPr>
+        <w:rFonts w:eastAsia="黑体"/>
         <w:sz w:val="24"/>
         <w:szCs w:val="24"/>
       </w:rPr>
@@ -9541,7 +10015,7 @@
       <w:spacing w:after="0" w:line="240" w:lineRule="auto"/>
     </w:pPr>
     <w:rPr>
-      <w:rFonts w:asciiTheme="majorHAnsi" w:cstheme="majorBidi" w:eastAsiaTheme="majorEastAsia" w:hAnsiTheme="majorHAnsi"/>
+      <w:rFonts w:asciiTheme="majorHAnsi" w:cstheme="majorBidi" w:hAnsiTheme="majorHAnsi" w:eastAsia="黑体"/>
       <w:color w:themeColor="text1" w:val="000000"/>
     </w:rPr>
     <w:tblPr>
@@ -9563,6 +10037,7 @@
     </w:tblPr>
     <w:tblStylePr w:type="firstRow">
       <w:rPr>
+        <w:rFonts w:eastAsia="黑体"/>
         <w:sz w:val="24"/>
         <w:szCs w:val="24"/>
       </w:rPr>
@@ -9669,7 +10144,7 @@
       <w:spacing w:after="0" w:line="240" w:lineRule="auto"/>
     </w:pPr>
     <w:rPr>
-      <w:rFonts w:asciiTheme="majorHAnsi" w:cstheme="majorBidi" w:eastAsiaTheme="majorEastAsia" w:hAnsiTheme="majorHAnsi"/>
+      <w:rFonts w:asciiTheme="majorHAnsi" w:cstheme="majorBidi" w:hAnsiTheme="majorHAnsi" w:eastAsia="黑体"/>
       <w:color w:themeColor="text1" w:val="000000"/>
     </w:rPr>
     <w:tblPr>
@@ -9691,6 +10166,7 @@
     </w:tblPr>
     <w:tblStylePr w:type="firstRow">
       <w:rPr>
+        <w:rFonts w:eastAsia="黑体"/>
         <w:sz w:val="24"/>
         <w:szCs w:val="24"/>
       </w:rPr>
@@ -9797,7 +10273,7 @@
       <w:spacing w:after="0" w:line="240" w:lineRule="auto"/>
     </w:pPr>
     <w:rPr>
-      <w:rFonts w:asciiTheme="majorHAnsi" w:cstheme="majorBidi" w:eastAsiaTheme="majorEastAsia" w:hAnsiTheme="majorHAnsi"/>
+      <w:rFonts w:asciiTheme="majorHAnsi" w:cstheme="majorBidi" w:hAnsiTheme="majorHAnsi" w:eastAsia="黑体"/>
       <w:color w:themeColor="text1" w:val="000000"/>
     </w:rPr>
     <w:tblPr>
@@ -9819,6 +10295,7 @@
     </w:tblPr>
     <w:tblStylePr w:type="firstRow">
       <w:rPr>
+        <w:rFonts w:eastAsia="黑体"/>
         <w:sz w:val="24"/>
         <w:szCs w:val="24"/>
       </w:rPr>
@@ -9925,7 +10402,7 @@
       <w:spacing w:after="0" w:line="240" w:lineRule="auto"/>
     </w:pPr>
     <w:rPr>
-      <w:rFonts w:asciiTheme="majorHAnsi" w:cstheme="majorBidi" w:eastAsiaTheme="majorEastAsia" w:hAnsiTheme="majorHAnsi"/>
+      <w:rFonts w:asciiTheme="majorHAnsi" w:cstheme="majorBidi" w:hAnsiTheme="majorHAnsi" w:eastAsia="黑体"/>
       <w:color w:themeColor="text1" w:val="000000"/>
     </w:rPr>
     <w:tblPr>
@@ -9947,6 +10424,7 @@
     </w:tblPr>
     <w:tblStylePr w:type="firstRow">
       <w:rPr>
+        <w:rFonts w:eastAsia="黑体"/>
         <w:sz w:val="24"/>
         <w:szCs w:val="24"/>
       </w:rPr>
@@ -10053,7 +10531,7 @@
       <w:spacing w:after="0" w:line="240" w:lineRule="auto"/>
     </w:pPr>
     <w:rPr>
-      <w:rFonts w:asciiTheme="majorHAnsi" w:cstheme="majorBidi" w:eastAsiaTheme="majorEastAsia" w:hAnsiTheme="majorHAnsi"/>
+      <w:rFonts w:asciiTheme="majorHAnsi" w:cstheme="majorBidi" w:hAnsiTheme="majorHAnsi" w:eastAsia="黑体"/>
       <w:color w:themeColor="text1" w:val="000000"/>
     </w:rPr>
     <w:tblPr>
@@ -10075,6 +10553,7 @@
     </w:tblPr>
     <w:tblStylePr w:type="firstRow">
       <w:rPr>
+        <w:rFonts w:eastAsia="黑体"/>
         <w:sz w:val="24"/>
         <w:szCs w:val="24"/>
       </w:rPr>
@@ -10181,7 +10660,7 @@
       <w:spacing w:after="0" w:line="240" w:lineRule="auto"/>
     </w:pPr>
     <w:rPr>
-      <w:rFonts w:asciiTheme="majorHAnsi" w:cstheme="majorBidi" w:eastAsiaTheme="majorEastAsia" w:hAnsiTheme="majorHAnsi"/>
+      <w:rFonts w:asciiTheme="majorHAnsi" w:cstheme="majorBidi" w:hAnsiTheme="majorHAnsi" w:eastAsia="黑体"/>
       <w:color w:themeColor="text1" w:val="000000"/>
     </w:rPr>
     <w:tblPr>
@@ -10203,6 +10682,7 @@
     </w:tblPr>
     <w:tblStylePr w:type="firstRow">
       <w:rPr>
+        <w:rFonts w:eastAsia="黑体"/>
         <w:sz w:val="24"/>
         <w:szCs w:val="24"/>
       </w:rPr>
@@ -10332,12 +10812,14 @@
     </w:tcPr>
     <w:tblStylePr w:type="firstRow">
       <w:rPr>
+        <w:rFonts w:eastAsia="黑体"/>
         <w:b/>
         <w:bCs/>
       </w:rPr>
     </w:tblStylePr>
     <w:tblStylePr w:type="lastRow">
       <w:rPr>
+        <w:rFonts w:eastAsia="黑体"/>
         <w:b/>
         <w:bCs/>
       </w:rPr>
@@ -10350,12 +10832,14 @@
     </w:tblStylePr>
     <w:tblStylePr w:type="firstCol">
       <w:rPr>
+        <w:rFonts w:eastAsia="黑体"/>
         <w:b/>
         <w:bCs/>
       </w:rPr>
     </w:tblStylePr>
     <w:tblStylePr w:type="lastCol">
       <w:rPr>
+        <w:rFonts w:eastAsia="黑体"/>
         <w:b/>
         <w:bCs/>
       </w:rPr>
@@ -10405,12 +10889,14 @@
     </w:tcPr>
     <w:tblStylePr w:type="firstRow">
       <w:rPr>
+        <w:rFonts w:eastAsia="黑体"/>
         <w:b/>
         <w:bCs/>
       </w:rPr>
     </w:tblStylePr>
     <w:tblStylePr w:type="lastRow">
       <w:rPr>
+        <w:rFonts w:eastAsia="黑体"/>
         <w:b/>
         <w:bCs/>
       </w:rPr>
@@ -10423,12 +10909,14 @@
     </w:tblStylePr>
     <w:tblStylePr w:type="firstCol">
       <w:rPr>
+        <w:rFonts w:eastAsia="黑体"/>
         <w:b/>
         <w:bCs/>
       </w:rPr>
     </w:tblStylePr>
     <w:tblStylePr w:type="lastCol">
       <w:rPr>
+        <w:rFonts w:eastAsia="黑体"/>
         <w:b/>
         <w:bCs/>
       </w:rPr>
@@ -10478,12 +10966,14 @@
     </w:tcPr>
     <w:tblStylePr w:type="firstRow">
       <w:rPr>
+        <w:rFonts w:eastAsia="黑体"/>
         <w:b/>
         <w:bCs/>
       </w:rPr>
     </w:tblStylePr>
     <w:tblStylePr w:type="lastRow">
       <w:rPr>
+        <w:rFonts w:eastAsia="黑体"/>
         <w:b/>
         <w:bCs/>
       </w:rPr>
@@ -10496,12 +10986,14 @@
     </w:tblStylePr>
     <w:tblStylePr w:type="firstCol">
       <w:rPr>
+        <w:rFonts w:eastAsia="黑体"/>
         <w:b/>
         <w:bCs/>
       </w:rPr>
     </w:tblStylePr>
     <w:tblStylePr w:type="lastCol">
       <w:rPr>
+        <w:rFonts w:eastAsia="黑体"/>
         <w:b/>
         <w:bCs/>
       </w:rPr>
@@ -10551,12 +11043,14 @@
     </w:tcPr>
     <w:tblStylePr w:type="firstRow">
       <w:rPr>
+        <w:rFonts w:eastAsia="黑体"/>
         <w:b/>
         <w:bCs/>
       </w:rPr>
     </w:tblStylePr>
     <w:tblStylePr w:type="lastRow">
       <w:rPr>
+        <w:rFonts w:eastAsia="黑体"/>
         <w:b/>
         <w:bCs/>
       </w:rPr>
@@ -10569,12 +11063,14 @@
     </w:tblStylePr>
     <w:tblStylePr w:type="firstCol">
       <w:rPr>
+        <w:rFonts w:eastAsia="黑体"/>
         <w:b/>
         <w:bCs/>
       </w:rPr>
     </w:tblStylePr>
     <w:tblStylePr w:type="lastCol">
       <w:rPr>
+        <w:rFonts w:eastAsia="黑体"/>
         <w:b/>
         <w:bCs/>
       </w:rPr>
@@ -10624,12 +11120,14 @@
     </w:tcPr>
     <w:tblStylePr w:type="firstRow">
       <w:rPr>
+        <w:rFonts w:eastAsia="黑体"/>
         <w:b/>
         <w:bCs/>
       </w:rPr>
     </w:tblStylePr>
     <w:tblStylePr w:type="lastRow">
       <w:rPr>
+        <w:rFonts w:eastAsia="黑体"/>
         <w:b/>
         <w:bCs/>
       </w:rPr>
@@ -10642,12 +11140,14 @@
     </w:tblStylePr>
     <w:tblStylePr w:type="firstCol">
       <w:rPr>
+        <w:rFonts w:eastAsia="黑体"/>
         <w:b/>
         <w:bCs/>
       </w:rPr>
     </w:tblStylePr>
     <w:tblStylePr w:type="lastCol">
       <w:rPr>
+        <w:rFonts w:eastAsia="黑体"/>
         <w:b/>
         <w:bCs/>
       </w:rPr>
@@ -10697,12 +11197,14 @@
     </w:tcPr>
     <w:tblStylePr w:type="firstRow">
       <w:rPr>
+        <w:rFonts w:eastAsia="黑体"/>
         <w:b/>
         <w:bCs/>
       </w:rPr>
     </w:tblStylePr>
     <w:tblStylePr w:type="lastRow">
       <w:rPr>
+        <w:rFonts w:eastAsia="黑体"/>
         <w:b/>
         <w:bCs/>
       </w:rPr>
@@ -10715,12 +11217,14 @@
     </w:tblStylePr>
     <w:tblStylePr w:type="firstCol">
       <w:rPr>
+        <w:rFonts w:eastAsia="黑体"/>
         <w:b/>
         <w:bCs/>
       </w:rPr>
     </w:tblStylePr>
     <w:tblStylePr w:type="lastCol">
       <w:rPr>
+        <w:rFonts w:eastAsia="黑体"/>
         <w:b/>
         <w:bCs/>
       </w:rPr>
@@ -10770,12 +11274,14 @@
     </w:tcPr>
     <w:tblStylePr w:type="firstRow">
       <w:rPr>
+        <w:rFonts w:eastAsia="黑体"/>
         <w:b/>
         <w:bCs/>
       </w:rPr>
     </w:tblStylePr>
     <w:tblStylePr w:type="lastRow">
       <w:rPr>
+        <w:rFonts w:eastAsia="黑体"/>
         <w:b/>
         <w:bCs/>
       </w:rPr>
@@ -10788,12 +11294,14 @@
     </w:tblStylePr>
     <w:tblStylePr w:type="firstCol">
       <w:rPr>
+        <w:rFonts w:eastAsia="黑体"/>
         <w:b/>
         <w:bCs/>
       </w:rPr>
     </w:tblStylePr>
     <w:tblStylePr w:type="lastCol">
       <w:rPr>
+        <w:rFonts w:eastAsia="黑体"/>
         <w:b/>
         <w:bCs/>
       </w:rPr>
@@ -10820,7 +11328,7 @@
       <w:spacing w:after="0" w:line="240" w:lineRule="auto"/>
     </w:pPr>
     <w:rPr>
-      <w:rFonts w:asciiTheme="majorHAnsi" w:cstheme="majorBidi" w:eastAsiaTheme="majorEastAsia" w:hAnsiTheme="majorHAnsi"/>
+      <w:rFonts w:asciiTheme="majorHAnsi" w:cstheme="majorBidi" w:hAnsiTheme="majorHAnsi" w:eastAsia="黑体"/>
       <w:color w:themeColor="text1" w:val="000000"/>
     </w:rPr>
     <w:tblPr>
@@ -10847,6 +11355,7 @@
     </w:tcPr>
     <w:tblStylePr w:type="firstRow">
       <w:rPr>
+        <w:rFonts w:eastAsia="黑体"/>
         <w:b/>
         <w:bCs/>
         <w:color w:themeColor="text1" w:val="000000"/>
@@ -10858,6 +11367,7 @@
     </w:tblStylePr>
     <w:tblStylePr w:type="lastRow">
       <w:rPr>
+        <w:rFonts w:eastAsia="黑体"/>
         <w:b/>
         <w:bCs/>
         <w:color w:themeColor="text1" w:val="000000"/>
@@ -10877,6 +11387,7 @@
     </w:tblStylePr>
     <w:tblStylePr w:type="firstCol">
       <w:rPr>
+        <w:rFonts w:eastAsia="黑体"/>
         <w:b/>
         <w:bCs/>
         <w:color w:themeColor="text1" w:val="000000"/>
@@ -10896,6 +11407,7 @@
     </w:tblStylePr>
     <w:tblStylePr w:type="lastCol">
       <w:rPr>
+        <w:rFonts w:eastAsia="黑体"/>
         <w:b w:val="0"/>
         <w:bCs w:val="0"/>
         <w:color w:themeColor="text1" w:val="000000"/>
@@ -10945,7 +11457,7 @@
       <w:spacing w:after="0" w:line="240" w:lineRule="auto"/>
     </w:pPr>
     <w:rPr>
-      <w:rFonts w:asciiTheme="majorHAnsi" w:cstheme="majorBidi" w:eastAsiaTheme="majorEastAsia" w:hAnsiTheme="majorHAnsi"/>
+      <w:rFonts w:asciiTheme="majorHAnsi" w:cstheme="majorBidi" w:hAnsiTheme="majorHAnsi" w:eastAsia="黑体"/>
       <w:color w:themeColor="text1" w:val="000000"/>
     </w:rPr>
     <w:tblPr>
@@ -10972,6 +11484,7 @@
     </w:tcPr>
     <w:tblStylePr w:type="firstRow">
       <w:rPr>
+        <w:rFonts w:eastAsia="黑体"/>
         <w:b/>
         <w:bCs/>
         <w:color w:themeColor="text1" w:val="000000"/>
@@ -10983,6 +11496,7 @@
     </w:tblStylePr>
     <w:tblStylePr w:type="lastRow">
       <w:rPr>
+        <w:rFonts w:eastAsia="黑体"/>
         <w:b/>
         <w:bCs/>
         <w:color w:themeColor="text1" w:val="000000"/>
@@ -11002,6 +11516,7 @@
     </w:tblStylePr>
     <w:tblStylePr w:type="firstCol">
       <w:rPr>
+        <w:rFonts w:eastAsia="黑体"/>
         <w:b/>
         <w:bCs/>
         <w:color w:themeColor="text1" w:val="000000"/>
@@ -11021,6 +11536,7 @@
     </w:tblStylePr>
     <w:tblStylePr w:type="lastCol">
       <w:rPr>
+        <w:rFonts w:eastAsia="黑体"/>
         <w:b w:val="0"/>
         <w:bCs w:val="0"/>
         <w:color w:themeColor="text1" w:val="000000"/>
@@ -11070,7 +11586,7 @@
       <w:spacing w:after="0" w:line="240" w:lineRule="auto"/>
     </w:pPr>
     <w:rPr>
-      <w:rFonts w:asciiTheme="majorHAnsi" w:cstheme="majorBidi" w:eastAsiaTheme="majorEastAsia" w:hAnsiTheme="majorHAnsi"/>
+      <w:rFonts w:asciiTheme="majorHAnsi" w:cstheme="majorBidi" w:hAnsiTheme="majorHAnsi" w:eastAsia="黑体"/>
       <w:color w:themeColor="text1" w:val="000000"/>
     </w:rPr>
     <w:tblPr>
@@ -11097,6 +11613,7 @@
     </w:tcPr>
     <w:tblStylePr w:type="firstRow">
       <w:rPr>
+        <w:rFonts w:eastAsia="黑体"/>
         <w:b/>
         <w:bCs/>
         <w:color w:themeColor="text1" w:val="000000"/>
@@ -11108,6 +11625,7 @@
     </w:tblStylePr>
     <w:tblStylePr w:type="lastRow">
       <w:rPr>
+        <w:rFonts w:eastAsia="黑体"/>
         <w:b/>
         <w:bCs/>
         <w:color w:themeColor="text1" w:val="000000"/>
@@ -11127,6 +11645,7 @@
     </w:tblStylePr>
     <w:tblStylePr w:type="firstCol">
       <w:rPr>
+        <w:rFonts w:eastAsia="黑体"/>
         <w:b/>
         <w:bCs/>
         <w:color w:themeColor="text1" w:val="000000"/>
@@ -11146,6 +11665,7 @@
     </w:tblStylePr>
     <w:tblStylePr w:type="lastCol">
       <w:rPr>
+        <w:rFonts w:eastAsia="黑体"/>
         <w:b w:val="0"/>
         <w:bCs w:val="0"/>
         <w:color w:themeColor="text1" w:val="000000"/>
@@ -11195,7 +11715,7 @@
       <w:spacing w:after="0" w:line="240" w:lineRule="auto"/>
     </w:pPr>
     <w:rPr>
-      <w:rFonts w:asciiTheme="majorHAnsi" w:cstheme="majorBidi" w:eastAsiaTheme="majorEastAsia" w:hAnsiTheme="majorHAnsi"/>
+      <w:rFonts w:asciiTheme="majorHAnsi" w:cstheme="majorBidi" w:hAnsiTheme="majorHAnsi" w:eastAsia="黑体"/>
       <w:color w:themeColor="text1" w:val="000000"/>
     </w:rPr>
     <w:tblPr>
@@ -11222,6 +11742,7 @@
     </w:tcPr>
     <w:tblStylePr w:type="firstRow">
       <w:rPr>
+        <w:rFonts w:eastAsia="黑体"/>
         <w:b/>
         <w:bCs/>
         <w:color w:themeColor="text1" w:val="000000"/>
@@ -11233,6 +11754,7 @@
     </w:tblStylePr>
     <w:tblStylePr w:type="lastRow">
       <w:rPr>
+        <w:rFonts w:eastAsia="黑体"/>
         <w:b/>
         <w:bCs/>
         <w:color w:themeColor="text1" w:val="000000"/>
@@ -11252,6 +11774,7 @@
     </w:tblStylePr>
     <w:tblStylePr w:type="firstCol">
       <w:rPr>
+        <w:rFonts w:eastAsia="黑体"/>
         <w:b/>
         <w:bCs/>
         <w:color w:themeColor="text1" w:val="000000"/>
@@ -11271,6 +11794,7 @@
     </w:tblStylePr>
     <w:tblStylePr w:type="lastCol">
       <w:rPr>
+        <w:rFonts w:eastAsia="黑体"/>
         <w:b w:val="0"/>
         <w:bCs w:val="0"/>
         <w:color w:themeColor="text1" w:val="000000"/>
@@ -11320,7 +11844,7 @@
       <w:spacing w:after="0" w:line="240" w:lineRule="auto"/>
     </w:pPr>
     <w:rPr>
-      <w:rFonts w:asciiTheme="majorHAnsi" w:cstheme="majorBidi" w:eastAsiaTheme="majorEastAsia" w:hAnsiTheme="majorHAnsi"/>
+      <w:rFonts w:asciiTheme="majorHAnsi" w:cstheme="majorBidi" w:hAnsiTheme="majorHAnsi" w:eastAsia="黑体"/>
       <w:color w:themeColor="text1" w:val="000000"/>
     </w:rPr>
     <w:tblPr>
@@ -11347,6 +11871,7 @@
     </w:tcPr>
     <w:tblStylePr w:type="firstRow">
       <w:rPr>
+        <w:rFonts w:eastAsia="黑体"/>
         <w:b/>
         <w:bCs/>
         <w:color w:themeColor="text1" w:val="000000"/>
@@ -11358,6 +11883,7 @@
     </w:tblStylePr>
     <w:tblStylePr w:type="lastRow">
       <w:rPr>
+        <w:rFonts w:eastAsia="黑体"/>
         <w:b/>
         <w:bCs/>
         <w:color w:themeColor="text1" w:val="000000"/>
@@ -11377,6 +11903,7 @@
     </w:tblStylePr>
     <w:tblStylePr w:type="firstCol">
       <w:rPr>
+        <w:rFonts w:eastAsia="黑体"/>
         <w:b/>
         <w:bCs/>
         <w:color w:themeColor="text1" w:val="000000"/>
@@ -11396,6 +11923,7 @@
     </w:tblStylePr>
     <w:tblStylePr w:type="lastCol">
       <w:rPr>
+        <w:rFonts w:eastAsia="黑体"/>
         <w:b w:val="0"/>
         <w:bCs w:val="0"/>
         <w:color w:themeColor="text1" w:val="000000"/>
@@ -11445,7 +11973,7 @@
       <w:spacing w:after="0" w:line="240" w:lineRule="auto"/>
     </w:pPr>
     <w:rPr>
-      <w:rFonts w:asciiTheme="majorHAnsi" w:cstheme="majorBidi" w:eastAsiaTheme="majorEastAsia" w:hAnsiTheme="majorHAnsi"/>
+      <w:rFonts w:asciiTheme="majorHAnsi" w:cstheme="majorBidi" w:hAnsiTheme="majorHAnsi" w:eastAsia="黑体"/>
       <w:color w:themeColor="text1" w:val="000000"/>
     </w:rPr>
     <w:tblPr>
@@ -11472,6 +12000,7 @@
     </w:tcPr>
     <w:tblStylePr w:type="firstRow">
       <w:rPr>
+        <w:rFonts w:eastAsia="黑体"/>
         <w:b/>
         <w:bCs/>
         <w:color w:themeColor="text1" w:val="000000"/>
@@ -11483,6 +12012,7 @@
     </w:tblStylePr>
     <w:tblStylePr w:type="lastRow">
       <w:rPr>
+        <w:rFonts w:eastAsia="黑体"/>
         <w:b/>
         <w:bCs/>
         <w:color w:themeColor="text1" w:val="000000"/>
@@ -11502,6 +12032,7 @@
     </w:tblStylePr>
     <w:tblStylePr w:type="firstCol">
       <w:rPr>
+        <w:rFonts w:eastAsia="黑体"/>
         <w:b/>
         <w:bCs/>
         <w:color w:themeColor="text1" w:val="000000"/>
@@ -11521,6 +12052,7 @@
     </w:tblStylePr>
     <w:tblStylePr w:type="lastCol">
       <w:rPr>
+        <w:rFonts w:eastAsia="黑体"/>
         <w:b w:val="0"/>
         <w:bCs w:val="0"/>
         <w:color w:themeColor="text1" w:val="000000"/>
@@ -11570,7 +12102,7 @@
       <w:spacing w:after="0" w:line="240" w:lineRule="auto"/>
     </w:pPr>
     <w:rPr>
-      <w:rFonts w:asciiTheme="majorHAnsi" w:cstheme="majorBidi" w:eastAsiaTheme="majorEastAsia" w:hAnsiTheme="majorHAnsi"/>
+      <w:rFonts w:asciiTheme="majorHAnsi" w:cstheme="majorBidi" w:hAnsiTheme="majorHAnsi" w:eastAsia="黑体"/>
       <w:color w:themeColor="text1" w:val="000000"/>
     </w:rPr>
     <w:tblPr>
@@ -11597,6 +12129,7 @@
     </w:tcPr>
     <w:tblStylePr w:type="firstRow">
       <w:rPr>
+        <w:rFonts w:eastAsia="黑体"/>
         <w:b/>
         <w:bCs/>
         <w:color w:themeColor="text1" w:val="000000"/>
@@ -11608,6 +12141,7 @@
     </w:tblStylePr>
     <w:tblStylePr w:type="lastRow">
       <w:rPr>
+        <w:rFonts w:eastAsia="黑体"/>
         <w:b/>
         <w:bCs/>
         <w:color w:themeColor="text1" w:val="000000"/>
@@ -11627,6 +12161,7 @@
     </w:tblStylePr>
     <w:tblStylePr w:type="firstCol">
       <w:rPr>
+        <w:rFonts w:eastAsia="黑体"/>
         <w:b/>
         <w:bCs/>
         <w:color w:themeColor="text1" w:val="000000"/>
@@ -11646,6 +12181,7 @@
     </w:tblStylePr>
     <w:tblStylePr w:type="lastCol">
       <w:rPr>
+        <w:rFonts w:eastAsia="黑体"/>
         <w:b w:val="0"/>
         <w:bCs w:val="0"/>
         <w:color w:themeColor="text1" w:val="000000"/>
@@ -11718,6 +12254,7 @@
     </w:tcPr>
     <w:tblStylePr w:type="firstRow">
       <w:rPr>
+        <w:rFonts w:eastAsia="黑体"/>
         <w:b/>
         <w:bCs/>
         <w:i w:val="0"/>
@@ -11739,6 +12276,7 @@
     </w:tblStylePr>
     <w:tblStylePr w:type="lastRow">
       <w:rPr>
+        <w:rFonts w:eastAsia="黑体"/>
         <w:b/>
         <w:bCs/>
         <w:i w:val="0"/>
@@ -11760,6 +12298,7 @@
     </w:tblStylePr>
     <w:tblStylePr w:type="firstCol">
       <w:rPr>
+        <w:rFonts w:eastAsia="黑体"/>
         <w:b/>
         <w:bCs/>
         <w:i w:val="0"/>
@@ -11779,6 +12318,7 @@
     </w:tblStylePr>
     <w:tblStylePr w:type="lastCol">
       <w:rPr>
+        <w:rFonts w:eastAsia="黑体"/>
         <w:b/>
         <w:bCs/>
         <w:i w:val="0"/>
@@ -11859,6 +12399,7 @@
     </w:tcPr>
     <w:tblStylePr w:type="firstRow">
       <w:rPr>
+        <w:rFonts w:eastAsia="黑体"/>
         <w:b/>
         <w:bCs/>
         <w:i w:val="0"/>
@@ -11880,6 +12421,7 @@
     </w:tblStylePr>
     <w:tblStylePr w:type="lastRow">
       <w:rPr>
+        <w:rFonts w:eastAsia="黑体"/>
         <w:b/>
         <w:bCs/>
         <w:i w:val="0"/>
@@ -11901,6 +12443,7 @@
     </w:tblStylePr>
     <w:tblStylePr w:type="firstCol">
       <w:rPr>
+        <w:rFonts w:eastAsia="黑体"/>
         <w:b/>
         <w:bCs/>
         <w:i w:val="0"/>
@@ -11920,6 +12463,7 @@
     </w:tblStylePr>
     <w:tblStylePr w:type="lastCol">
       <w:rPr>
+        <w:rFonts w:eastAsia="黑体"/>
         <w:b/>
         <w:bCs/>
         <w:i w:val="0"/>
@@ -12000,6 +12544,7 @@
     </w:tcPr>
     <w:tblStylePr w:type="firstRow">
       <w:rPr>
+        <w:rFonts w:eastAsia="黑体"/>
         <w:b/>
         <w:bCs/>
         <w:i w:val="0"/>
@@ -12021,6 +12566,7 @@
     </w:tblStylePr>
     <w:tblStylePr w:type="lastRow">
       <w:rPr>
+        <w:rFonts w:eastAsia="黑体"/>
         <w:b/>
         <w:bCs/>
         <w:i w:val="0"/>
@@ -12042,6 +12588,7 @@
     </w:tblStylePr>
     <w:tblStylePr w:type="firstCol">
       <w:rPr>
+        <w:rFonts w:eastAsia="黑体"/>
         <w:b/>
         <w:bCs/>
         <w:i w:val="0"/>
@@ -12061,6 +12608,7 @@
     </w:tblStylePr>
     <w:tblStylePr w:type="lastCol">
       <w:rPr>
+        <w:rFonts w:eastAsia="黑体"/>
         <w:b/>
         <w:bCs/>
         <w:i w:val="0"/>
@@ -12141,6 +12689,7 @@
     </w:tcPr>
     <w:tblStylePr w:type="firstRow">
       <w:rPr>
+        <w:rFonts w:eastAsia="黑体"/>
         <w:b/>
         <w:bCs/>
         <w:i w:val="0"/>
@@ -12162,6 +12711,7 @@
     </w:tblStylePr>
     <w:tblStylePr w:type="lastRow">
       <w:rPr>
+        <w:rFonts w:eastAsia="黑体"/>
         <w:b/>
         <w:bCs/>
         <w:i w:val="0"/>
@@ -12183,6 +12733,7 @@
     </w:tblStylePr>
     <w:tblStylePr w:type="firstCol">
       <w:rPr>
+        <w:rFonts w:eastAsia="黑体"/>
         <w:b/>
         <w:bCs/>
         <w:i w:val="0"/>
@@ -12202,6 +12753,7 @@
     </w:tblStylePr>
     <w:tblStylePr w:type="lastCol">
       <w:rPr>
+        <w:rFonts w:eastAsia="黑体"/>
         <w:b/>
         <w:bCs/>
         <w:i w:val="0"/>
@@ -12282,6 +12834,7 @@
     </w:tcPr>
     <w:tblStylePr w:type="firstRow">
       <w:rPr>
+        <w:rFonts w:eastAsia="黑体"/>
         <w:b/>
         <w:bCs/>
         <w:i w:val="0"/>
@@ -12303,6 +12856,7 @@
     </w:tblStylePr>
     <w:tblStylePr w:type="lastRow">
       <w:rPr>
+        <w:rFonts w:eastAsia="黑体"/>
         <w:b/>
         <w:bCs/>
         <w:i w:val="0"/>
@@ -12324,6 +12878,7 @@
     </w:tblStylePr>
     <w:tblStylePr w:type="firstCol">
       <w:rPr>
+        <w:rFonts w:eastAsia="黑体"/>
         <w:b/>
         <w:bCs/>
         <w:i w:val="0"/>
@@ -12343,6 +12898,7 @@
     </w:tblStylePr>
     <w:tblStylePr w:type="lastCol">
       <w:rPr>
+        <w:rFonts w:eastAsia="黑体"/>
         <w:b/>
         <w:bCs/>
         <w:i w:val="0"/>
@@ -12423,6 +12979,7 @@
     </w:tcPr>
     <w:tblStylePr w:type="firstRow">
       <w:rPr>
+        <w:rFonts w:eastAsia="黑体"/>
         <w:b/>
         <w:bCs/>
         <w:i w:val="0"/>
@@ -12444,6 +13001,7 @@
     </w:tblStylePr>
     <w:tblStylePr w:type="lastRow">
       <w:rPr>
+        <w:rFonts w:eastAsia="黑体"/>
         <w:b/>
         <w:bCs/>
         <w:i w:val="0"/>
@@ -12465,6 +13023,7 @@
     </w:tblStylePr>
     <w:tblStylePr w:type="firstCol">
       <w:rPr>
+        <w:rFonts w:eastAsia="黑体"/>
         <w:b/>
         <w:bCs/>
         <w:i w:val="0"/>
@@ -12484,6 +13043,7 @@
     </w:tblStylePr>
     <w:tblStylePr w:type="lastCol">
       <w:rPr>
+        <w:rFonts w:eastAsia="黑体"/>
         <w:b/>
         <w:bCs/>
         <w:i w:val="0"/>
@@ -12564,6 +13124,7 @@
     </w:tcPr>
     <w:tblStylePr w:type="firstRow">
       <w:rPr>
+        <w:rFonts w:eastAsia="黑体"/>
         <w:b/>
         <w:bCs/>
         <w:i w:val="0"/>
@@ -12585,6 +13146,7 @@
     </w:tblStylePr>
     <w:tblStylePr w:type="lastRow">
       <w:rPr>
+        <w:rFonts w:eastAsia="黑体"/>
         <w:b/>
         <w:bCs/>
         <w:i w:val="0"/>
@@ -12606,6 +13168,7 @@
     </w:tblStylePr>
     <w:tblStylePr w:type="firstCol">
       <w:rPr>
+        <w:rFonts w:eastAsia="黑体"/>
         <w:b/>
         <w:bCs/>
         <w:i w:val="0"/>
@@ -12625,6 +13188,7 @@
     </w:tblStylePr>
     <w:tblStylePr w:type="lastCol">
       <w:rPr>
+        <w:rFonts w:eastAsia="黑体"/>
         <w:b/>
         <w:bCs/>
         <w:i w:val="0"/>
@@ -12682,6 +13246,7 @@
       <w:spacing w:after="0" w:line="240" w:lineRule="auto"/>
     </w:pPr>
     <w:rPr>
+      <w:rFonts w:eastAsia="黑体"/>
       <w:color w:themeColor="background1" w:val="FFFFFF"/>
     </w:rPr>
     <w:tblPr>
@@ -12700,6 +13265,7 @@
     </w:tcPr>
     <w:tblStylePr w:type="firstRow">
       <w:rPr>
+        <w:rFonts w:eastAsia="黑体"/>
         <w:b/>
         <w:bCs/>
       </w:rPr>
@@ -12796,6 +13362,7 @@
       <w:spacing w:after="0" w:line="240" w:lineRule="auto"/>
     </w:pPr>
     <w:rPr>
+      <w:rFonts w:eastAsia="黑体"/>
       <w:color w:themeColor="background1" w:val="FFFFFF"/>
     </w:rPr>
     <w:tblPr>
@@ -12814,6 +13381,7 @@
     </w:tcPr>
     <w:tblStylePr w:type="firstRow">
       <w:rPr>
+        <w:rFonts w:eastAsia="黑体"/>
         <w:b/>
         <w:bCs/>
       </w:rPr>
@@ -12910,6 +13478,7 @@
       <w:spacing w:after="0" w:line="240" w:lineRule="auto"/>
     </w:pPr>
     <w:rPr>
+      <w:rFonts w:eastAsia="黑体"/>
       <w:color w:themeColor="background1" w:val="FFFFFF"/>
     </w:rPr>
     <w:tblPr>
@@ -12928,6 +13497,7 @@
     </w:tcPr>
     <w:tblStylePr w:type="firstRow">
       <w:rPr>
+        <w:rFonts w:eastAsia="黑体"/>
         <w:b/>
         <w:bCs/>
       </w:rPr>
@@ -13024,6 +13594,7 @@
       <w:spacing w:after="0" w:line="240" w:lineRule="auto"/>
     </w:pPr>
     <w:rPr>
+      <w:rFonts w:eastAsia="黑体"/>
       <w:color w:themeColor="background1" w:val="FFFFFF"/>
     </w:rPr>
     <w:tblPr>
@@ -13042,6 +13613,7 @@
     </w:tcPr>
     <w:tblStylePr w:type="firstRow">
       <w:rPr>
+        <w:rFonts w:eastAsia="黑体"/>
         <w:b/>
         <w:bCs/>
       </w:rPr>
@@ -13138,6 +13710,7 @@
       <w:spacing w:after="0" w:line="240" w:lineRule="auto"/>
     </w:pPr>
     <w:rPr>
+      <w:rFonts w:eastAsia="黑体"/>
       <w:color w:themeColor="background1" w:val="FFFFFF"/>
     </w:rPr>
     <w:tblPr>
@@ -13156,6 +13729,7 @@
     </w:tcPr>
     <w:tblStylePr w:type="firstRow">
       <w:rPr>
+        <w:rFonts w:eastAsia="黑体"/>
         <w:b/>
         <w:bCs/>
       </w:rPr>
@@ -13252,6 +13826,7 @@
       <w:spacing w:after="0" w:line="240" w:lineRule="auto"/>
     </w:pPr>
     <w:rPr>
+      <w:rFonts w:eastAsia="黑体"/>
       <w:color w:themeColor="background1" w:val="FFFFFF"/>
     </w:rPr>
     <w:tblPr>
@@ -13270,6 +13845,7 @@
     </w:tcPr>
     <w:tblStylePr w:type="firstRow">
       <w:rPr>
+        <w:rFonts w:eastAsia="黑体"/>
         <w:b/>
         <w:bCs/>
       </w:rPr>
@@ -13366,6 +13942,7 @@
       <w:spacing w:after="0" w:line="240" w:lineRule="auto"/>
     </w:pPr>
     <w:rPr>
+      <w:rFonts w:eastAsia="黑体"/>
       <w:color w:themeColor="background1" w:val="FFFFFF"/>
     </w:rPr>
     <w:tblPr>
@@ -13384,6 +13961,7 @@
     </w:tcPr>
     <w:tblStylePr w:type="firstRow">
       <w:rPr>
+        <w:rFonts w:eastAsia="黑体"/>
         <w:b/>
         <w:bCs/>
       </w:rPr>
@@ -13480,6 +14058,7 @@
       <w:spacing w:after="0" w:line="240" w:lineRule="auto"/>
     </w:pPr>
     <w:rPr>
+      <w:rFonts w:eastAsia="黑体"/>
       <w:color w:themeColor="text1" w:val="000000"/>
     </w:rPr>
     <w:tblPr>
@@ -13506,6 +14085,7 @@
     </w:tcPr>
     <w:tblStylePr w:type="firstRow">
       <w:rPr>
+        <w:rFonts w:eastAsia="黑体"/>
         <w:b/>
         <w:bCs/>
       </w:rPr>
@@ -13524,6 +14104,7 @@
     </w:tblStylePr>
     <w:tblStylePr w:type="lastRow">
       <w:rPr>
+        <w:rFonts w:eastAsia="黑体"/>
         <w:b/>
         <w:bCs/>
         <w:color w:themeColor="background1" w:val="FFFFFF"/>
@@ -13538,6 +14119,7 @@
     </w:tblStylePr>
     <w:tblStylePr w:type="firstCol">
       <w:rPr>
+        <w:rFonts w:eastAsia="黑体"/>
         <w:color w:themeColor="background1" w:val="FFFFFF"/>
       </w:rPr>
       <w:tblPr/>
@@ -13555,6 +14137,7 @@
     </w:tblStylePr>
     <w:tblStylePr w:type="lastCol">
       <w:rPr>
+        <w:rFonts w:eastAsia="黑体"/>
         <w:color w:themeColor="background1" w:val="FFFFFF"/>
       </w:rPr>
       <w:tblPr/>
@@ -13584,11 +14167,13 @@
     </w:tblStylePr>
     <w:tblStylePr w:type="neCell">
       <w:rPr>
+        <w:rFonts w:eastAsia="黑体"/>
         <w:color w:themeColor="text1" w:val="000000"/>
       </w:rPr>
     </w:tblStylePr>
     <w:tblStylePr w:type="nwCell">
       <w:rPr>
+        <w:rFonts w:eastAsia="黑体"/>
         <w:color w:themeColor="text1" w:val="000000"/>
       </w:rPr>
     </w:tblStylePr>
@@ -13602,6 +14187,7 @@
       <w:spacing w:after="0" w:line="240" w:lineRule="auto"/>
     </w:pPr>
     <w:rPr>
+      <w:rFonts w:eastAsia="黑体"/>
       <w:color w:themeColor="text1" w:val="000000"/>
     </w:rPr>
     <w:tblPr>
@@ -13628,6 +14214,7 @@
     </w:tcPr>
     <w:tblStylePr w:type="firstRow">
       <w:rPr>
+        <w:rFonts w:eastAsia="黑体"/>
         <w:b/>
         <w:bCs/>
       </w:rPr>
@@ -13646,6 +14233,7 @@
     </w:tblStylePr>
     <w:tblStylePr w:type="lastRow">
       <w:rPr>
+        <w:rFonts w:eastAsia="黑体"/>
         <w:b/>
         <w:bCs/>
         <w:color w:themeColor="background1" w:val="FFFFFF"/>
@@ -13660,6 +14248,7 @@
     </w:tblStylePr>
     <w:tblStylePr w:type="firstCol">
       <w:rPr>
+        <w:rFonts w:eastAsia="黑体"/>
         <w:color w:themeColor="background1" w:val="FFFFFF"/>
       </w:rPr>
       <w:tblPr/>
@@ -13677,6 +14266,7 @@
     </w:tblStylePr>
     <w:tblStylePr w:type="lastCol">
       <w:rPr>
+        <w:rFonts w:eastAsia="黑体"/>
         <w:color w:themeColor="background1" w:val="FFFFFF"/>
       </w:rPr>
       <w:tblPr/>
@@ -13706,11 +14296,13 @@
     </w:tblStylePr>
     <w:tblStylePr w:type="neCell">
       <w:rPr>
+        <w:rFonts w:eastAsia="黑体"/>
         <w:color w:themeColor="text1" w:val="000000"/>
       </w:rPr>
     </w:tblStylePr>
     <w:tblStylePr w:type="nwCell">
       <w:rPr>
+        <w:rFonts w:eastAsia="黑体"/>
         <w:color w:themeColor="text1" w:val="000000"/>
       </w:rPr>
     </w:tblStylePr>
@@ -13724,6 +14316,7 @@
       <w:spacing w:after="0" w:line="240" w:lineRule="auto"/>
     </w:pPr>
     <w:rPr>
+      <w:rFonts w:eastAsia="黑体"/>
       <w:color w:themeColor="text1" w:val="000000"/>
     </w:rPr>
     <w:tblPr>
@@ -13750,6 +14343,7 @@
     </w:tcPr>
     <w:tblStylePr w:type="firstRow">
       <w:rPr>
+        <w:rFonts w:eastAsia="黑体"/>
         <w:b/>
         <w:bCs/>
       </w:rPr>
@@ -13768,6 +14362,7 @@
     </w:tblStylePr>
     <w:tblStylePr w:type="lastRow">
       <w:rPr>
+        <w:rFonts w:eastAsia="黑体"/>
         <w:b/>
         <w:bCs/>
         <w:color w:themeColor="background1" w:val="FFFFFF"/>
@@ -13782,6 +14377,7 @@
     </w:tblStylePr>
     <w:tblStylePr w:type="firstCol">
       <w:rPr>
+        <w:rFonts w:eastAsia="黑体"/>
         <w:color w:themeColor="background1" w:val="FFFFFF"/>
       </w:rPr>
       <w:tblPr/>
@@ -13799,6 +14395,7 @@
     </w:tblStylePr>
     <w:tblStylePr w:type="lastCol">
       <w:rPr>
+        <w:rFonts w:eastAsia="黑体"/>
         <w:color w:themeColor="background1" w:val="FFFFFF"/>
       </w:rPr>
       <w:tblPr/>
@@ -13828,11 +14425,13 @@
     </w:tblStylePr>
     <w:tblStylePr w:type="neCell">
       <w:rPr>
+        <w:rFonts w:eastAsia="黑体"/>
         <w:color w:themeColor="text1" w:val="000000"/>
       </w:rPr>
     </w:tblStylePr>
     <w:tblStylePr w:type="nwCell">
       <w:rPr>
+        <w:rFonts w:eastAsia="黑体"/>
         <w:color w:themeColor="text1" w:val="000000"/>
       </w:rPr>
     </w:tblStylePr>
@@ -13846,6 +14445,7 @@
       <w:spacing w:after="0" w:line="240" w:lineRule="auto"/>
     </w:pPr>
     <w:rPr>
+      <w:rFonts w:eastAsia="黑体"/>
       <w:color w:themeColor="text1" w:val="000000"/>
     </w:rPr>
     <w:tblPr>
@@ -13872,6 +14472,7 @@
     </w:tcPr>
     <w:tblStylePr w:type="firstRow">
       <w:rPr>
+        <w:rFonts w:eastAsia="黑体"/>
         <w:b/>
         <w:bCs/>
       </w:rPr>
@@ -13890,6 +14491,7 @@
     </w:tblStylePr>
     <w:tblStylePr w:type="lastRow">
       <w:rPr>
+        <w:rFonts w:eastAsia="黑体"/>
         <w:b/>
         <w:bCs/>
         <w:color w:themeColor="background1" w:val="FFFFFF"/>
@@ -13904,6 +14506,7 @@
     </w:tblStylePr>
     <w:tblStylePr w:type="firstCol">
       <w:rPr>
+        <w:rFonts w:eastAsia="黑体"/>
         <w:color w:themeColor="background1" w:val="FFFFFF"/>
       </w:rPr>
       <w:tblPr/>
@@ -13921,6 +14524,7 @@
     </w:tblStylePr>
     <w:tblStylePr w:type="lastCol">
       <w:rPr>
+        <w:rFonts w:eastAsia="黑体"/>
         <w:color w:themeColor="background1" w:val="FFFFFF"/>
       </w:rPr>
       <w:tblPr/>
@@ -13958,6 +14562,7 @@
       <w:spacing w:after="0" w:line="240" w:lineRule="auto"/>
     </w:pPr>
     <w:rPr>
+      <w:rFonts w:eastAsia="黑体"/>
       <w:color w:themeColor="text1" w:val="000000"/>
     </w:rPr>
     <w:tblPr>
@@ -13984,6 +14589,7 @@
     </w:tcPr>
     <w:tblStylePr w:type="firstRow">
       <w:rPr>
+        <w:rFonts w:eastAsia="黑体"/>
         <w:b/>
         <w:bCs/>
       </w:rPr>
@@ -14002,6 +14608,7 @@
     </w:tblStylePr>
     <w:tblStylePr w:type="lastRow">
       <w:rPr>
+        <w:rFonts w:eastAsia="黑体"/>
         <w:b/>
         <w:bCs/>
         <w:color w:themeColor="background1" w:val="FFFFFF"/>
@@ -14016,6 +14623,7 @@
     </w:tblStylePr>
     <w:tblStylePr w:type="firstCol">
       <w:rPr>
+        <w:rFonts w:eastAsia="黑体"/>
         <w:color w:themeColor="background1" w:val="FFFFFF"/>
       </w:rPr>
       <w:tblPr/>
@@ -14033,6 +14641,7 @@
     </w:tblStylePr>
     <w:tblStylePr w:type="lastCol">
       <w:rPr>
+        <w:rFonts w:eastAsia="黑体"/>
         <w:color w:themeColor="background1" w:val="FFFFFF"/>
       </w:rPr>
       <w:tblPr/>
@@ -14062,11 +14671,13 @@
     </w:tblStylePr>
     <w:tblStylePr w:type="neCell">
       <w:rPr>
+        <w:rFonts w:eastAsia="黑体"/>
         <w:color w:themeColor="text1" w:val="000000"/>
       </w:rPr>
     </w:tblStylePr>
     <w:tblStylePr w:type="nwCell">
       <w:rPr>
+        <w:rFonts w:eastAsia="黑体"/>
         <w:color w:themeColor="text1" w:val="000000"/>
       </w:rPr>
     </w:tblStylePr>
@@ -14080,6 +14691,7 @@
       <w:spacing w:after="0" w:line="240" w:lineRule="auto"/>
     </w:pPr>
     <w:rPr>
+      <w:rFonts w:eastAsia="黑体"/>
       <w:color w:themeColor="text1" w:val="000000"/>
     </w:rPr>
     <w:tblPr>
@@ -14106,6 +14718,7 @@
     </w:tcPr>
     <w:tblStylePr w:type="firstRow">
       <w:rPr>
+        <w:rFonts w:eastAsia="黑体"/>
         <w:b/>
         <w:bCs/>
       </w:rPr>
@@ -14124,6 +14737,7 @@
     </w:tblStylePr>
     <w:tblStylePr w:type="lastRow">
       <w:rPr>
+        <w:rFonts w:eastAsia="黑体"/>
         <w:b/>
         <w:bCs/>
         <w:color w:themeColor="background1" w:val="FFFFFF"/>
@@ -14138,6 +14752,7 @@
     </w:tblStylePr>
     <w:tblStylePr w:type="firstCol">
       <w:rPr>
+        <w:rFonts w:eastAsia="黑体"/>
         <w:color w:themeColor="background1" w:val="FFFFFF"/>
       </w:rPr>
       <w:tblPr/>
@@ -14155,6 +14770,7 @@
     </w:tblStylePr>
     <w:tblStylePr w:type="lastCol">
       <w:rPr>
+        <w:rFonts w:eastAsia="黑体"/>
         <w:color w:themeColor="background1" w:val="FFFFFF"/>
       </w:rPr>
       <w:tblPr/>
@@ -14184,11 +14800,13 @@
     </w:tblStylePr>
     <w:tblStylePr w:type="neCell">
       <w:rPr>
+        <w:rFonts w:eastAsia="黑体"/>
         <w:color w:themeColor="text1" w:val="000000"/>
       </w:rPr>
     </w:tblStylePr>
     <w:tblStylePr w:type="nwCell">
       <w:rPr>
+        <w:rFonts w:eastAsia="黑体"/>
         <w:color w:themeColor="text1" w:val="000000"/>
       </w:rPr>
     </w:tblStylePr>
@@ -14202,6 +14820,7 @@
       <w:spacing w:after="0" w:line="240" w:lineRule="auto"/>
     </w:pPr>
     <w:rPr>
+      <w:rFonts w:eastAsia="黑体"/>
       <w:color w:themeColor="text1" w:val="000000"/>
     </w:rPr>
     <w:tblPr>
@@ -14228,6 +14847,7 @@
     </w:tcPr>
     <w:tblStylePr w:type="firstRow">
       <w:rPr>
+        <w:rFonts w:eastAsia="黑体"/>
         <w:b/>
         <w:bCs/>
       </w:rPr>
@@ -14246,6 +14866,7 @@
     </w:tblStylePr>
     <w:tblStylePr w:type="lastRow">
       <w:rPr>
+        <w:rFonts w:eastAsia="黑体"/>
         <w:b/>
         <w:bCs/>
         <w:color w:themeColor="background1" w:val="FFFFFF"/>
@@ -14260,6 +14881,7 @@
     </w:tblStylePr>
     <w:tblStylePr w:type="firstCol">
       <w:rPr>
+        <w:rFonts w:eastAsia="黑体"/>
         <w:color w:themeColor="background1" w:val="FFFFFF"/>
       </w:rPr>
       <w:tblPr/>
@@ -14277,6 +14899,7 @@
     </w:tblStylePr>
     <w:tblStylePr w:type="lastCol">
       <w:rPr>
+        <w:rFonts w:eastAsia="黑体"/>
         <w:color w:themeColor="background1" w:val="FFFFFF"/>
       </w:rPr>
       <w:tblPr/>
@@ -14306,11 +14929,13 @@
     </w:tblStylePr>
     <w:tblStylePr w:type="neCell">
       <w:rPr>
+        <w:rFonts w:eastAsia="黑体"/>
         <w:color w:themeColor="text1" w:val="000000"/>
       </w:rPr>
     </w:tblStylePr>
     <w:tblStylePr w:type="nwCell">
       <w:rPr>
+        <w:rFonts w:eastAsia="黑体"/>
         <w:color w:themeColor="text1" w:val="000000"/>
       </w:rPr>
     </w:tblStylePr>
@@ -14324,6 +14949,7 @@
       <w:spacing w:after="0" w:line="240" w:lineRule="auto"/>
     </w:pPr>
     <w:rPr>
+      <w:rFonts w:eastAsia="黑体"/>
       <w:color w:themeColor="text1" w:val="000000"/>
     </w:rPr>
     <w:tblPr>
@@ -14342,6 +14968,7 @@
     </w:tcPr>
     <w:tblStylePr w:type="firstRow">
       <w:rPr>
+        <w:rFonts w:eastAsia="黑体"/>
         <w:b/>
         <w:bCs/>
         <w:color w:themeColor="background1" w:val="FFFFFF"/>
@@ -14356,6 +14983,7 @@
     </w:tblStylePr>
     <w:tblStylePr w:type="lastRow">
       <w:rPr>
+        <w:rFonts w:eastAsia="黑体"/>
         <w:b/>
         <w:bCs/>
         <w:color w:themeColor="accent2" w:themeShade="CC" w:val="9E3A38"/>
@@ -14370,12 +14998,14 @@
     </w:tblStylePr>
     <w:tblStylePr w:type="firstCol">
       <w:rPr>
+        <w:rFonts w:eastAsia="黑体"/>
         <w:b/>
         <w:bCs/>
       </w:rPr>
     </w:tblStylePr>
     <w:tblStylePr w:type="lastCol">
       <w:rPr>
+        <w:rFonts w:eastAsia="黑体"/>
         <w:b/>
         <w:bCs/>
       </w:rPr>
@@ -14410,6 +15040,7 @@
       <w:spacing w:after="0" w:line="240" w:lineRule="auto"/>
     </w:pPr>
     <w:rPr>
+      <w:rFonts w:eastAsia="黑体"/>
       <w:color w:themeColor="text1" w:val="000000"/>
     </w:rPr>
     <w:tblPr>
@@ -14428,6 +15059,7 @@
     </w:tcPr>
     <w:tblStylePr w:type="firstRow">
       <w:rPr>
+        <w:rFonts w:eastAsia="黑体"/>
         <w:b/>
         <w:bCs/>
         <w:color w:themeColor="background1" w:val="FFFFFF"/>
@@ -14442,6 +15074,7 @@
     </w:tblStylePr>
     <w:tblStylePr w:type="lastRow">
       <w:rPr>
+        <w:rFonts w:eastAsia="黑体"/>
         <w:b/>
         <w:bCs/>
         <w:color w:themeColor="accent2" w:themeShade="CC" w:val="9E3A38"/>
@@ -14456,12 +15089,14 @@
     </w:tblStylePr>
     <w:tblStylePr w:type="firstCol">
       <w:rPr>
+        <w:rFonts w:eastAsia="黑体"/>
         <w:b/>
         <w:bCs/>
       </w:rPr>
     </w:tblStylePr>
     <w:tblStylePr w:type="lastCol">
       <w:rPr>
+        <w:rFonts w:eastAsia="黑体"/>
         <w:b/>
         <w:bCs/>
       </w:rPr>
@@ -14496,6 +15131,7 @@
       <w:spacing w:after="0" w:line="240" w:lineRule="auto"/>
     </w:pPr>
     <w:rPr>
+      <w:rFonts w:eastAsia="黑体"/>
       <w:color w:themeColor="text1" w:val="000000"/>
     </w:rPr>
     <w:tblPr>
@@ -14514,6 +15150,7 @@
     </w:tcPr>
     <w:tblStylePr w:type="firstRow">
       <w:rPr>
+        <w:rFonts w:eastAsia="黑体"/>
         <w:b/>
         <w:bCs/>
         <w:color w:themeColor="background1" w:val="FFFFFF"/>
@@ -14528,6 +15165,7 @@
     </w:tblStylePr>
     <w:tblStylePr w:type="lastRow">
       <w:rPr>
+        <w:rFonts w:eastAsia="黑体"/>
         <w:b/>
         <w:bCs/>
         <w:color w:themeColor="accent2" w:themeShade="CC" w:val="9E3A38"/>
@@ -14542,12 +15180,14 @@
     </w:tblStylePr>
     <w:tblStylePr w:type="firstCol">
       <w:rPr>
+        <w:rFonts w:eastAsia="黑体"/>
         <w:b/>
         <w:bCs/>
       </w:rPr>
     </w:tblStylePr>
     <w:tblStylePr w:type="lastCol">
       <w:rPr>
+        <w:rFonts w:eastAsia="黑体"/>
         <w:b/>
         <w:bCs/>
       </w:rPr>
@@ -14582,6 +15222,7 @@
       <w:spacing w:after="0" w:line="240" w:lineRule="auto"/>
     </w:pPr>
     <w:rPr>
+      <w:rFonts w:eastAsia="黑体"/>
       <w:color w:themeColor="text1" w:val="000000"/>
     </w:rPr>
     <w:tblPr>
@@ -14600,6 +15241,7 @@
     </w:tcPr>
     <w:tblStylePr w:type="firstRow">
       <w:rPr>
+        <w:rFonts w:eastAsia="黑体"/>
         <w:b/>
         <w:bCs/>
         <w:color w:themeColor="background1" w:val="FFFFFF"/>
@@ -14614,6 +15256,7 @@
     </w:tblStylePr>
     <w:tblStylePr w:type="lastRow">
       <w:rPr>
+        <w:rFonts w:eastAsia="黑体"/>
         <w:b/>
         <w:bCs/>
         <w:color w:themeColor="accent4" w:themeShade="CC" w:val="664E82"/>
@@ -14628,12 +15271,14 @@
     </w:tblStylePr>
     <w:tblStylePr w:type="firstCol">
       <w:rPr>
+        <w:rFonts w:eastAsia="黑体"/>
         <w:b/>
         <w:bCs/>
       </w:rPr>
     </w:tblStylePr>
     <w:tblStylePr w:type="lastCol">
       <w:rPr>
+        <w:rFonts w:eastAsia="黑体"/>
         <w:b/>
         <w:bCs/>
       </w:rPr>
@@ -14668,6 +15313,7 @@
       <w:spacing w:after="0" w:line="240" w:lineRule="auto"/>
     </w:pPr>
     <w:rPr>
+      <w:rFonts w:eastAsia="黑体"/>
       <w:color w:themeColor="text1" w:val="000000"/>
     </w:rPr>
     <w:tblPr>
@@ -14686,6 +15332,7 @@
     </w:tcPr>
     <w:tblStylePr w:type="firstRow">
       <w:rPr>
+        <w:rFonts w:eastAsia="黑体"/>
         <w:b/>
         <w:bCs/>
         <w:color w:themeColor="background1" w:val="FFFFFF"/>
@@ -14700,6 +15347,7 @@
     </w:tblStylePr>
     <w:tblStylePr w:type="lastRow">
       <w:rPr>
+        <w:rFonts w:eastAsia="黑体"/>
         <w:b/>
         <w:bCs/>
         <w:color w:themeColor="accent3" w:themeShade="CC" w:val="7E9C40"/>
@@ -14714,12 +15362,14 @@
     </w:tblStylePr>
     <w:tblStylePr w:type="firstCol">
       <w:rPr>
+        <w:rFonts w:eastAsia="黑体"/>
         <w:b/>
         <w:bCs/>
       </w:rPr>
     </w:tblStylePr>
     <w:tblStylePr w:type="lastCol">
       <w:rPr>
+        <w:rFonts w:eastAsia="黑体"/>
         <w:b/>
         <w:bCs/>
       </w:rPr>
@@ -14754,6 +15404,7 @@
       <w:spacing w:after="0" w:line="240" w:lineRule="auto"/>
     </w:pPr>
     <w:rPr>
+      <w:rFonts w:eastAsia="黑体"/>
       <w:color w:themeColor="text1" w:val="000000"/>
     </w:rPr>
     <w:tblPr>
@@ -14772,6 +15423,7 @@
     </w:tcPr>
     <w:tblStylePr w:type="firstRow">
       <w:rPr>
+        <w:rFonts w:eastAsia="黑体"/>
         <w:b/>
         <w:bCs/>
         <w:color w:themeColor="background1" w:val="FFFFFF"/>
@@ -14786,6 +15438,7 @@
     </w:tblStylePr>
     <w:tblStylePr w:type="lastRow">
       <w:rPr>
+        <w:rFonts w:eastAsia="黑体"/>
         <w:b/>
         <w:bCs/>
         <w:color w:themeColor="accent6" w:themeShade="CC" w:val="F2730A"/>
@@ -14800,12 +15453,14 @@
     </w:tblStylePr>
     <w:tblStylePr w:type="firstCol">
       <w:rPr>
+        <w:rFonts w:eastAsia="黑体"/>
         <w:b/>
         <w:bCs/>
       </w:rPr>
     </w:tblStylePr>
     <w:tblStylePr w:type="lastCol">
       <w:rPr>
+        <w:rFonts w:eastAsia="黑体"/>
         <w:b/>
         <w:bCs/>
       </w:rPr>
@@ -14840,6 +15495,7 @@
       <w:spacing w:after="0" w:line="240" w:lineRule="auto"/>
     </w:pPr>
     <w:rPr>
+      <w:rFonts w:eastAsia="黑体"/>
       <w:color w:themeColor="text1" w:val="000000"/>
     </w:rPr>
     <w:tblPr>
@@ -14858,6 +15514,7 @@
     </w:tcPr>
     <w:tblStylePr w:type="firstRow">
       <w:rPr>
+        <w:rFonts w:eastAsia="黑体"/>
         <w:b/>
         <w:bCs/>
         <w:color w:themeColor="background1" w:val="FFFFFF"/>
@@ -14872,6 +15529,7 @@
     </w:tblStylePr>
     <w:tblStylePr w:type="lastRow">
       <w:rPr>
+        <w:rFonts w:eastAsia="黑体"/>
         <w:b/>
         <w:bCs/>
         <w:color w:themeColor="accent5" w:themeShade="CC" w:val="348DA5"/>
@@ -14886,12 +15544,14 @@
     </w:tblStylePr>
     <w:tblStylePr w:type="firstCol">
       <w:rPr>
+        <w:rFonts w:eastAsia="黑体"/>
         <w:b/>
         <w:bCs/>
       </w:rPr>
     </w:tblStylePr>
     <w:tblStylePr w:type="lastCol">
       <w:rPr>
+        <w:rFonts w:eastAsia="黑体"/>
         <w:b/>
         <w:bCs/>
       </w:rPr>
@@ -14926,6 +15586,7 @@
       <w:spacing w:after="0" w:line="240" w:lineRule="auto"/>
     </w:pPr>
     <w:rPr>
+      <w:rFonts w:eastAsia="黑体"/>
       <w:color w:themeColor="text1" w:val="000000"/>
     </w:rPr>
     <w:tblPr>
@@ -14947,6 +15608,7 @@
     </w:tcPr>
     <w:tblStylePr w:type="firstRow">
       <w:rPr>
+        <w:rFonts w:eastAsia="黑体"/>
         <w:b/>
         <w:bCs/>
       </w:rPr>
@@ -14957,6 +15619,7 @@
     </w:tblStylePr>
     <w:tblStylePr w:type="lastRow">
       <w:rPr>
+        <w:rFonts w:eastAsia="黑体"/>
         <w:b/>
         <w:bCs/>
         <w:color w:themeColor="text1" w:val="000000"/>
@@ -14968,6 +15631,7 @@
     </w:tblStylePr>
     <w:tblStylePr w:type="firstCol">
       <w:rPr>
+        <w:rFonts w:eastAsia="黑体"/>
         <w:color w:themeColor="background1" w:val="FFFFFF"/>
       </w:rPr>
       <w:tblPr/>
@@ -14977,6 +15641,7 @@
     </w:tblStylePr>
     <w:tblStylePr w:type="lastCol">
       <w:rPr>
+        <w:rFonts w:eastAsia="黑体"/>
         <w:color w:themeColor="background1" w:val="FFFFFF"/>
       </w:rPr>
       <w:tblPr/>
@@ -15006,6 +15671,7 @@
       <w:spacing w:after="0" w:line="240" w:lineRule="auto"/>
     </w:pPr>
     <w:rPr>
+      <w:rFonts w:eastAsia="黑体"/>
       <w:color w:themeColor="text1" w:val="000000"/>
     </w:rPr>
     <w:tblPr>
@@ -15027,6 +15693,7 @@
     </w:tcPr>
     <w:tblStylePr w:type="firstRow">
       <w:rPr>
+        <w:rFonts w:eastAsia="黑体"/>
         <w:b/>
         <w:bCs/>
       </w:rPr>
@@ -15037,6 +15704,7 @@
     </w:tblStylePr>
     <w:tblStylePr w:type="lastRow">
       <w:rPr>
+        <w:rFonts w:eastAsia="黑体"/>
         <w:b/>
         <w:bCs/>
         <w:color w:themeColor="text1" w:val="000000"/>
@@ -15048,6 +15716,7 @@
     </w:tblStylePr>
     <w:tblStylePr w:type="firstCol">
       <w:rPr>
+        <w:rFonts w:eastAsia="黑体"/>
         <w:color w:themeColor="background1" w:val="FFFFFF"/>
       </w:rPr>
       <w:tblPr/>
@@ -15057,6 +15726,7 @@
     </w:tblStylePr>
     <w:tblStylePr w:type="lastCol">
       <w:rPr>
+        <w:rFonts w:eastAsia="黑体"/>
         <w:color w:themeColor="background1" w:val="FFFFFF"/>
       </w:rPr>
       <w:tblPr/>
@@ -15086,6 +15756,7 @@
       <w:spacing w:after="0" w:line="240" w:lineRule="auto"/>
     </w:pPr>
     <w:rPr>
+      <w:rFonts w:eastAsia="黑体"/>
       <w:color w:themeColor="text1" w:val="000000"/>
     </w:rPr>
     <w:tblPr>
@@ -15107,6 +15778,7 @@
     </w:tcPr>
     <w:tblStylePr w:type="firstRow">
       <w:rPr>
+        <w:rFonts w:eastAsia="黑体"/>
         <w:b/>
         <w:bCs/>
       </w:rPr>
@@ -15117,6 +15789,7 @@
     </w:tblStylePr>
     <w:tblStylePr w:type="lastRow">
       <w:rPr>
+        <w:rFonts w:eastAsia="黑体"/>
         <w:b/>
         <w:bCs/>
         <w:color w:themeColor="text1" w:val="000000"/>
@@ -15128,6 +15801,7 @@
     </w:tblStylePr>
     <w:tblStylePr w:type="firstCol">
       <w:rPr>
+        <w:rFonts w:eastAsia="黑体"/>
         <w:color w:themeColor="background1" w:val="FFFFFF"/>
       </w:rPr>
       <w:tblPr/>
@@ -15137,6 +15811,7 @@
     </w:tblStylePr>
     <w:tblStylePr w:type="lastCol">
       <w:rPr>
+        <w:rFonts w:eastAsia="黑体"/>
         <w:color w:themeColor="background1" w:val="FFFFFF"/>
       </w:rPr>
       <w:tblPr/>
@@ -15166,6 +15841,7 @@
       <w:spacing w:after="0" w:line="240" w:lineRule="auto"/>
     </w:pPr>
     <w:rPr>
+      <w:rFonts w:eastAsia="黑体"/>
       <w:color w:themeColor="text1" w:val="000000"/>
     </w:rPr>
     <w:tblPr>
@@ -15187,6 +15863,7 @@
     </w:tcPr>
     <w:tblStylePr w:type="firstRow">
       <w:rPr>
+        <w:rFonts w:eastAsia="黑体"/>
         <w:b/>
         <w:bCs/>
       </w:rPr>
@@ -15197,6 +15874,7 @@
     </w:tblStylePr>
     <w:tblStylePr w:type="lastRow">
       <w:rPr>
+        <w:rFonts w:eastAsia="黑体"/>
         <w:b/>
         <w:bCs/>
         <w:color w:themeColor="text1" w:val="000000"/>
@@ -15208,6 +15886,7 @@
     </w:tblStylePr>
     <w:tblStylePr w:type="firstCol">
       <w:rPr>
+        <w:rFonts w:eastAsia="黑体"/>
         <w:color w:themeColor="background1" w:val="FFFFFF"/>
       </w:rPr>
       <w:tblPr/>
@@ -15217,6 +15896,7 @@
     </w:tblStylePr>
     <w:tblStylePr w:type="lastCol">
       <w:rPr>
+        <w:rFonts w:eastAsia="黑体"/>
         <w:color w:themeColor="background1" w:val="FFFFFF"/>
       </w:rPr>
       <w:tblPr/>
@@ -15246,6 +15926,7 @@
       <w:spacing w:after="0" w:line="240" w:lineRule="auto"/>
     </w:pPr>
     <w:rPr>
+      <w:rFonts w:eastAsia="黑体"/>
       <w:color w:themeColor="text1" w:val="000000"/>
     </w:rPr>
     <w:tblPr>
@@ -15267,6 +15948,7 @@
     </w:tcPr>
     <w:tblStylePr w:type="firstRow">
       <w:rPr>
+        <w:rFonts w:eastAsia="黑体"/>
         <w:b/>
         <w:bCs/>
       </w:rPr>
@@ -15277,6 +15959,7 @@
     </w:tblStylePr>
     <w:tblStylePr w:type="lastRow">
       <w:rPr>
+        <w:rFonts w:eastAsia="黑体"/>
         <w:b/>
         <w:bCs/>
         <w:color w:themeColor="text1" w:val="000000"/>
@@ -15288,6 +15971,7 @@
     </w:tblStylePr>
     <w:tblStylePr w:type="firstCol">
       <w:rPr>
+        <w:rFonts w:eastAsia="黑体"/>
         <w:color w:themeColor="background1" w:val="FFFFFF"/>
       </w:rPr>
       <w:tblPr/>
@@ -15297,6 +15981,7 @@
     </w:tblStylePr>
     <w:tblStylePr w:type="lastCol">
       <w:rPr>
+        <w:rFonts w:eastAsia="黑体"/>
         <w:color w:themeColor="background1" w:val="FFFFFF"/>
       </w:rPr>
       <w:tblPr/>
@@ -15326,6 +16011,7 @@
       <w:spacing w:after="0" w:line="240" w:lineRule="auto"/>
     </w:pPr>
     <w:rPr>
+      <w:rFonts w:eastAsia="黑体"/>
       <w:color w:themeColor="text1" w:val="000000"/>
     </w:rPr>
     <w:tblPr>
@@ -15347,6 +16033,7 @@
     </w:tcPr>
     <w:tblStylePr w:type="firstRow">
       <w:rPr>
+        <w:rFonts w:eastAsia="黑体"/>
         <w:b/>
         <w:bCs/>
       </w:rPr>
@@ -15357,6 +16044,7 @@
     </w:tblStylePr>
     <w:tblStylePr w:type="lastRow">
       <w:rPr>
+        <w:rFonts w:eastAsia="黑体"/>
         <w:b/>
         <w:bCs/>
         <w:color w:themeColor="text1" w:val="000000"/>
@@ -15368,6 +16056,7 @@
     </w:tblStylePr>
     <w:tblStylePr w:type="firstCol">
       <w:rPr>
+        <w:rFonts w:eastAsia="黑体"/>
         <w:color w:themeColor="background1" w:val="FFFFFF"/>
       </w:rPr>
       <w:tblPr/>
@@ -15377,6 +16066,7 @@
     </w:tblStylePr>
     <w:tblStylePr w:type="lastCol">
       <w:rPr>
+        <w:rFonts w:eastAsia="黑体"/>
         <w:color w:themeColor="background1" w:val="FFFFFF"/>
       </w:rPr>
       <w:tblPr/>
@@ -15406,6 +16096,7 @@
       <w:spacing w:after="0" w:line="240" w:lineRule="auto"/>
     </w:pPr>
     <w:rPr>
+      <w:rFonts w:eastAsia="黑体"/>
       <w:color w:themeColor="text1" w:val="000000"/>
     </w:rPr>
     <w:tblPr>
@@ -15427,6 +16118,7 @@
     </w:tcPr>
     <w:tblStylePr w:type="firstRow">
       <w:rPr>
+        <w:rFonts w:eastAsia="黑体"/>
         <w:b/>
         <w:bCs/>
       </w:rPr>
@@ -15437,6 +16129,7 @@
     </w:tblStylePr>
     <w:tblStylePr w:type="lastRow">
       <w:rPr>
+        <w:rFonts w:eastAsia="黑体"/>
         <w:b/>
         <w:bCs/>
         <w:color w:themeColor="text1" w:val="000000"/>
@@ -15448,6 +16141,7 @@
     </w:tblStylePr>
     <w:tblStylePr w:type="firstCol">
       <w:rPr>
+        <w:rFonts w:eastAsia="黑体"/>
         <w:color w:themeColor="background1" w:val="FFFFFF"/>
       </w:rPr>
       <w:tblPr/>
@@ -15457,6 +16151,7 @@
     </w:tblStylePr>
     <w:tblStylePr w:type="lastCol">
       <w:rPr>
+        <w:rFonts w:eastAsia="黑体"/>
         <w:color w:themeColor="background1" w:val="FFFFFF"/>
       </w:rPr>
       <w:tblPr/>
@@ -15489,6 +16184,7 @@
     <w:name w:val="KeywordTok"/>
     <w:basedOn w:val="VerbatimChar"/>
     <w:rPr>
+      <w:rFonts w:eastAsia="黑体"/>
       <w:b/>
       <w:color w:val="007020"/>
     </w:rPr>
@@ -15497,6 +16193,7 @@
     <w:name w:val="DataTypeTok"/>
     <w:basedOn w:val="VerbatimChar"/>
     <w:rPr>
+      <w:rFonts w:eastAsia="黑体"/>
       <w:color w:val="902000"/>
     </w:rPr>
   </w:style>
@@ -15504,6 +16201,7 @@
     <w:name w:val="DecValTok"/>
     <w:basedOn w:val="VerbatimChar"/>
     <w:rPr>
+      <w:rFonts w:eastAsia="黑体"/>
       <w:color w:val="40a070"/>
     </w:rPr>
   </w:style>
@@ -15511,6 +16209,7 @@
     <w:name w:val="BaseNTok"/>
     <w:basedOn w:val="VerbatimChar"/>
     <w:rPr>
+      <w:rFonts w:eastAsia="黑体"/>
       <w:color w:val="40a070"/>
     </w:rPr>
   </w:style>
@@ -15518,6 +16217,7 @@
     <w:name w:val="FloatTok"/>
     <w:basedOn w:val="VerbatimChar"/>
     <w:rPr>
+      <w:rFonts w:eastAsia="黑体"/>
       <w:color w:val="40a070"/>
     </w:rPr>
   </w:style>
@@ -15525,6 +16225,7 @@
     <w:name w:val="ConstantTok"/>
     <w:basedOn w:val="VerbatimChar"/>
     <w:rPr>
+      <w:rFonts w:eastAsia="黑体"/>
       <w:color w:val="880000"/>
     </w:rPr>
   </w:style>
@@ -15532,6 +16233,7 @@
     <w:name w:val="CharTok"/>
     <w:basedOn w:val="VerbatimChar"/>
     <w:rPr>
+      <w:rFonts w:eastAsia="黑体"/>
       <w:color w:val="4070a0"/>
     </w:rPr>
   </w:style>
@@ -15539,6 +16241,7 @@
     <w:name w:val="SpecialCharTok"/>
     <w:basedOn w:val="VerbatimChar"/>
     <w:rPr>
+      <w:rFonts w:eastAsia="黑体"/>
       <w:color w:val="4070a0"/>
     </w:rPr>
   </w:style>
@@ -15546,6 +16249,7 @@
     <w:name w:val="StringTok"/>
     <w:basedOn w:val="VerbatimChar"/>
     <w:rPr>
+      <w:rFonts w:eastAsia="黑体"/>
       <w:color w:val="4070a0"/>
     </w:rPr>
   </w:style>
@@ -15553,6 +16257,7 @@
     <w:name w:val="VerbatimStringTok"/>
     <w:basedOn w:val="VerbatimChar"/>
     <w:rPr>
+      <w:rFonts w:eastAsia="黑体"/>
       <w:color w:val="4070a0"/>
     </w:rPr>
   </w:style>
@@ -15560,6 +16265,7 @@
     <w:name w:val="SpecialStringTok"/>
     <w:basedOn w:val="VerbatimChar"/>
     <w:rPr>
+      <w:rFonts w:eastAsia="黑体"/>
       <w:color w:val="bb6688"/>
     </w:rPr>
   </w:style>
@@ -15567,6 +16273,7 @@
     <w:name w:val="ImportTok"/>
     <w:basedOn w:val="VerbatimChar"/>
     <w:rPr>
+      <w:rFonts w:eastAsia="黑体"/>
       <w:b/>
       <w:color w:val="008000"/>
     </w:rPr>
@@ -15575,6 +16282,7 @@
     <w:name w:val="CommentTok"/>
     <w:basedOn w:val="VerbatimChar"/>
     <w:rPr>
+      <w:rFonts w:eastAsia="黑体"/>
       <w:i/>
       <w:color w:val="60a0b0"/>
     </w:rPr>
@@ -15583,6 +16291,7 @@
     <w:name w:val="DocumentationTok"/>
     <w:basedOn w:val="VerbatimChar"/>
     <w:rPr>
+      <w:rFonts w:eastAsia="黑体"/>
       <w:i/>
       <w:color w:val="ba2121"/>
     </w:rPr>
@@ -15591,6 +16300,7 @@
     <w:name w:val="AnnotationTok"/>
     <w:basedOn w:val="VerbatimChar"/>
     <w:rPr>
+      <w:rFonts w:eastAsia="黑体"/>
       <w:b/>
       <w:i/>
       <w:color w:val="60a0b0"/>
@@ -15600,6 +16310,7 @@
     <w:name w:val="CommentVarTok"/>
     <w:basedOn w:val="VerbatimChar"/>
     <w:rPr>
+      <w:rFonts w:eastAsia="黑体"/>
       <w:b/>
       <w:i/>
       <w:color w:val="60a0b0"/>
@@ -15609,6 +16320,7 @@
     <w:name w:val="OtherTok"/>
     <w:basedOn w:val="VerbatimChar"/>
     <w:rPr>
+      <w:rFonts w:eastAsia="黑体"/>
       <w:color w:val="007020"/>
     </w:rPr>
   </w:style>
@@ -15616,6 +16328,7 @@
     <w:name w:val="FunctionTok"/>
     <w:basedOn w:val="VerbatimChar"/>
     <w:rPr>
+      <w:rFonts w:eastAsia="黑体"/>
       <w:color w:val="06287e"/>
     </w:rPr>
   </w:style>
@@ -15623,6 +16336,7 @@
     <w:name w:val="VariableTok"/>
     <w:basedOn w:val="VerbatimChar"/>
     <w:rPr>
+      <w:rFonts w:eastAsia="黑体"/>
       <w:color w:val="19177c"/>
     </w:rPr>
   </w:style>
@@ -15630,6 +16344,7 @@
     <w:name w:val="ControlFlowTok"/>
     <w:basedOn w:val="VerbatimChar"/>
     <w:rPr>
+      <w:rFonts w:eastAsia="黑体"/>
       <w:b/>
       <w:color w:val="007020"/>
     </w:rPr>
@@ -15638,6 +16353,7 @@
     <w:name w:val="OperatorTok"/>
     <w:basedOn w:val="VerbatimChar"/>
     <w:rPr>
+      <w:rFonts w:eastAsia="黑体"/>
       <w:color w:val="666666"/>
     </w:rPr>
   </w:style>
@@ -15645,18 +16361,22 @@
     <w:name w:val="BuiltInTok"/>
     <w:basedOn w:val="VerbatimChar"/>
     <w:rPr>
+      <w:rFonts w:eastAsia="黑体"/>
       <w:color w:val="008000"/>
     </w:rPr>
   </w:style>
   <w:style w:type="character" w:customStyle="1" w:styleId="ExtensionTok">
     <w:name w:val="ExtensionTok"/>
     <w:basedOn w:val="VerbatimChar"/>
-    <w:rPr/>
+    <w:rPr>
+      <w:rFonts w:eastAsia="黑体"/>
+    </w:rPr>
   </w:style>
   <w:style w:type="character" w:customStyle="1" w:styleId="PreprocessorTok">
     <w:name w:val="PreprocessorTok"/>
     <w:basedOn w:val="VerbatimChar"/>
     <w:rPr>
+      <w:rFonts w:eastAsia="黑体"/>
       <w:color w:val="bc7a00"/>
     </w:rPr>
   </w:style>
@@ -15664,18 +16384,22 @@
     <w:name w:val="AttributeTok"/>
     <w:basedOn w:val="VerbatimChar"/>
     <w:rPr>
+      <w:rFonts w:eastAsia="黑体"/>
       <w:color w:val="7d9029"/>
     </w:rPr>
   </w:style>
   <w:style w:type="character" w:customStyle="1" w:styleId="RegionMarkerTok">
     <w:name w:val="RegionMarkerTok"/>
     <w:basedOn w:val="VerbatimChar"/>
-    <w:rPr/>
+    <w:rPr>
+      <w:rFonts w:eastAsia="黑体"/>
+    </w:rPr>
   </w:style>
   <w:style w:type="character" w:customStyle="1" w:styleId="InformationTok">
     <w:name w:val="InformationTok"/>
     <w:basedOn w:val="VerbatimChar"/>
     <w:rPr>
+      <w:rFonts w:eastAsia="黑体"/>
       <w:b/>
       <w:i/>
       <w:color w:val="60a0b0"/>
@@ -15685,6 +16409,7 @@
     <w:name w:val="WarningTok"/>
     <w:basedOn w:val="VerbatimChar"/>
     <w:rPr>
+      <w:rFonts w:eastAsia="黑体"/>
       <w:b/>
       <w:i/>
       <w:color w:val="60a0b0"/>
@@ -15694,6 +16419,7 @@
     <w:name w:val="AlertTok"/>
     <w:basedOn w:val="VerbatimChar"/>
     <w:rPr>
+      <w:rFonts w:eastAsia="黑体"/>
       <w:b/>
       <w:color w:val="ff0000"/>
     </w:rPr>
@@ -15702,6 +16428,7 @@
     <w:name w:val="ErrorTok"/>
     <w:basedOn w:val="VerbatimChar"/>
     <w:rPr>
+      <w:rFonts w:eastAsia="黑体"/>
       <w:b/>
       <w:color w:val="ff0000"/>
     </w:rPr>
@@ -15709,7 +16436,9 @@
   <w:style w:type="character" w:customStyle="1" w:styleId="NormalTok">
     <w:name w:val="NormalTok"/>
     <w:basedOn w:val="VerbatimChar"/>
-    <w:rPr/>
+    <w:rPr>
+      <w:rFonts w:eastAsia="黑体"/>
+    </w:rPr>
   </w:style>
 </w:styles>
 </file>
@@ -15758,12 +16487,12 @@
     <a:fontScheme name="Office">
       <a:majorFont>
         <a:latin typeface="Calibri"/>
-        <a:ea typeface=""/>
+        <a:ea typeface="黑体"/>
         <a:cs typeface=""/>
         <a:font script="Jpan" typeface="ＭＳ ゴシック"/>
         <a:font script="Hang" typeface="맑은 고딕"/>
-        <a:font script="Hans" typeface="宋体"/>
-        <a:font script="Hant" typeface="新細明體"/>
+        <a:font script="Hans" typeface="黑体"/>
+        <a:font script="Hant" typeface="黑体"/>
         <a:font script="Arab" typeface="Times New Roman"/>
         <a:font script="Hebr" typeface="Times New Roman"/>
         <a:font script="Thai" typeface="Angsana New"/>
@@ -15793,12 +16522,12 @@
       </a:majorFont>
       <a:minorFont>
         <a:latin typeface="Cambria"/>
-        <a:ea typeface=""/>
+        <a:ea typeface="黑体"/>
         <a:cs typeface=""/>
         <a:font script="Jpan" typeface="ＭＳ 明朝"/>
         <a:font script="Hang" typeface="맑은 고딕"/>
-        <a:font script="Hans" typeface="宋体"/>
-        <a:font script="Hant" typeface="新細明體"/>
+        <a:font script="Hans" typeface="黑体"/>
+        <a:font script="Hant" typeface="黑体"/>
         <a:font script="Arab" typeface="Arial"/>
         <a:font script="Hebr" typeface="Arial"/>
         <a:font script="Thai" typeface="Cordia New"/>

--- a/02-放大电路/04-射频放大电路/中频放大电路IF/中频放大电路IF.docx
+++ b/02-放大电路/04-射频放大电路/中频放大电路IF/中频放大电路IF.docx
@@ -3416,7 +3416,7 @@
           <w:color w:val="555555"/>
           <w:sz w:val="21"/>
         </w:rPr>
-        <w:t>材料收集者：杜文杰，WX手机：19519196569，QQ:3478827729</w:t>
+        <w:t>材料收集者：杜文杰，微信/手机：19519196569，QQ:3478827729</w:t>
       </w:r>
     </w:p>
     <w:sectPr>
